--- a/05-数字电路/03-单片机及嵌入式接口/GPIO输入输出接口电路/GPIO输入输出接口电路.docx
+++ b/05-数字电路/03-单片机及嵌入式接口/GPIO输入输出接口电路/GPIO输入输出接口电路.docx
@@ -1911,6 +1911,20 @@
     </w:p>
     <w:bookmarkEnd w:id="26"/>
     <w:bookmarkEnd w:id="27"/>
+    <w:p>
+      <w:pPr>
+        <w:spacing w:before="360"/>
+        <w:jc w:val="center"/>
+      </w:pPr>
+      <w:r>
+        <w:rPr>
+          <w:rFonts w:ascii="Times New Roman" w:hAnsi="Times New Roman"/>
+          <w:color w:val="555555"/>
+          <w:sz w:val="21"/>
+        </w:rPr>
+        <w:t>材料收集者：杜文杰</w:t>
+      </w:r>
+    </w:p>
     <w:sectPr>
       <w:headerReference r:id="rId9" w:type="default"/>
       <w:footerReference r:id="rId10" w:type="default"/>

--- a/05-数字电路/03-单片机及嵌入式接口/GPIO输入输出接口电路/GPIO输入输出接口电路.docx
+++ b/05-数字电路/03-单片机及嵌入式接口/GPIO输入输出接口电路/GPIO输入输出接口电路.docx
@@ -1,6 +1,6 @@
 
 <file path=word/document.xml><?xml version="1.0" encoding="utf-8"?>
-<w:document xmlns:w="http://schemas.openxmlformats.org/wordprocessingml/2006/main" xmlns:m="http://schemas.openxmlformats.org/officeDocument/2006/math" xmlns:r="http://schemas.openxmlformats.org/officeDocument/2006/relationships" xmlns:o="urn:schemas-microsoft-com:office:office" xmlns:v="urn:schemas-microsoft-com:vml" xmlns:w10="urn:schemas-microsoft-com:office:word" xmlns:a="http://schemas.openxmlformats.org/drawingml/2006/main" xmlns:pic="http://schemas.openxmlformats.org/drawingml/2006/picture" xmlns:wp="http://schemas.openxmlformats.org/drawingml/2006/wordprocessingDrawing">
+<w:document xmlns:m="http://schemas.openxmlformats.org/officeDocument/2006/math" xmlns:r="http://schemas.openxmlformats.org/officeDocument/2006/relationships" xmlns:w="http://schemas.openxmlformats.org/wordprocessingml/2006/main" xmlns:o="urn:schemas-microsoft-com:office:office" xmlns:v="urn:schemas-microsoft-com:vml" xmlns:w10="urn:schemas-microsoft-com:office:word" xmlns:a="http://schemas.openxmlformats.org/drawingml/2006/main" xmlns:pic="http://schemas.openxmlformats.org/drawingml/2006/picture" xmlns:wp="http://schemas.openxmlformats.org/drawingml/2006/wordprocessingDrawing">
   <w:body>
     <w:bookmarkStart w:id="27" w:name="gpio-输入输出接口电路"/>
     <w:p>
@@ -8,11 +8,14 @@
         <w:pStyle w:val="Heading1"/>
       </w:pPr>
       <w:r>
+        <w:rPr>
+          <w:rFonts w:eastAsia="黑体"/>
+        </w:rPr>
         <w:t xml:space="preserve">GPIO </w:t>
       </w:r>
       <w:r>
         <w:rPr>
-          <w:rFonts w:hint="eastAsia"/>
+          <w:rFonts w:hint="eastAsia" w:eastAsia="黑体"/>
         </w:rPr>
         <w:t xml:space="preserve">输入输出接口电路</w:t>
       </w:r>
@@ -24,7 +27,7 @@
       </w:pPr>
       <w:r>
         <w:rPr>
-          <w:rFonts w:hint="eastAsia"/>
+          <w:rFonts w:hint="eastAsia" w:eastAsia="黑体"/>
         </w:rPr>
         <w:t xml:space="preserve">拓扑描述</w:t>
       </w:r>
@@ -35,15 +38,19 @@
       </w:pPr>
       <w:r>
         <w:rPr>
-          <w:rFonts w:hint="eastAsia"/>
+          <w:rFonts w:hint="eastAsia" w:eastAsia="黑体"/>
         </w:rPr>
         <w:t xml:space="preserve">由</w:t>
       </w:r>
       <w:r>
+        <w:rPr>
+          <w:rFonts w:eastAsia="黑体"/>
+        </w:rPr>
         <w:t xml:space="preserve"> </w:t>
       </w:r>
       <w:r>
         <w:rPr>
+          <w:rFonts w:eastAsia="黑体"/>
           <w:b/>
           <w:bCs/>
         </w:rPr>
@@ -51,7 +58,7 @@
       </w:r>
       <w:r>
         <w:rPr>
-          <w:rFonts w:hint="eastAsia"/>
+          <w:rFonts w:hint="eastAsia" w:eastAsia="黑体"/>
           <w:b/>
           <w:bCs/>
         </w:rPr>
@@ -59,6 +66,7 @@
       </w:r>
       <w:r>
         <w:rPr>
+          <w:rFonts w:eastAsia="黑体"/>
           <w:b/>
           <w:bCs/>
         </w:rPr>
@@ -66,87 +74,111 @@
       </w:r>
       <w:r>
         <w:rPr>
-          <w:rFonts w:hint="eastAsia"/>
+          <w:rFonts w:hint="eastAsia" w:eastAsia="黑体"/>
           <w:b/>
           <w:bCs/>
         </w:rPr>
         <w:t xml:space="preserve">端口</w:t>
       </w:r>
       <w:r>
+        <w:rPr>
+          <w:rFonts w:eastAsia="黑体"/>
+        </w:rPr>
         <w:t xml:space="preserve">、</w:t>
       </w:r>
       <w:r>
         <w:rPr>
-          <w:rFonts w:hint="eastAsia"/>
+          <w:rFonts w:hint="eastAsia" w:eastAsia="黑体"/>
           <w:b/>
           <w:bCs/>
         </w:rPr>
         <w:t xml:space="preserve">外部数字器件/负载</w:t>
       </w:r>
       <w:r>
+        <w:rPr>
+          <w:rFonts w:eastAsia="黑体"/>
+        </w:rPr>
         <w:t xml:space="preserve"> </w:t>
       </w:r>
       <w:r>
         <w:rPr>
-          <w:rFonts w:hint="eastAsia"/>
+          <w:rFonts w:hint="eastAsia" w:eastAsia="黑体"/>
         </w:rPr>
         <w:t xml:space="preserve">与</w:t>
       </w:r>
       <w:r>
+        <w:rPr>
+          <w:rFonts w:eastAsia="黑体"/>
+        </w:rPr>
         <w:t xml:space="preserve"> </w:t>
       </w:r>
       <w:r>
         <w:rPr>
-          <w:rFonts w:hint="eastAsia"/>
+          <w:rFonts w:hint="eastAsia" w:eastAsia="黑体"/>
           <w:b/>
           <w:bCs/>
         </w:rPr>
         <w:t xml:space="preserve">可选的上拉/下拉电阻</w:t>
       </w:r>
       <w:r>
+        <w:rPr>
+          <w:rFonts w:eastAsia="黑体"/>
+        </w:rPr>
         <w:t xml:space="preserve"> </w:t>
       </w:r>
       <w:r>
         <w:rPr>
-          <w:rFonts w:hint="eastAsia"/>
+          <w:rFonts w:hint="eastAsia" w:eastAsia="黑体"/>
         </w:rPr>
         <w:t xml:space="preserve">组成。每个</w:t>
       </w:r>
       <w:r>
+        <w:rPr>
+          <w:rFonts w:eastAsia="黑体"/>
+        </w:rPr>
         <w:t xml:space="preserve"> GPIO </w:t>
       </w:r>
       <w:r>
         <w:rPr>
-          <w:rFonts w:hint="eastAsia"/>
+          <w:rFonts w:hint="eastAsia" w:eastAsia="黑体"/>
         </w:rPr>
         <w:t xml:space="preserve">引脚内部由方向寄存器控制的</w:t>
       </w:r>
       <w:r>
+        <w:rPr>
+          <w:rFonts w:eastAsia="黑体"/>
+        </w:rPr>
         <w:t xml:space="preserve"> </w:t>
       </w:r>
       <w:r>
         <w:rPr>
-          <w:rFonts w:hint="eastAsia"/>
+          <w:rFonts w:hint="eastAsia" w:eastAsia="黑体"/>
           <w:b/>
           <w:bCs/>
         </w:rPr>
         <w:t xml:space="preserve">输入缓冲器</w:t>
       </w:r>
       <w:r>
+        <w:rPr>
+          <w:rFonts w:eastAsia="黑体"/>
+        </w:rPr>
         <w:t xml:space="preserve"> </w:t>
       </w:r>
       <w:r>
         <w:rPr>
-          <w:rFonts w:hint="eastAsia"/>
+          <w:rFonts w:hint="eastAsia" w:eastAsia="黑体"/>
         </w:rPr>
         <w:t xml:space="preserve">与</w:t>
       </w:r>
       <w:r>
+        <w:rPr>
+          <w:rFonts w:eastAsia="黑体"/>
+        </w:rPr>
         <w:t xml:space="preserve"> </w:t>
       </w:r>
       <w:r>
         <w:rPr>
-          <w:rFonts w:hint="eastAsia"/>
+          <w:rFonts w:hint="eastAsia" w:eastAsia="黑体"/>
           <w:b/>
           <w:bCs/>
         </w:rPr>
@@ -154,22 +186,25 @@
       </w:r>
       <w:r>
         <w:rPr>
-          <w:rFonts w:hint="eastAsia"/>
+          <w:rFonts w:hint="eastAsia" w:eastAsia="黑体"/>
         </w:rPr>
         <w:t xml:space="preserve">（推挽或开漏）构成，既可作输入也可作输出。电路共有</w:t>
       </w:r>
       <w:r>
+        <w:rPr>
+          <w:rFonts w:eastAsia="黑体"/>
+        </w:rPr>
         <w:t xml:space="preserve"> 4 </w:t>
       </w:r>
       <w:r>
         <w:rPr>
-          <w:rFonts w:hint="eastAsia"/>
+          <w:rFonts w:hint="eastAsia" w:eastAsia="黑体"/>
         </w:rPr>
         <w:t xml:space="preserve">个关键节点：</w:t>
       </w:r>
       <w:r>
         <w:rPr>
-          <w:rFonts w:hint="eastAsia"/>
+          <w:rFonts w:hint="eastAsia" w:eastAsia="黑体"/>
           <w:b/>
           <w:bCs/>
         </w:rPr>
@@ -177,6 +212,7 @@
       </w:r>
       <w:r>
         <w:rPr>
+          <w:rFonts w:eastAsia="黑体"/>
           <w:b/>
           <w:bCs/>
         </w:rPr>
@@ -184,7 +220,7 @@
       </w:r>
       <w:r>
         <w:rPr>
-          <w:rFonts w:hint="eastAsia"/>
+          <w:rFonts w:hint="eastAsia" w:eastAsia="黑体"/>
           <w:b/>
           <w:bCs/>
         </w:rPr>
@@ -192,13 +228,13 @@
       </w:r>
       <w:r>
         <w:rPr>
-          <w:rFonts w:hint="eastAsia"/>
+          <w:rFonts w:hint="eastAsia" w:eastAsia="黑体"/>
         </w:rPr>
         <w:t xml:space="preserve">（输出驱动器输出与输入缓冲器输入共用的外部引脚，接外部负载或信号源）；</w:t>
       </w:r>
       <w:r>
         <w:rPr>
-          <w:rFonts w:hint="eastAsia"/>
+          <w:rFonts w:hint="eastAsia" w:eastAsia="黑体"/>
           <w:b/>
           <w:bCs/>
         </w:rPr>
@@ -206,6 +242,7 @@
       </w:r>
       <w:r>
         <w:rPr>
+          <w:rFonts w:eastAsia="黑体"/>
           <w:b/>
           <w:bCs/>
         </w:rPr>
@@ -213,7 +250,7 @@
       </w:r>
       <w:r>
         <w:rPr>
-          <w:rFonts w:hint="eastAsia"/>
+          <w:rFonts w:hint="eastAsia" w:eastAsia="黑体"/>
           <w:b/>
           <w:bCs/>
         </w:rPr>
@@ -221,13 +258,13 @@
       </w:r>
       <w:r>
         <w:rPr>
-          <w:rFonts w:hint="eastAsia"/>
+          <w:rFonts w:hint="eastAsia" w:eastAsia="黑体"/>
         </w:rPr>
         <w:t xml:space="preserve">（上拉或下拉电阻与引脚相连的一端）；</w:t>
       </w:r>
       <w:r>
         <w:rPr>
-          <w:rFonts w:hint="eastAsia"/>
+          <w:rFonts w:hint="eastAsia" w:eastAsia="黑体"/>
           <w:b/>
           <w:bCs/>
         </w:rPr>
@@ -235,6 +272,7 @@
       </w:r>
       <w:r>
         <w:rPr>
+          <w:rFonts w:eastAsia="黑体"/>
           <w:b/>
           <w:bCs/>
         </w:rPr>
@@ -242,7 +280,7 @@
       </w:r>
       <w:r>
         <w:rPr>
-          <w:rFonts w:hint="eastAsia"/>
+          <w:rFonts w:hint="eastAsia" w:eastAsia="黑体"/>
           <w:b/>
           <w:bCs/>
         </w:rPr>
@@ -250,11 +288,14 @@
       </w:r>
       <w:r>
         <w:rPr>
-          <w:rFonts w:hint="eastAsia"/>
+          <w:rFonts w:hint="eastAsia" w:eastAsia="黑体"/>
         </w:rPr>
         <w:t xml:space="preserve">（接</w:t>
       </w:r>
       <w:r>
+        <w:rPr>
+          <w:rFonts w:eastAsia="黑体"/>
+        </w:rPr>
         <w:t xml:space="preserve"> </w:t>
       </w:r>
       <m:oMath>
@@ -281,26 +322,32 @@
         </m:sSub>
       </m:oMath>
       <w:r>
+        <w:rPr>
+          <w:rFonts w:eastAsia="黑体"/>
+        </w:rPr>
         <w:t xml:space="preserve"> </w:t>
       </w:r>
       <w:r>
         <w:rPr>
-          <w:rFonts w:hint="eastAsia"/>
+          <w:rFonts w:hint="eastAsia" w:eastAsia="黑体"/>
         </w:rPr>
         <w:t xml:space="preserve">或</w:t>
       </w:r>
       <w:r>
+        <w:rPr>
+          <w:rFonts w:eastAsia="黑体"/>
+        </w:rPr>
         <w:t xml:space="preserve"> </w:t>
       </w:r>
       <w:r>
         <w:rPr>
-          <w:rFonts w:hint="eastAsia"/>
+          <w:rFonts w:hint="eastAsia" w:eastAsia="黑体"/>
         </w:rPr>
         <w:t xml:space="preserve">GND）；</w:t>
       </w:r>
       <w:r>
         <w:rPr>
-          <w:rFonts w:hint="eastAsia"/>
+          <w:rFonts w:hint="eastAsia" w:eastAsia="黑体"/>
           <w:b/>
           <w:bCs/>
         </w:rPr>
@@ -308,6 +355,7 @@
       </w:r>
       <w:r>
         <w:rPr>
+          <w:rFonts w:eastAsia="黑体"/>
           <w:b/>
           <w:bCs/>
         </w:rPr>
@@ -315,7 +363,7 @@
       </w:r>
       <w:r>
         <w:rPr>
-          <w:rFonts w:hint="eastAsia"/>
+          <w:rFonts w:hint="eastAsia" w:eastAsia="黑体"/>
           <w:b/>
           <w:bCs/>
         </w:rPr>
@@ -323,7 +371,7 @@
       </w:r>
       <w:r>
         <w:rPr>
-          <w:rFonts w:hint="eastAsia"/>
+          <w:rFonts w:hint="eastAsia" w:eastAsia="黑体"/>
         </w:rPr>
         <w:t xml:space="preserve">（</w:t>
       </w:r>
@@ -351,20 +399,26 @@
         </m:sSub>
       </m:oMath>
       <w:r>
+        <w:rPr>
+          <w:rFonts w:eastAsia="黑体"/>
+        </w:rPr>
         <w:t xml:space="preserve"> </w:t>
       </w:r>
       <w:r>
         <w:rPr>
-          <w:rFonts w:hint="eastAsia"/>
+          <w:rFonts w:hint="eastAsia" w:eastAsia="黑体"/>
         </w:rPr>
         <w:t xml:space="preserve">与</w:t>
       </w:r>
       <w:r>
+        <w:rPr>
+          <w:rFonts w:eastAsia="黑体"/>
+        </w:rPr>
         <w:t xml:space="preserve"> </w:t>
       </w:r>
       <w:r>
         <w:rPr>
-          <w:rFonts w:hint="eastAsia"/>
+          <w:rFonts w:hint="eastAsia" w:eastAsia="黑体"/>
         </w:rPr>
         <w:t xml:space="preserve">GND）。</w:t>
       </w:r>
@@ -373,12 +427,13 @@
       <w:pPr/>
       <w:r>
         <w:rPr>
-          <w:rFonts w:hint="eastAsia"/>
+          <w:rFonts w:hint="eastAsia" w:eastAsia="黑体"/>
         </w:rPr>
         <w:t xml:space="preserve">各元件管脚连接：</w:t>
       </w:r>
       <w:r>
         <w:rPr>
+          <w:rFonts w:eastAsia="黑体"/>
           <w:b/>
           <w:bCs/>
         </w:rPr>
@@ -386,7 +441,7 @@
       </w:r>
       <w:r>
         <w:rPr>
-          <w:rFonts w:hint="eastAsia"/>
+          <w:rFonts w:hint="eastAsia" w:eastAsia="黑体"/>
           <w:b/>
           <w:bCs/>
         </w:rPr>
@@ -394,6 +449,7 @@
       </w:r>
       <w:r>
         <w:rPr>
+          <w:rFonts w:eastAsia="黑体"/>
           <w:b/>
           <w:bCs/>
         </w:rPr>
@@ -401,75 +457,96 @@
       </w:r>
       <w:r>
         <w:rPr>
-          <w:rFonts w:hint="eastAsia"/>
+          <w:rFonts w:hint="eastAsia" w:eastAsia="黑体"/>
           <w:b/>
           <w:bCs/>
         </w:rPr>
         <w:t xml:space="preserve">引脚</w:t>
       </w:r>
       <w:r>
+        <w:rPr>
+          <w:rFonts w:eastAsia="黑体"/>
+        </w:rPr>
         <w:t xml:space="preserve"> </w:t>
       </w:r>
       <w:r>
         <w:rPr>
-          <w:rFonts w:hint="eastAsia"/>
+          <w:rFonts w:hint="eastAsia" w:eastAsia="黑体"/>
         </w:rPr>
         <w:t xml:space="preserve">作为节点①</w:t>
       </w:r>
       <w:r>
+        <w:rPr>
+          <w:rFonts w:eastAsia="黑体"/>
+        </w:rPr>
         <w:t xml:space="preserve"> </w:t>
       </w:r>
       <w:r>
         <w:rPr>
-          <w:rFonts w:hint="eastAsia"/>
+          <w:rFonts w:hint="eastAsia" w:eastAsia="黑体"/>
         </w:rPr>
         <w:t xml:space="preserve">接外部负载（输出时）或外部信号源（输入时）；配置为输出时，输出驱动器把节点①</w:t>
       </w:r>
       <w:r>
+        <w:rPr>
+          <w:rFonts w:eastAsia="黑体"/>
+        </w:rPr>
         <w:t xml:space="preserve"> </w:t>
       </w:r>
       <w:r>
         <w:rPr>
-          <w:rFonts w:hint="eastAsia"/>
+          <w:rFonts w:hint="eastAsia" w:eastAsia="黑体"/>
         </w:rPr>
         <w:t xml:space="preserve">拉向高电平或低电平；配置为输入时，输入缓冲器从节点①</w:t>
       </w:r>
       <w:r>
+        <w:rPr>
+          <w:rFonts w:eastAsia="黑体"/>
+        </w:rPr>
         <w:t xml:space="preserve"> </w:t>
       </w:r>
       <w:r>
         <w:rPr>
-          <w:rFonts w:hint="eastAsia"/>
+          <w:rFonts w:hint="eastAsia" w:eastAsia="黑体"/>
         </w:rPr>
         <w:t xml:space="preserve">读入外部电平；</w:t>
       </w:r>
       <w:r>
         <w:rPr>
-          <w:rFonts w:hint="eastAsia"/>
+          <w:rFonts w:hint="eastAsia" w:eastAsia="黑体"/>
           <w:b/>
           <w:bCs/>
         </w:rPr>
         <w:t xml:space="preserve">上拉电阻</w:t>
       </w:r>
       <w:r>
+        <w:rPr>
+          <w:rFonts w:eastAsia="黑体"/>
+        </w:rPr>
         <w:t xml:space="preserve"> </w:t>
       </w:r>
       <w:r>
         <w:rPr>
-          <w:rFonts w:hint="eastAsia"/>
+          <w:rFonts w:hint="eastAsia" w:eastAsia="黑体"/>
         </w:rPr>
         <w:t xml:space="preserve">一端接节点③</w:t>
       </w:r>
       <w:r>
+        <w:rPr>
+          <w:rFonts w:eastAsia="黑体"/>
+        </w:rPr>
         <w:t xml:space="preserve"> </w:t>
       </w:r>
       <w:r>
         <w:rPr>
-          <w:rFonts w:hint="eastAsia"/>
+          <w:rFonts w:hint="eastAsia" w:eastAsia="黑体"/>
         </w:rPr>
         <w:t xml:space="preserve">的</w:t>
       </w:r>
       <w:r>
+        <w:rPr>
+          <w:rFonts w:eastAsia="黑体"/>
+        </w:rPr>
         <w:t xml:space="preserve"> </w:t>
       </w:r>
       <m:oMath>
@@ -497,47 +574,57 @@
       </m:oMath>
       <w:r>
         <w:rPr>
-          <w:rFonts w:hint="eastAsia"/>
+          <w:rFonts w:hint="eastAsia" w:eastAsia="黑体"/>
         </w:rPr>
         <w:t xml:space="preserve">、另一端接节点②（即节点①），把引脚拉高并限量流；</w:t>
       </w:r>
       <w:r>
         <w:rPr>
-          <w:rFonts w:hint="eastAsia"/>
+          <w:rFonts w:hint="eastAsia" w:eastAsia="黑体"/>
           <w:b/>
           <w:bCs/>
         </w:rPr>
         <w:t xml:space="preserve">下拉电阻</w:t>
       </w:r>
       <w:r>
+        <w:rPr>
+          <w:rFonts w:eastAsia="黑体"/>
+        </w:rPr>
         <w:t xml:space="preserve"> </w:t>
       </w:r>
       <w:r>
         <w:rPr>
-          <w:rFonts w:hint="eastAsia"/>
+          <w:rFonts w:hint="eastAsia" w:eastAsia="黑体"/>
         </w:rPr>
         <w:t xml:space="preserve">一端接节点③</w:t>
       </w:r>
       <w:r>
+        <w:rPr>
+          <w:rFonts w:eastAsia="黑体"/>
+        </w:rPr>
         <w:t xml:space="preserve"> </w:t>
       </w:r>
       <w:r>
         <w:rPr>
-          <w:rFonts w:hint="eastAsia"/>
+          <w:rFonts w:hint="eastAsia" w:eastAsia="黑体"/>
         </w:rPr>
         <w:t xml:space="preserve">的</w:t>
       </w:r>
       <w:r>
+        <w:rPr>
+          <w:rFonts w:eastAsia="黑体"/>
+        </w:rPr>
         <w:t xml:space="preserve"> </w:t>
       </w:r>
       <w:r>
         <w:rPr>
-          <w:rFonts w:hint="eastAsia"/>
+          <w:rFonts w:hint="eastAsia" w:eastAsia="黑体"/>
         </w:rPr>
         <w:t xml:space="preserve">GND、另一端接节点②（即节点①），把引脚拉低；</w:t>
       </w:r>
       <w:r>
         <w:rPr>
+          <w:rFonts w:eastAsia="黑体"/>
           <w:b/>
           <w:bCs/>
         </w:rPr>
@@ -545,7 +632,7 @@
       </w:r>
       <w:r>
         <w:rPr>
-          <w:rFonts w:hint="eastAsia"/>
+          <w:rFonts w:hint="eastAsia" w:eastAsia="黑体"/>
           <w:b/>
           <w:bCs/>
         </w:rPr>
@@ -553,30 +640,40 @@
       </w:r>
       <w:r>
         <w:rPr>
+          <w:rFonts w:eastAsia="黑体"/>
           <w:b/>
           <w:bCs/>
         </w:rPr>
         <w:t xml:space="preserve"> VDD</w:t>
       </w:r>
       <w:r>
+        <w:rPr>
+          <w:rFonts w:eastAsia="黑体"/>
+        </w:rPr>
         <w:t xml:space="preserve"> </w:t>
       </w:r>
       <w:r>
         <w:rPr>
-          <w:rFonts w:hint="eastAsia"/>
+          <w:rFonts w:hint="eastAsia" w:eastAsia="黑体"/>
         </w:rPr>
         <w:t xml:space="preserve">接节点④</w:t>
       </w:r>
       <w:r>
+        <w:rPr>
+          <w:rFonts w:eastAsia="黑体"/>
+        </w:rPr>
         <w:t xml:space="preserve"> </w:t>
       </w:r>
       <w:r>
         <w:rPr>
-          <w:rFonts w:hint="eastAsia"/>
+          <w:rFonts w:hint="eastAsia" w:eastAsia="黑体"/>
         </w:rPr>
         <w:t xml:space="preserve">的</w:t>
       </w:r>
       <w:r>
+        <w:rPr>
+          <w:rFonts w:eastAsia="黑体"/>
+        </w:rPr>
         <w:t xml:space="preserve"> </w:t>
       </w:r>
       <m:oMath>
@@ -603,11 +700,14 @@
         </m:sSub>
       </m:oMath>
       <w:r>
+        <w:rPr>
+          <w:rFonts w:eastAsia="黑体"/>
+        </w:rPr>
         <w:t xml:space="preserve">、</w:t>
       </w:r>
       <w:r>
         <w:rPr>
-          <w:rFonts w:hint="eastAsia"/>
+          <w:rFonts w:hint="eastAsia" w:eastAsia="黑体"/>
           <w:b/>
           <w:bCs/>
         </w:rPr>
@@ -615,30 +715,40 @@
       </w:r>
       <w:r>
         <w:rPr>
+          <w:rFonts w:eastAsia="黑体"/>
           <w:b/>
           <w:bCs/>
         </w:rPr>
         <w:t xml:space="preserve"> GND</w:t>
       </w:r>
       <w:r>
+        <w:rPr>
+          <w:rFonts w:eastAsia="黑体"/>
+        </w:rPr>
         <w:t xml:space="preserve"> </w:t>
       </w:r>
       <w:r>
         <w:rPr>
-          <w:rFonts w:hint="eastAsia"/>
+          <w:rFonts w:hint="eastAsia" w:eastAsia="黑体"/>
         </w:rPr>
         <w:t xml:space="preserve">接节点④</w:t>
       </w:r>
       <w:r>
+        <w:rPr>
+          <w:rFonts w:eastAsia="黑体"/>
+        </w:rPr>
         <w:t xml:space="preserve"> </w:t>
       </w:r>
       <w:r>
         <w:rPr>
-          <w:rFonts w:hint="eastAsia"/>
+          <w:rFonts w:hint="eastAsia" w:eastAsia="黑体"/>
         </w:rPr>
         <w:t xml:space="preserve">的</w:t>
       </w:r>
       <w:r>
+        <w:rPr>
+          <w:rFonts w:eastAsia="黑体"/>
+        </w:rPr>
         <w:t xml:space="preserve"> GND。</w:t>
       </w:r>
     </w:p>
@@ -646,25 +756,31 @@
       <w:pPr/>
       <w:r>
         <w:rPr>
-          <w:rFonts w:hint="eastAsia"/>
+          <w:rFonts w:hint="eastAsia" w:eastAsia="黑体"/>
         </w:rPr>
         <w:t xml:space="preserve">由此构成由方向寄存器控制、可配置为输入（含内部或外部上拉/下拉）或输出（推挽/开漏）的</w:t>
       </w:r>
       <w:r>
+        <w:rPr>
+          <w:rFonts w:eastAsia="黑体"/>
+        </w:rPr>
         <w:t xml:space="preserve"> GPIO </w:t>
       </w:r>
       <w:r>
         <w:rPr>
-          <w:rFonts w:hint="eastAsia"/>
+          <w:rFonts w:hint="eastAsia" w:eastAsia="黑体"/>
         </w:rPr>
         <w:t xml:space="preserve">组态，是</w:t>
       </w:r>
       <w:r>
+        <w:rPr>
+          <w:rFonts w:eastAsia="黑体"/>
+        </w:rPr>
         <w:t xml:space="preserve"> MCU </w:t>
       </w:r>
       <w:r>
         <w:rPr>
-          <w:rFonts w:hint="eastAsia"/>
+          <w:rFonts w:hint="eastAsia" w:eastAsia="黑体"/>
         </w:rPr>
         <w:t xml:space="preserve">与外部数字器件交互的最基本接口。</w:t>
       </w:r>
@@ -677,7 +793,7 @@
       </w:pPr>
       <w:r>
         <w:rPr>
-          <w:rFonts w:hint="eastAsia"/>
+          <w:rFonts w:hint="eastAsia" w:eastAsia="黑体"/>
         </w:rPr>
         <w:t xml:space="preserve">工作原理</w:t>
       </w:r>
@@ -688,7 +804,7 @@
       </w:pPr>
       <w:r>
         <w:rPr>
-          <w:rFonts w:hint="eastAsia"/>
+          <w:rFonts w:hint="eastAsia" w:eastAsia="黑体"/>
         </w:rPr>
         <w:t xml:space="preserve">引脚配置为输出时，输出寄存器经驱动器把引脚拉高（高阻负载）或拉低，可接外部上拉/下拉电阻；配置为输入时，引脚进入高阻态读入外部电平，常通过内部或外部上拉/下拉电阻保持稳定并限量流。</w:t>
       </w:r>
@@ -701,7 +817,7 @@
       </w:pPr>
       <w:r>
         <w:rPr>
-          <w:rFonts w:hint="eastAsia"/>
+          <w:rFonts w:hint="eastAsia" w:eastAsia="黑体"/>
         </w:rPr>
         <w:t xml:space="preserve">关键计算公式</w:t>
       </w:r>
@@ -715,7 +831,7 @@
       </w:pPr>
       <w:r>
         <w:rPr>
-          <w:rFonts w:hint="eastAsia"/>
+          <w:rFonts w:hint="eastAsia" w:eastAsia="黑体"/>
         </w:rPr>
         <w:t xml:space="preserve">推挽输出驱动电流（欧姆近似）：</w:t>
       </w:r>
@@ -849,7 +965,7 @@
       </w:pPr>
       <w:r>
         <w:rPr>
-          <w:rFonts w:hint="eastAsia"/>
+          <w:rFonts w:hint="eastAsia" w:eastAsia="黑体"/>
         </w:rPr>
         <w:t xml:space="preserve">上拉电阻选择（保证输入高电平）：</w:t>
       </w:r>
@@ -961,7 +1077,7 @@
       </w:pPr>
       <w:r>
         <w:rPr>
-          <w:rFonts w:hint="eastAsia"/>
+          <w:rFonts w:hint="eastAsia" w:eastAsia="黑体"/>
         </w:rPr>
         <w:t xml:space="preserve">输入消抖时间（按键去抖，经验）：</w:t>
       </w:r>
@@ -1054,7 +1170,7 @@
             </w:pPr>
             <w:r>
               <w:rPr>
-                <w:rFonts w:hint="eastAsia"/>
+                <w:rFonts w:hint="eastAsia" w:eastAsia="黑体"/>
               </w:rPr>
               <w:t xml:space="preserve">符号</w:t>
             </w:r>
@@ -1068,7 +1184,7 @@
             </w:pPr>
             <w:r>
               <w:rPr>
-                <w:rFonts w:hint="eastAsia"/>
+                <w:rFonts w:hint="eastAsia" w:eastAsia="黑体"/>
               </w:rPr>
               <w:t xml:space="preserve">含义</w:t>
             </w:r>
@@ -1082,7 +1198,7 @@
             </w:pPr>
             <w:r>
               <w:rPr>
-                <w:rFonts w:hint="eastAsia"/>
+                <w:rFonts w:hint="eastAsia" w:eastAsia="黑体"/>
               </w:rPr>
               <w:t xml:space="preserve">单位</w:t>
             </w:r>
@@ -1115,6 +1231,9 @@
               </m:sSub>
             </m:oMath>
             <w:r>
+              <w:rPr>
+                <w:rFonts w:eastAsia="黑体"/>
+              </w:rPr>
               <w:t xml:space="preserve">​</w:t>
             </w:r>
           </w:p>
@@ -1127,7 +1246,7 @@
             </w:pPr>
             <w:r>
               <w:rPr>
-                <w:rFonts w:hint="eastAsia"/>
+                <w:rFonts w:hint="eastAsia" w:eastAsia="黑体"/>
               </w:rPr>
               <w:t xml:space="preserve">供电电压</w:t>
             </w:r>
@@ -1140,6 +1259,9 @@
               <w:pStyle w:val="Compact"/>
             </w:pPr>
             <w:r>
+              <w:rPr>
+                <w:rFonts w:eastAsia="黑体"/>
+              </w:rPr>
               <w:t xml:space="preserve">V</w:t>
             </w:r>
           </w:p>
@@ -1171,6 +1293,9 @@
               </m:sSub>
             </m:oMath>
             <w:r>
+              <w:rPr>
+                <w:rFonts w:eastAsia="黑体"/>
+              </w:rPr>
               <w:t xml:space="preserve">​</w:t>
             </w:r>
           </w:p>
@@ -1183,7 +1308,7 @@
             </w:pPr>
             <w:r>
               <w:rPr>
-                <w:rFonts w:hint="eastAsia"/>
+                <w:rFonts w:hint="eastAsia" w:eastAsia="黑体"/>
               </w:rPr>
               <w:t xml:space="preserve">输出低电平</w:t>
             </w:r>
@@ -1196,6 +1321,9 @@
               <w:pStyle w:val="Compact"/>
             </w:pPr>
             <w:r>
+              <w:rPr>
+                <w:rFonts w:eastAsia="黑体"/>
+              </w:rPr>
               <w:t xml:space="preserve">V</w:t>
             </w:r>
           </w:p>
@@ -1227,6 +1355,9 @@
               </m:sSub>
             </m:oMath>
             <w:r>
+              <w:rPr>
+                <w:rFonts w:eastAsia="黑体"/>
+              </w:rPr>
               <w:t xml:space="preserve">​</w:t>
             </w:r>
           </w:p>
@@ -1239,7 +1370,7 @@
             </w:pPr>
             <w:r>
               <w:rPr>
-                <w:rFonts w:hint="eastAsia"/>
+                <w:rFonts w:hint="eastAsia" w:eastAsia="黑体"/>
               </w:rPr>
               <w:t xml:space="preserve">输出电流</w:t>
             </w:r>
@@ -1252,6 +1383,9 @@
               <w:pStyle w:val="Compact"/>
             </w:pPr>
             <w:r>
+              <w:rPr>
+                <w:rFonts w:eastAsia="黑体"/>
+              </w:rPr>
               <w:t xml:space="preserve">A</w:t>
             </w:r>
           </w:p>
@@ -1283,6 +1417,9 @@
               </m:sSub>
             </m:oMath>
             <w:r>
+              <w:rPr>
+                <w:rFonts w:eastAsia="黑体"/>
+              </w:rPr>
               <w:t xml:space="preserve">​</w:t>
             </w:r>
           </w:p>
@@ -1295,7 +1432,7 @@
             </w:pPr>
             <w:r>
               <w:rPr>
-                <w:rFonts w:hint="eastAsia"/>
+                <w:rFonts w:hint="eastAsia" w:eastAsia="黑体"/>
               </w:rPr>
               <w:t xml:space="preserve">上拉电阻</w:t>
             </w:r>
@@ -1308,6 +1445,9 @@
               <w:pStyle w:val="Compact"/>
             </w:pPr>
             <w:r>
+              <w:rPr>
+                <w:rFonts w:eastAsia="黑体"/>
+              </w:rPr>
               <w:t xml:space="preserve">Ω</w:t>
             </w:r>
           </w:p>
@@ -1361,6 +1501,9 @@
               </m:sSub>
             </m:oMath>
             <w:r>
+              <w:rPr>
+                <w:rFonts w:eastAsia="黑体"/>
+              </w:rPr>
               <w:t xml:space="preserve">​</w:t>
             </w:r>
           </w:p>
@@ -1373,7 +1516,7 @@
             </w:pPr>
             <w:r>
               <w:rPr>
-                <w:rFonts w:hint="eastAsia"/>
+                <w:rFonts w:hint="eastAsia" w:eastAsia="黑体"/>
               </w:rPr>
               <w:t xml:space="preserve">输入高/低门限</w:t>
             </w:r>
@@ -1386,6 +1529,9 @@
               <w:pStyle w:val="Compact"/>
             </w:pPr>
             <w:r>
+              <w:rPr>
+                <w:rFonts w:eastAsia="黑体"/>
+              </w:rPr>
               <w:t xml:space="preserve">V</w:t>
             </w:r>
           </w:p>
@@ -1400,7 +1546,7 @@
       </w:pPr>
       <w:r>
         <w:rPr>
-          <w:rFonts w:hint="eastAsia"/>
+          <w:rFonts w:hint="eastAsia" w:eastAsia="黑体"/>
         </w:rPr>
         <w:t xml:space="preserve">元件调整影响</w:t>
       </w:r>
@@ -1415,21 +1561,27 @@
       </w:pPr>
       <w:r>
         <w:rPr>
-          <w:rFonts w:hint="eastAsia"/>
+          <w:rFonts w:hint="eastAsia" w:eastAsia="黑体"/>
           <w:b/>
           <w:bCs/>
         </w:rPr>
         <w:t xml:space="preserve">上拉电阻增大</w:t>
       </w:r>
       <w:r>
+        <w:rPr>
+          <w:rFonts w:eastAsia="黑体"/>
+        </w:rPr>
         <w:t xml:space="preserve"> </w:t>
       </w:r>
       <w:r>
+        <w:rPr>
+          <w:rFonts w:eastAsia="黑体"/>
+        </w:rPr>
         <w:t xml:space="preserve">→ </w:t>
       </w:r>
       <w:r>
         <w:rPr>
-          <w:rFonts w:hint="eastAsia"/>
+          <w:rFonts w:hint="eastAsia" w:eastAsia="黑体"/>
         </w:rPr>
         <w:t xml:space="preserve">功耗降低，但上升沿变缓、抗噪变差。</w:t>
       </w:r>
@@ -1444,21 +1596,27 @@
       </w:pPr>
       <w:r>
         <w:rPr>
-          <w:rFonts w:hint="eastAsia"/>
+          <w:rFonts w:hint="eastAsia" w:eastAsia="黑体"/>
           <w:b/>
           <w:bCs/>
         </w:rPr>
         <w:t xml:space="preserve">上拉电阻减小</w:t>
       </w:r>
       <w:r>
+        <w:rPr>
+          <w:rFonts w:eastAsia="黑体"/>
+        </w:rPr>
         <w:t xml:space="preserve"> </w:t>
       </w:r>
       <w:r>
+        <w:rPr>
+          <w:rFonts w:eastAsia="黑体"/>
+        </w:rPr>
         <w:t xml:space="preserve">→ </w:t>
       </w:r>
       <w:r>
         <w:rPr>
-          <w:rFonts w:hint="eastAsia"/>
+          <w:rFonts w:hint="eastAsia" w:eastAsia="黑体"/>
         </w:rPr>
         <w:t xml:space="preserve">驱动更强、边沿更陡，但静态功耗增加。</w:t>
       </w:r>
@@ -1473,21 +1631,27 @@
       </w:pPr>
       <w:r>
         <w:rPr>
-          <w:rFonts w:hint="eastAsia"/>
+          <w:rFonts w:hint="eastAsia" w:eastAsia="黑体"/>
           <w:b/>
           <w:bCs/>
         </w:rPr>
         <w:t xml:space="preserve">开漏改推挽</w:t>
       </w:r>
       <w:r>
+        <w:rPr>
+          <w:rFonts w:eastAsia="黑体"/>
+        </w:rPr>
         <w:t xml:space="preserve"> </w:t>
       </w:r>
       <w:r>
+        <w:rPr>
+          <w:rFonts w:eastAsia="黑体"/>
+        </w:rPr>
         <w:t xml:space="preserve">→ </w:t>
       </w:r>
       <w:r>
         <w:rPr>
-          <w:rFonts w:hint="eastAsia"/>
+          <w:rFonts w:hint="eastAsia" w:eastAsia="黑体"/>
         </w:rPr>
         <w:t xml:space="preserve">驱动能力增强，但多路并接总线时需改用开漏。</w:t>
       </w:r>
@@ -1502,25 +1666,34 @@
       </w:pPr>
       <w:r>
         <w:rPr>
-          <w:rFonts w:hint="eastAsia"/>
+          <w:rFonts w:hint="eastAsia" w:eastAsia="黑体"/>
           <w:b/>
           <w:bCs/>
         </w:rPr>
         <w:t xml:space="preserve">输出负载过重</w:t>
       </w:r>
       <w:r>
+        <w:rPr>
+          <w:rFonts w:eastAsia="黑体"/>
+        </w:rPr>
         <w:t xml:space="preserve"> </w:t>
       </w:r>
       <w:r>
+        <w:rPr>
+          <w:rFonts w:eastAsia="黑体"/>
+        </w:rPr>
         <w:t xml:space="preserve">→ </w:t>
       </w:r>
       <w:r>
         <w:rPr>
-          <w:rFonts w:hint="eastAsia"/>
+          <w:rFonts w:hint="eastAsia" w:eastAsia="黑体"/>
         </w:rPr>
         <w:t xml:space="preserve">超出引脚最大电流，可能损坏</w:t>
       </w:r>
       <w:r>
+        <w:rPr>
+          <w:rFonts w:eastAsia="黑体"/>
+        </w:rPr>
         <w:t xml:space="preserve"> MCU。</w:t>
       </w:r>
     </w:p>
@@ -1532,7 +1705,7 @@
       </w:pPr>
       <w:r>
         <w:rPr>
-          <w:rFonts w:hint="eastAsia"/>
+          <w:rFonts w:hint="eastAsia" w:eastAsia="黑体"/>
         </w:rPr>
         <w:t xml:space="preserve">典型参数示例</w:t>
       </w:r>
@@ -1546,24 +1719,33 @@
         </w:numPr>
       </w:pPr>
       <w:r>
+        <w:rPr>
+          <w:rFonts w:eastAsia="黑体"/>
+        </w:rPr>
         <w:t xml:space="preserve">5 V </w:t>
       </w:r>
       <w:r>
         <w:rPr>
-          <w:rFonts w:hint="eastAsia"/>
+          <w:rFonts w:hint="eastAsia" w:eastAsia="黑体"/>
         </w:rPr>
         <w:t xml:space="preserve">系统接</w:t>
       </w:r>
       <w:r>
+        <w:rPr>
+          <w:rFonts w:eastAsia="黑体"/>
+        </w:rPr>
         <w:t xml:space="preserve"> 10 kΩ </w:t>
       </w:r>
       <w:r>
         <w:rPr>
-          <w:rFonts w:hint="eastAsia"/>
+          <w:rFonts w:hint="eastAsia" w:eastAsia="黑体"/>
         </w:rPr>
         <w:t xml:space="preserve">上拉，输入低电平时灌入电流</w:t>
       </w:r>
       <w:r>
+        <w:rPr>
+          <w:rFonts w:eastAsia="黑体"/>
+        </w:rPr>
         <w:t xml:space="preserve"> </w:t>
       </w:r>
       <m:oMath>
@@ -1645,6 +1827,9 @@
         </m:r>
       </m:oMath>
       <w:r>
+        <w:rPr>
+          <w:rFonts w:eastAsia="黑体"/>
+        </w:rPr>
         <w:t xml:space="preserve">。</w:t>
       </w:r>
     </w:p>
@@ -1658,25 +1843,31 @@
       </w:pPr>
       <w:r>
         <w:rPr>
-          <w:rFonts w:hint="eastAsia"/>
+          <w:rFonts w:hint="eastAsia" w:eastAsia="黑体"/>
         </w:rPr>
         <w:t xml:space="preserve">按键去抖：典型机械抖动持续</w:t>
       </w:r>
       <w:r>
+        <w:rPr>
+          <w:rFonts w:eastAsia="黑体"/>
+        </w:rPr>
         <w:t xml:space="preserve"> 5~20 </w:t>
       </w:r>
       <w:r>
         <w:rPr>
-          <w:rFonts w:hint="eastAsia"/>
+          <w:rFonts w:hint="eastAsia" w:eastAsia="黑体"/>
         </w:rPr>
         <w:t xml:space="preserve">ms，软件或</w:t>
       </w:r>
       <w:r>
+        <w:rPr>
+          <w:rFonts w:eastAsia="黑体"/>
+        </w:rPr>
         <w:t xml:space="preserve"> RC </w:t>
       </w:r>
       <w:r>
         <w:rPr>
-          <w:rFonts w:hint="eastAsia"/>
+          <w:rFonts w:hint="eastAsia" w:eastAsia="黑体"/>
         </w:rPr>
         <w:t xml:space="preserve">滤波按此窗口消抖。</w:t>
       </w:r>
@@ -1689,7 +1880,7 @@
       </w:pPr>
       <w:r>
         <w:rPr>
-          <w:rFonts w:hint="eastAsia"/>
+          <w:rFonts w:hint="eastAsia" w:eastAsia="黑体"/>
         </w:rPr>
         <w:t xml:space="preserve">常见器件型号</w:t>
       </w:r>
@@ -1704,25 +1895,31 @@
       </w:pPr>
       <w:r>
         <w:rPr>
-          <w:rFonts w:hint="eastAsia"/>
+          <w:rFonts w:hint="eastAsia" w:eastAsia="黑体"/>
         </w:rPr>
         <w:t xml:space="preserve">常用</w:t>
       </w:r>
       <w:r>
+        <w:rPr>
+          <w:rFonts w:eastAsia="黑体"/>
+        </w:rPr>
         <w:t xml:space="preserve"> </w:t>
       </w:r>
       <w:r>
         <w:rPr>
-          <w:rFonts w:hint="eastAsia"/>
+          <w:rFonts w:hint="eastAsia" w:eastAsia="黑体"/>
         </w:rPr>
         <w:t xml:space="preserve">MCU：STM32（GPIO</w:t>
       </w:r>
       <w:r>
+        <w:rPr>
+          <w:rFonts w:eastAsia="黑体"/>
+        </w:rPr>
         <w:t xml:space="preserve"> </w:t>
       </w:r>
       <w:r>
         <w:rPr>
-          <w:rFonts w:hint="eastAsia"/>
+          <w:rFonts w:hint="eastAsia" w:eastAsia="黑体"/>
         </w:rPr>
         <w:t xml:space="preserve">可配推挽/开漏/上下拉）、ATmega328P、ESP32。</w:t>
       </w:r>
@@ -1737,25 +1934,31 @@
       </w:pPr>
       <w:r>
         <w:rPr>
-          <w:rFonts w:hint="eastAsia"/>
+          <w:rFonts w:hint="eastAsia" w:eastAsia="黑体"/>
         </w:rPr>
         <w:t xml:space="preserve">电平转换</w:t>
       </w:r>
       <w:r>
+        <w:rPr>
+          <w:rFonts w:eastAsia="黑体"/>
+        </w:rPr>
         <w:t xml:space="preserve"> / </w:t>
       </w:r>
       <w:r>
         <w:rPr>
-          <w:rFonts w:hint="eastAsia"/>
+          <w:rFonts w:hint="eastAsia" w:eastAsia="黑体"/>
         </w:rPr>
         <w:t xml:space="preserve">扩展：74HC595、74HC165、PCA9538（I²C</w:t>
       </w:r>
       <w:r>
+        <w:rPr>
+          <w:rFonts w:eastAsia="黑体"/>
+        </w:rPr>
         <w:t xml:space="preserve"> GPIO </w:t>
       </w:r>
       <w:r>
         <w:rPr>
-          <w:rFonts w:hint="eastAsia"/>
+          <w:rFonts w:hint="eastAsia" w:eastAsia="黑体"/>
         </w:rPr>
         <w:t xml:space="preserve">扩展）。</w:t>
       </w:r>
@@ -1770,7 +1973,7 @@
       </w:pPr>
       <w:r>
         <w:rPr>
-          <w:rFonts w:hint="eastAsia"/>
+          <w:rFonts w:hint="eastAsia" w:eastAsia="黑体"/>
         </w:rPr>
         <w:t xml:space="preserve">常用：按需选型。</w:t>
       </w:r>
@@ -1783,7 +1986,7 @@
       </w:pPr>
       <w:r>
         <w:rPr>
-          <w:rFonts w:hint="eastAsia"/>
+          <w:rFonts w:hint="eastAsia" w:eastAsia="黑体"/>
         </w:rPr>
         <w:t xml:space="preserve">注意事项</w:t>
       </w:r>
@@ -1798,7 +2001,7 @@
       </w:pPr>
       <w:r>
         <w:rPr>
-          <w:rFonts w:hint="eastAsia"/>
+          <w:rFonts w:hint="eastAsia" w:eastAsia="黑体"/>
         </w:rPr>
         <w:t xml:space="preserve">输出电流务必控制在引脚额定范围内，驱动大负载用三极管/MOSFET。</w:t>
       </w:r>
@@ -1813,7 +2016,7 @@
       </w:pPr>
       <w:r>
         <w:rPr>
-          <w:rFonts w:hint="eastAsia"/>
+          <w:rFonts w:hint="eastAsia" w:eastAsia="黑体"/>
         </w:rPr>
         <w:t xml:space="preserve">输入引脚勿悬空，应加上拉/下拉或配置内部电阻，避免不定电平。</w:t>
       </w:r>
@@ -1828,7 +2031,7 @@
       </w:pPr>
       <w:r>
         <w:rPr>
-          <w:rFonts w:hint="eastAsia"/>
+          <w:rFonts w:hint="eastAsia" w:eastAsia="黑体"/>
         </w:rPr>
         <w:t xml:space="preserve">开漏输出必须外接上拉电阻才能输出高电平。</w:t>
       </w:r>
@@ -1841,7 +2044,7 @@
       </w:pPr>
       <w:r>
         <w:rPr>
-          <w:rFonts w:hint="eastAsia"/>
+          <w:rFonts w:hint="eastAsia" w:eastAsia="黑体"/>
         </w:rPr>
         <w:t xml:space="preserve">参考资料</w:t>
       </w:r>
@@ -1855,6 +2058,9 @@
         </w:numPr>
       </w:pPr>
       <w:r>
+        <w:rPr>
+          <w:rFonts w:eastAsia="黑体"/>
+        </w:rPr>
         <w:t xml:space="preserve">Wikipedia: General-purpose input/output。</w:t>
       </w:r>
     </w:p>
@@ -1867,20 +2073,26 @@
         </w:numPr>
       </w:pPr>
       <w:r>
+        <w:rPr>
+          <w:rFonts w:eastAsia="黑体"/>
+        </w:rPr>
         <w:t xml:space="preserve">STM32 </w:t>
       </w:r>
       <w:r>
         <w:rPr>
-          <w:rFonts w:hint="eastAsia"/>
+          <w:rFonts w:hint="eastAsia" w:eastAsia="黑体"/>
         </w:rPr>
         <w:t xml:space="preserve">参考手册（GPIO</w:t>
       </w:r>
       <w:r>
+        <w:rPr>
+          <w:rFonts w:eastAsia="黑体"/>
+        </w:rPr>
         <w:t xml:space="preserve"> </w:t>
       </w:r>
       <w:r>
         <w:rPr>
-          <w:rFonts w:hint="eastAsia"/>
+          <w:rFonts w:hint="eastAsia" w:eastAsia="黑体"/>
         </w:rPr>
         <w:t xml:space="preserve">章节）。</w:t>
       </w:r>
@@ -1895,16 +2107,19 @@
       </w:pPr>
       <w:r>
         <w:rPr>
-          <w:rFonts w:hint="eastAsia"/>
+          <w:rFonts w:hint="eastAsia" w:eastAsia="黑体"/>
         </w:rPr>
         <w:t xml:space="preserve">《嵌入式系统设计》相关</w:t>
       </w:r>
       <w:r>
+        <w:rPr>
+          <w:rFonts w:eastAsia="黑体"/>
+        </w:rPr>
         <w:t xml:space="preserve"> GPIO </w:t>
       </w:r>
       <w:r>
         <w:rPr>
-          <w:rFonts w:hint="eastAsia"/>
+          <w:rFonts w:hint="eastAsia" w:eastAsia="黑体"/>
         </w:rPr>
         <w:t xml:space="preserve">部分。</w:t>
       </w:r>
@@ -1918,11 +2133,11 @@
       </w:pPr>
       <w:r>
         <w:rPr>
-          <w:rFonts w:ascii="Times New Roman" w:hAnsi="Times New Roman"/>
+          <w:rFonts w:ascii="Times New Roman" w:hAnsi="Times New Roman" w:eastAsia="黑体"/>
           <w:color w:val="555555"/>
           <w:sz w:val="21"/>
         </w:rPr>
-        <w:t>材料收集者：杜文杰</w:t>
+        <w:t>材料收集者：杜文杰，WX手机：19519196569，QQ:3478827729</w:t>
       </w:r>
     </w:p>
     <w:sectPr>
@@ -1942,7 +2157,7 @@
 </file>
 
 <file path=word/footer1.xml><?xml version="1.0" encoding="utf-8"?>
-<w:ftr xmlns:m="http://schemas.openxmlformats.org/officeDocument/2006/math" xmlns:mc="http://schemas.openxmlformats.org/markup-compatibility/2006" xmlns:mo="http://schemas.microsoft.com/office/mac/office/2008/main" xmlns:mv="urn:schemas-microsoft-com:mac:vml" xmlns:o="urn:schemas-microsoft-com:office:office" xmlns:r="http://schemas.openxmlformats.org/officeDocument/2006/relationships" xmlns:v="urn:schemas-microsoft-com:vml" xmlns:w10="urn:schemas-microsoft-com:office:word" xmlns:w14="http://schemas.microsoft.com/office/word/2010/wordml" xmlns:w="http://schemas.openxmlformats.org/wordprocessingml/2006/main" xmlns:wne="http://schemas.microsoft.com/office/word/2006/wordml" xmlns:wp14="http://schemas.microsoft.com/office/word/2010/wordprocessingDrawing" xmlns:wp="http://schemas.openxmlformats.org/drawingml/2006/wordprocessingDrawing" xmlns:wpc="http://schemas.microsoft.com/office/word/2010/wordprocessingCanvas" xmlns:wpg="http://schemas.microsoft.com/office/word/2010/wordprocessingGroup" xmlns:wpi="http://schemas.microsoft.com/office/word/2010/wordprocessingInk" xmlns:wps="http://schemas.microsoft.com/office/word/2010/wordprocessingShape" mc:Ignorable="w14 wp14">
+<w:ftr xmlns:mc="http://schemas.openxmlformats.org/markup-compatibility/2006" xmlns:w="http://schemas.openxmlformats.org/wordprocessingml/2006/main" xmlns:m="http://schemas.openxmlformats.org/officeDocument/2006/math" xmlns:mo="http://schemas.microsoft.com/office/mac/office/2008/main" xmlns:mv="urn:schemas-microsoft-com:mac:vml" xmlns:o="urn:schemas-microsoft-com:office:office" xmlns:r="http://schemas.openxmlformats.org/officeDocument/2006/relationships" xmlns:v="urn:schemas-microsoft-com:vml" xmlns:w10="urn:schemas-microsoft-com:office:word" xmlns:w14="http://schemas.microsoft.com/office/word/2010/wordml" xmlns:wne="http://schemas.microsoft.com/office/word/2006/wordml" xmlns:wp14="http://schemas.microsoft.com/office/word/2010/wordprocessingDrawing" xmlns:wp="http://schemas.openxmlformats.org/drawingml/2006/wordprocessingDrawing" xmlns:wpc="http://schemas.microsoft.com/office/word/2010/wordprocessingCanvas" xmlns:wpg="http://schemas.microsoft.com/office/word/2010/wordprocessingGroup" xmlns:wpi="http://schemas.microsoft.com/office/word/2010/wordprocessingInk" xmlns:wps="http://schemas.microsoft.com/office/word/2010/wordprocessingShape" mc:Ignorable="w14 wp14">
   <w:p>
     <w:pPr>
       <w:pStyle w:val="Footer"/>
@@ -1950,12 +2165,14 @@
     </w:pPr>
     <w:r>
       <w:rPr>
+        <w:rFonts w:eastAsia="黑体"/>
         <w:sz w:val="18"/>
       </w:rPr>
       <w:t xml:space="preserve">第 </w:t>
     </w:r>
     <w:r>
       <w:rPr>
+        <w:rFonts w:eastAsia="黑体"/>
         <w:sz w:val="18"/>
       </w:rPr>
       <w:fldChar w:fldCharType="begin"/>
@@ -1964,6 +2181,7 @@
     </w:r>
     <w:r>
       <w:rPr>
+        <w:rFonts w:eastAsia="黑体"/>
         <w:sz w:val="18"/>
       </w:rPr>
       <w:t xml:space="preserve"> 页</w:t>
@@ -1977,6 +2195,9 @@
   <w:footnote w:type="continuationSeparator" w:id="0">
     <w:p>
       <w:r>
+        <w:rPr>
+          <w:rFonts w:eastAsia="黑体"/>
+        </w:rPr>
         <w:continuationSeparator/>
       </w:r>
     </w:p>
@@ -1984,6 +2205,9 @@
   <w:footnote w:type="separator" w:id="-1">
     <w:p>
       <w:r>
+        <w:rPr>
+          <w:rFonts w:eastAsia="黑体"/>
+        </w:rPr>
         <w:separator/>
       </w:r>
     </w:p>
@@ -1992,7 +2216,7 @@
 </file>
 
 <file path=word/header1.xml><?xml version="1.0" encoding="utf-8"?>
-<w:hdr xmlns:m="http://schemas.openxmlformats.org/officeDocument/2006/math" xmlns:mc="http://schemas.openxmlformats.org/markup-compatibility/2006" xmlns:mo="http://schemas.microsoft.com/office/mac/office/2008/main" xmlns:mv="urn:schemas-microsoft-com:mac:vml" xmlns:o="urn:schemas-microsoft-com:office:office" xmlns:r="http://schemas.openxmlformats.org/officeDocument/2006/relationships" xmlns:v="urn:schemas-microsoft-com:vml" xmlns:w10="urn:schemas-microsoft-com:office:word" xmlns:w14="http://schemas.microsoft.com/office/word/2010/wordml" xmlns:w="http://schemas.openxmlformats.org/wordprocessingml/2006/main" xmlns:wne="http://schemas.microsoft.com/office/word/2006/wordml" xmlns:wp14="http://schemas.microsoft.com/office/word/2010/wordprocessingDrawing" xmlns:wp="http://schemas.openxmlformats.org/drawingml/2006/wordprocessingDrawing" xmlns:wpc="http://schemas.microsoft.com/office/word/2010/wordprocessingCanvas" xmlns:wpg="http://schemas.microsoft.com/office/word/2010/wordprocessingGroup" xmlns:wpi="http://schemas.microsoft.com/office/word/2010/wordprocessingInk" xmlns:wps="http://schemas.microsoft.com/office/word/2010/wordprocessingShape" mc:Ignorable="w14 wp14">
+<w:hdr xmlns:mc="http://schemas.openxmlformats.org/markup-compatibility/2006" xmlns:w="http://schemas.openxmlformats.org/wordprocessingml/2006/main" xmlns:m="http://schemas.openxmlformats.org/officeDocument/2006/math" xmlns:mo="http://schemas.microsoft.com/office/mac/office/2008/main" xmlns:mv="urn:schemas-microsoft-com:mac:vml" xmlns:o="urn:schemas-microsoft-com:office:office" xmlns:r="http://schemas.openxmlformats.org/officeDocument/2006/relationships" xmlns:v="urn:schemas-microsoft-com:vml" xmlns:w10="urn:schemas-microsoft-com:office:word" xmlns:w14="http://schemas.microsoft.com/office/word/2010/wordml" xmlns:wne="http://schemas.microsoft.com/office/word/2006/wordml" xmlns:wp14="http://schemas.microsoft.com/office/word/2010/wordprocessingDrawing" xmlns:wp="http://schemas.openxmlformats.org/drawingml/2006/wordprocessingDrawing" xmlns:wpc="http://schemas.microsoft.com/office/word/2010/wordprocessingCanvas" xmlns:wpg="http://schemas.microsoft.com/office/word/2010/wordprocessingGroup" xmlns:wpi="http://schemas.microsoft.com/office/word/2010/wordprocessingInk" xmlns:wps="http://schemas.microsoft.com/office/word/2010/wordprocessingShape" mc:Ignorable="w14 wp14">
   <w:p>
     <w:pPr>
       <w:pStyle w:val="Header"/>
@@ -2000,7 +2224,7 @@
     </w:pPr>
     <w:r>
       <w:rPr>
-        <w:rFonts w:ascii="Times New Roman" w:hAnsi="Times New Roman"/>
+        <w:rFonts w:ascii="Times New Roman" w:hAnsi="Times New Roman" w:eastAsia="黑体"/>
         <w:sz w:val="18"/>
         <w:rFonts w:eastAsia="黑体"/>
         <w:rFonts w:eastAsia="黑体"/>
@@ -2012,7 +2236,7 @@
 </file>
 
 <file path=word/numbering.xml><?xml version="1.0" encoding="utf-8"?>
-<w:numbering xmlns:m="http://schemas.openxmlformats.org/officeDocument/2006/math" xmlns:mc="http://schemas.openxmlformats.org/markup-compatibility/2006" xmlns:mo="http://schemas.microsoft.com/office/mac/office/2008/main" xmlns:mv="urn:schemas-microsoft-com:mac:vml" xmlns:o="urn:schemas-microsoft-com:office:office" xmlns:r="http://schemas.openxmlformats.org/officeDocument/2006/relationships" xmlns:v="urn:schemas-microsoft-com:vml" xmlns:w="http://schemas.openxmlformats.org/wordprocessingml/2006/main" xmlns:w10="urn:schemas-microsoft-com:office:word" xmlns:w14="http://schemas.microsoft.com/office/word/2010/wordml" xmlns:wne="http://schemas.microsoft.com/office/word/2006/wordml" xmlns:wp="http://schemas.openxmlformats.org/drawingml/2006/wordprocessingDrawing" xmlns:wp14="http://schemas.microsoft.com/office/word/2010/wordprocessingDrawing" xmlns:wpc="http://schemas.microsoft.com/office/word/2010/wordprocessingCanvas" xmlns:wpg="http://schemas.microsoft.com/office/word/2010/wordprocessingGroup" xmlns:wpi="http://schemas.microsoft.com/office/word/2010/wordprocessingInk" xmlns:wps="http://schemas.microsoft.com/office/word/2010/wordprocessingShape" mc:Ignorable="w14 wp14">
+<w:numbering xmlns:mc="http://schemas.openxmlformats.org/markup-compatibility/2006" xmlns:w="http://schemas.openxmlformats.org/wordprocessingml/2006/main" xmlns:m="http://schemas.openxmlformats.org/officeDocument/2006/math" xmlns:mo="http://schemas.microsoft.com/office/mac/office/2008/main" xmlns:mv="urn:schemas-microsoft-com:mac:vml" xmlns:o="urn:schemas-microsoft-com:office:office" xmlns:r="http://schemas.openxmlformats.org/officeDocument/2006/relationships" xmlns:v="urn:schemas-microsoft-com:vml" xmlns:w10="urn:schemas-microsoft-com:office:word" xmlns:w14="http://schemas.microsoft.com/office/word/2010/wordml" xmlns:wne="http://schemas.microsoft.com/office/word/2006/wordml" xmlns:wp="http://schemas.openxmlformats.org/drawingml/2006/wordprocessingDrawing" xmlns:wp14="http://schemas.microsoft.com/office/word/2010/wordprocessingDrawing" xmlns:wpc="http://schemas.microsoft.com/office/word/2010/wordprocessingCanvas" xmlns:wpg="http://schemas.microsoft.com/office/word/2010/wordprocessingGroup" xmlns:wpi="http://schemas.microsoft.com/office/word/2010/wordprocessingInk" xmlns:wps="http://schemas.microsoft.com/office/word/2010/wordprocessingShape" mc:Ignorable="w14 wp14">
   <w:abstractNum w:abstractNumId="0">
     <w:nsid w:val="FFFFFF7C"/>
     <w:multiLevelType w:val="singleLevel"/>
@@ -2099,7 +2323,7 @@
         <w:ind w:hanging="360" w:left="1440"/>
       </w:pPr>
       <w:rPr>
-        <w:rFonts w:ascii="Symbol" w:hAnsi="Symbol" w:hint="default"/>
+        <w:rFonts w:ascii="Symbol" w:hAnsi="Symbol" w:hint="default" w:eastAsia="黑体"/>
       </w:rPr>
     </w:lvl>
   </w:abstractNum>
@@ -2120,7 +2344,7 @@
         <w:ind w:hanging="360" w:left="1080"/>
       </w:pPr>
       <w:rPr>
-        <w:rFonts w:ascii="Symbol" w:hAnsi="Symbol" w:hint="default"/>
+        <w:rFonts w:ascii="Symbol" w:hAnsi="Symbol" w:hint="default" w:eastAsia="黑体"/>
       </w:rPr>
     </w:lvl>
   </w:abstractNum>
@@ -2141,7 +2365,7 @@
         <w:ind w:hanging="360" w:left="720"/>
       </w:pPr>
       <w:rPr>
-        <w:rFonts w:ascii="Symbol" w:hAnsi="Symbol" w:hint="default"/>
+        <w:rFonts w:ascii="Symbol" w:hAnsi="Symbol" w:hint="default" w:eastAsia="黑体"/>
       </w:rPr>
     </w:lvl>
   </w:abstractNum>
@@ -2180,7 +2404,7 @@
         <w:ind w:hanging="360" w:left="360"/>
       </w:pPr>
       <w:rPr>
-        <w:rFonts w:ascii="Symbol" w:hAnsi="Symbol" w:hint="default"/>
+        <w:rFonts w:ascii="Symbol" w:hAnsi="Symbol" w:hint="default" w:eastAsia="黑体"/>
       </w:rPr>
     </w:lvl>
   </w:abstractNum>
@@ -2271,7 +2495,7 @@
         <w:ind w:left="720" w:hanging="360"/>
       </w:pPr>
       <w:rPr>
-        <w:rFonts w:ascii="Symbol" w:hAnsi="Symbol" w:cs="Symbol" w:hint="default"/>
+        <w:rFonts w:ascii="Symbol" w:hAnsi="Symbol" w:cs="Symbol" w:hint="default" w:eastAsia="黑体"/>
       </w:rPr>
     </w:lvl>
     <w:lvl w:ilvl="1">
@@ -2282,7 +2506,7 @@
         <w:ind w:left="1440" w:hanging="360"/>
       </w:pPr>
       <w:rPr>
-        <w:rFonts w:ascii="Courier New" w:hAnsi="Courier New" w:cs="Courier New" w:hint="default"/>
+        <w:rFonts w:ascii="Courier New" w:hAnsi="Courier New" w:cs="Courier New" w:hint="default" w:eastAsia="黑体"/>
       </w:rPr>
     </w:lvl>
     <w:lvl w:ilvl="2">
@@ -2293,7 +2517,7 @@
         <w:ind w:left="2160" w:hanging="360"/>
       </w:pPr>
       <w:rPr>
-        <w:rFonts w:ascii="Wingdings" w:hAnsi="Wingdings" w:cs="Wingdings" w:hint="default"/>
+        <w:rFonts w:ascii="Wingdings" w:hAnsi="Wingdings" w:cs="Wingdings" w:hint="default" w:eastAsia="黑体"/>
       </w:rPr>
     </w:lvl>
     <w:lvl w:ilvl="3">
@@ -2304,7 +2528,7 @@
         <w:ind w:left="2880" w:hanging="360"/>
       </w:pPr>
       <w:rPr>
-        <w:rFonts w:ascii="Symbol" w:hAnsi="Symbol" w:cs="Symbol" w:hint="default"/>
+        <w:rFonts w:ascii="Symbol" w:hAnsi="Symbol" w:cs="Symbol" w:hint="default" w:eastAsia="黑体"/>
       </w:rPr>
     </w:lvl>
     <w:lvl w:ilvl="4">
@@ -2315,7 +2539,7 @@
         <w:ind w:left="3600" w:hanging="360"/>
       </w:pPr>
       <w:rPr>
-        <w:rFonts w:ascii="Courier New" w:hAnsi="Courier New" w:cs="Courier New" w:hint="default"/>
+        <w:rFonts w:ascii="Courier New" w:hAnsi="Courier New" w:cs="Courier New" w:hint="default" w:eastAsia="黑体"/>
       </w:rPr>
     </w:lvl>
     <w:lvl w:ilvl="5">
@@ -2326,7 +2550,7 @@
         <w:ind w:left="4320" w:hanging="360"/>
       </w:pPr>
       <w:rPr>
-        <w:rFonts w:ascii="Wingdings" w:hAnsi="Wingdings" w:cs="Wingdings" w:hint="default"/>
+        <w:rFonts w:ascii="Wingdings" w:hAnsi="Wingdings" w:cs="Wingdings" w:hint="default" w:eastAsia="黑体"/>
       </w:rPr>
     </w:lvl>
     <w:lvl w:ilvl="6">
@@ -2337,7 +2561,7 @@
         <w:ind w:left="5040" w:hanging="360"/>
       </w:pPr>
       <w:rPr>
-        <w:rFonts w:ascii="Symbol" w:hAnsi="Symbol" w:cs="Symbol" w:hint="default"/>
+        <w:rFonts w:ascii="Symbol" w:hAnsi="Symbol" w:cs="Symbol" w:hint="default" w:eastAsia="黑体"/>
       </w:rPr>
     </w:lvl>
     <w:lvl w:ilvl="7">
@@ -2348,7 +2572,7 @@
         <w:ind w:left="5760" w:hanging="360"/>
       </w:pPr>
       <w:rPr>
-        <w:rFonts w:ascii="Courier New" w:hAnsi="Courier New" w:cs="Courier New" w:hint="default"/>
+        <w:rFonts w:ascii="Courier New" w:hAnsi="Courier New" w:cs="Courier New" w:hint="default" w:eastAsia="黑体"/>
       </w:rPr>
     </w:lvl>
     <w:lvl w:ilvl="8">
@@ -2359,7 +2583,7 @@
         <w:ind w:left="6480" w:hanging="360"/>
       </w:pPr>
       <w:rPr>
-        <w:rFonts w:ascii="Wingdings" w:hAnsi="Wingdings" w:cs="Wingdings" w:hint="default"/>
+        <w:rFonts w:ascii="Wingdings" w:hAnsi="Wingdings" w:cs="Wingdings" w:hint="default" w:eastAsia="黑体"/>
       </w:rPr>
     </w:lvl>
   </w:abstractNum>
@@ -2415,11 +2639,11 @@
 </file>
 
 <file path=word/styles.xml><?xml version="1.0" encoding="utf-8"?>
-<w:styles xmlns:mc="http://schemas.openxmlformats.org/markup-compatibility/2006" xmlns:r="http://schemas.openxmlformats.org/officeDocument/2006/relationships" xmlns:w="http://schemas.openxmlformats.org/wordprocessingml/2006/main" xmlns:w14="http://schemas.microsoft.com/office/word/2010/wordml" mc:Ignorable="w14">
+<w:styles xmlns:mc="http://schemas.openxmlformats.org/markup-compatibility/2006" xmlns:w="http://schemas.openxmlformats.org/wordprocessingml/2006/main" xmlns:r="http://schemas.openxmlformats.org/officeDocument/2006/relationships" xmlns:w14="http://schemas.microsoft.com/office/word/2010/wordml" mc:Ignorable="w14">
   <w:docDefaults>
     <w:rPrDefault>
       <w:rPr>
-        <w:rFonts w:asciiTheme="minorHAnsi" w:cstheme="minorBidi" w:eastAsiaTheme="minorEastAsia" w:hAnsiTheme="minorHAnsi"/>
+        <w:rFonts w:asciiTheme="minorHAnsi" w:cstheme="minorBidi" w:hAnsiTheme="minorHAnsi" w:eastAsia="黑体"/>
         <w:sz w:val="22"/>
         <w:szCs w:val="22"/>
         <w:lang w:bidi="ar-SA" w:eastAsia="en-US" w:val="en-US"/>
@@ -2641,7 +2865,7 @@
       <w:outlineLvl w:val="0"/>
     </w:pPr>
     <w:rPr>
-      <w:rFonts w:ascii="Times New Roman" w:asciiTheme="majorHAnsi" w:cstheme="majorBidi" w:eastAsia="黑体" w:eastAsiaTheme="majorEastAsia" w:hAnsi="Times New Roman" w:hAnsiTheme="majorHAnsi"/>
+      <w:rFonts w:ascii="Times New Roman" w:asciiTheme="majorHAnsi" w:cstheme="majorBidi" w:eastAsia="黑体" w:hAnsi="Times New Roman" w:hAnsiTheme="majorHAnsi"/>
       <w:b/>
       <w:bCs/>
       <w:color w:val="1F3864"/>
@@ -2665,7 +2889,7 @@
       <w:outlineLvl w:val="1"/>
     </w:pPr>
     <w:rPr>
-      <w:rFonts w:ascii="Times New Roman" w:asciiTheme="majorHAnsi" w:cstheme="majorBidi" w:eastAsia="黑体" w:eastAsiaTheme="majorEastAsia" w:hAnsi="Times New Roman" w:hAnsiTheme="majorHAnsi"/>
+      <w:rFonts w:ascii="Times New Roman" w:asciiTheme="majorHAnsi" w:cstheme="majorBidi" w:eastAsia="黑体" w:hAnsi="Times New Roman" w:hAnsiTheme="majorHAnsi"/>
       <w:b/>
       <w:bCs/>
       <w:color w:val="2E4E7E"/>
@@ -2689,7 +2913,7 @@
       <w:outlineLvl w:val="2"/>
     </w:pPr>
     <w:rPr>
-      <w:rFonts w:ascii="Times New Roman" w:asciiTheme="majorHAnsi" w:cstheme="majorBidi" w:eastAsia="黑体" w:eastAsiaTheme="majorEastAsia" w:hAnsi="Times New Roman" w:hAnsiTheme="majorHAnsi"/>
+      <w:rFonts w:ascii="Times New Roman" w:asciiTheme="majorHAnsi" w:cstheme="majorBidi" w:eastAsia="黑体" w:hAnsi="Times New Roman" w:hAnsiTheme="majorHAnsi"/>
       <w:b/>
       <w:bCs/>
       <w:color w:val="2E4E7E"/>
@@ -2713,7 +2937,7 @@
       <w:outlineLvl w:val="3"/>
     </w:pPr>
     <w:rPr>
-      <w:rFonts w:ascii="Times New Roman" w:asciiTheme="majorHAnsi" w:cstheme="majorBidi" w:eastAsia="黑体" w:eastAsiaTheme="majorEastAsia" w:hAnsi="Times New Roman" w:hAnsiTheme="majorHAnsi"/>
+      <w:rFonts w:ascii="Times New Roman" w:asciiTheme="majorHAnsi" w:cstheme="majorBidi" w:eastAsia="黑体" w:hAnsi="Times New Roman" w:hAnsiTheme="majorHAnsi"/>
       <w:b/>
       <w:bCs/>
       <w:i/>
@@ -2739,7 +2963,7 @@
       <w:outlineLvl w:val="4"/>
     </w:pPr>
     <w:rPr>
-      <w:rFonts w:ascii="Times New Roman" w:asciiTheme="majorHAnsi" w:cstheme="majorBidi" w:eastAsia="黑体" w:eastAsiaTheme="majorEastAsia" w:hAnsi="Times New Roman" w:hAnsiTheme="majorHAnsi"/>
+      <w:rFonts w:ascii="Times New Roman" w:asciiTheme="majorHAnsi" w:cstheme="majorBidi" w:eastAsia="黑体" w:hAnsi="Times New Roman" w:hAnsiTheme="majorHAnsi"/>
       <w:b/>
       <w:color w:val="333333"/>
       <w:sz w:val="22"/>
@@ -2762,7 +2986,7 @@
       <w:outlineLvl w:val="5"/>
     </w:pPr>
     <w:rPr>
-      <w:rFonts w:asciiTheme="majorHAnsi" w:cstheme="majorBidi" w:eastAsiaTheme="majorEastAsia" w:hAnsiTheme="majorHAnsi"/>
+      <w:rFonts w:asciiTheme="majorHAnsi" w:cstheme="majorBidi" w:hAnsiTheme="majorHAnsi" w:eastAsia="黑体"/>
       <w:i/>
       <w:iCs/>
       <w:color w:themeColor="accent1" w:themeShade="7F" w:val="243F60"/>
@@ -2785,7 +3009,7 @@
       <w:outlineLvl w:val="6"/>
     </w:pPr>
     <w:rPr>
-      <w:rFonts w:asciiTheme="majorHAnsi" w:cstheme="majorBidi" w:eastAsiaTheme="majorEastAsia" w:hAnsiTheme="majorHAnsi"/>
+      <w:rFonts w:asciiTheme="majorHAnsi" w:cstheme="majorBidi" w:hAnsiTheme="majorHAnsi" w:eastAsia="黑体"/>
       <w:i/>
       <w:iCs/>
       <w:color w:themeColor="text1" w:themeTint="BF" w:val="404040"/>
@@ -2808,7 +3032,7 @@
       <w:outlineLvl w:val="7"/>
     </w:pPr>
     <w:rPr>
-      <w:rFonts w:asciiTheme="majorHAnsi" w:cstheme="majorBidi" w:eastAsiaTheme="majorEastAsia" w:hAnsiTheme="majorHAnsi"/>
+      <w:rFonts w:asciiTheme="majorHAnsi" w:cstheme="majorBidi" w:hAnsiTheme="majorHAnsi" w:eastAsia="黑体"/>
       <w:color w:themeColor="accent1" w:val="4F81BD"/>
       <w:sz w:val="20"/>
       <w:szCs w:val="20"/>
@@ -2831,7 +3055,7 @@
       <w:outlineLvl w:val="8"/>
     </w:pPr>
     <w:rPr>
-      <w:rFonts w:asciiTheme="majorHAnsi" w:cstheme="majorBidi" w:eastAsiaTheme="majorEastAsia" w:hAnsiTheme="majorHAnsi"/>
+      <w:rFonts w:asciiTheme="majorHAnsi" w:cstheme="majorBidi" w:hAnsiTheme="majorHAnsi" w:eastAsia="黑体"/>
       <w:i/>
       <w:iCs/>
       <w:color w:themeColor="text1" w:themeTint="BF" w:val="404040"/>
@@ -2882,7 +3106,7 @@
     <w:uiPriority w:val="9"/>
     <w:rsid w:val="00FC693F"/>
     <w:rPr>
-      <w:rFonts w:asciiTheme="majorHAnsi" w:cstheme="majorBidi" w:eastAsiaTheme="majorEastAsia" w:hAnsiTheme="majorHAnsi"/>
+      <w:rFonts w:asciiTheme="majorHAnsi" w:cstheme="majorBidi" w:hAnsiTheme="majorHAnsi" w:eastAsia="黑体"/>
       <w:b/>
       <w:bCs/>
       <w:color w:themeColor="accent1" w:themeShade="BF" w:val="365F91"/>
@@ -2897,7 +3121,7 @@
     <w:uiPriority w:val="9"/>
     <w:rsid w:val="00FC693F"/>
     <w:rPr>
-      <w:rFonts w:asciiTheme="majorHAnsi" w:cstheme="majorBidi" w:eastAsiaTheme="majorEastAsia" w:hAnsiTheme="majorHAnsi"/>
+      <w:rFonts w:asciiTheme="majorHAnsi" w:cstheme="majorBidi" w:hAnsiTheme="majorHAnsi" w:eastAsia="黑体"/>
       <w:b/>
       <w:bCs/>
       <w:color w:themeColor="accent1" w:val="4F81BD"/>
@@ -2912,7 +3136,7 @@
     <w:uiPriority w:val="9"/>
     <w:rsid w:val="00FC693F"/>
     <w:rPr>
-      <w:rFonts w:asciiTheme="majorHAnsi" w:cstheme="majorBidi" w:eastAsiaTheme="majorEastAsia" w:hAnsiTheme="majorHAnsi"/>
+      <w:rFonts w:asciiTheme="majorHAnsi" w:cstheme="majorBidi" w:hAnsiTheme="majorHAnsi" w:eastAsia="黑体"/>
       <w:b/>
       <w:bCs/>
       <w:color w:themeColor="accent1" w:val="4F81BD"/>
@@ -2935,7 +3159,7 @@
       <w:contextualSpacing/>
     </w:pPr>
     <w:rPr>
-      <w:rFonts w:ascii="Times New Roman" w:asciiTheme="majorHAnsi" w:cstheme="majorBidi" w:eastAsia="黑体" w:eastAsiaTheme="majorEastAsia" w:hAnsi="Times New Roman" w:hAnsiTheme="majorHAnsi"/>
+      <w:rFonts w:ascii="Times New Roman" w:asciiTheme="majorHAnsi" w:cstheme="majorBidi" w:eastAsia="黑体" w:hAnsi="Times New Roman" w:hAnsiTheme="majorHAnsi"/>
       <w:b/>
       <w:color w:val="1F3864"/>
       <w:spacing w:val="5"/>
@@ -2951,7 +3175,7 @@
     <w:uiPriority w:val="10"/>
     <w:rsid w:val="00FC693F"/>
     <w:rPr>
-      <w:rFonts w:asciiTheme="majorHAnsi" w:cstheme="majorBidi" w:eastAsiaTheme="majorEastAsia" w:hAnsiTheme="majorHAnsi"/>
+      <w:rFonts w:asciiTheme="majorHAnsi" w:cstheme="majorBidi" w:hAnsiTheme="majorHAnsi" w:eastAsia="黑体"/>
       <w:color w:themeColor="text2" w:themeShade="BF" w:val="17365D"/>
       <w:spacing w:val="5"/>
       <w:kern w:val="28"/>
@@ -2973,7 +3197,7 @@
       </w:numPr>
     </w:pPr>
     <w:rPr>
-      <w:rFonts w:asciiTheme="majorHAnsi" w:cstheme="majorBidi" w:eastAsiaTheme="majorEastAsia" w:hAnsiTheme="majorHAnsi"/>
+      <w:rFonts w:asciiTheme="majorHAnsi" w:cstheme="majorBidi" w:hAnsiTheme="majorHAnsi" w:eastAsia="黑体"/>
       <w:i/>
       <w:iCs/>
       <w:color w:themeColor="accent1" w:val="4F81BD"/>
@@ -2989,7 +3213,7 @@
     <w:uiPriority w:val="11"/>
     <w:rsid w:val="00FC693F"/>
     <w:rPr>
-      <w:rFonts w:asciiTheme="majorHAnsi" w:cstheme="majorBidi" w:eastAsiaTheme="majorEastAsia" w:hAnsiTheme="majorHAnsi"/>
+      <w:rFonts w:asciiTheme="majorHAnsi" w:cstheme="majorBidi" w:hAnsiTheme="majorHAnsi" w:eastAsia="黑体"/>
       <w:i/>
       <w:iCs/>
       <w:color w:themeColor="accent1" w:val="4F81BD"/>
@@ -3056,6 +3280,7 @@
       <w:spacing w:after="120"/>
     </w:pPr>
     <w:rPr>
+      <w:rFonts w:eastAsia="黑体"/>
       <w:sz w:val="16"/>
       <w:szCs w:val="16"/>
     </w:rPr>
@@ -3067,6 +3292,7 @@
     <w:uiPriority w:val="99"/>
     <w:rsid w:val="00AA1D8D"/>
     <w:rPr>
+      <w:rFonts w:eastAsia="黑体"/>
       <w:sz w:val="16"/>
       <w:szCs w:val="16"/>
     </w:rPr>
@@ -3236,7 +3462,7 @@
       </w:tabs>
     </w:pPr>
     <w:rPr>
-      <w:rFonts w:ascii="Courier" w:hAnsi="Courier"/>
+      <w:rFonts w:ascii="Courier" w:hAnsi="Courier" w:eastAsia="黑体"/>
       <w:sz w:val="20"/>
       <w:szCs w:val="20"/>
     </w:rPr>
@@ -3248,7 +3474,7 @@
     <w:uiPriority w:val="99"/>
     <w:rsid w:val="0029639D"/>
     <w:rPr>
-      <w:rFonts w:ascii="Courier" w:hAnsi="Courier"/>
+      <w:rFonts w:ascii="Courier" w:hAnsi="Courier" w:eastAsia="黑体"/>
       <w:sz w:val="20"/>
       <w:szCs w:val="20"/>
     </w:rPr>
@@ -3284,6 +3510,7 @@
     <w:uiPriority w:val="29"/>
     <w:rsid w:val="00FC693F"/>
     <w:rPr>
+      <w:rFonts w:eastAsia="黑体"/>
       <w:i/>
       <w:iCs/>
       <w:color w:themeColor="text1" w:val="000000"/>
@@ -3297,7 +3524,7 @@
     <w:semiHidden/>
     <w:rsid w:val="00FC693F"/>
     <w:rPr>
-      <w:rFonts w:asciiTheme="majorHAnsi" w:cstheme="majorBidi" w:eastAsiaTheme="majorEastAsia" w:hAnsiTheme="majorHAnsi"/>
+      <w:rFonts w:asciiTheme="majorHAnsi" w:cstheme="majorBidi" w:hAnsiTheme="majorHAnsi" w:eastAsia="黑体"/>
       <w:b/>
       <w:bCs/>
       <w:i/>
@@ -3313,7 +3540,7 @@
     <w:semiHidden/>
     <w:rsid w:val="00FC693F"/>
     <w:rPr>
-      <w:rFonts w:asciiTheme="majorHAnsi" w:cstheme="majorBidi" w:eastAsiaTheme="majorEastAsia" w:hAnsiTheme="majorHAnsi"/>
+      <w:rFonts w:asciiTheme="majorHAnsi" w:cstheme="majorBidi" w:hAnsiTheme="majorHAnsi" w:eastAsia="黑体"/>
       <w:color w:themeColor="accent1" w:themeShade="7F" w:val="243F60"/>
     </w:rPr>
   </w:style>
@@ -3325,7 +3552,7 @@
     <w:semiHidden/>
     <w:rsid w:val="00FC693F"/>
     <w:rPr>
-      <w:rFonts w:asciiTheme="majorHAnsi" w:cstheme="majorBidi" w:eastAsiaTheme="majorEastAsia" w:hAnsiTheme="majorHAnsi"/>
+      <w:rFonts w:asciiTheme="majorHAnsi" w:cstheme="majorBidi" w:hAnsiTheme="majorHAnsi" w:eastAsia="黑体"/>
       <w:i/>
       <w:iCs/>
       <w:color w:themeColor="accent1" w:themeShade="7F" w:val="243F60"/>
@@ -3339,7 +3566,7 @@
     <w:semiHidden/>
     <w:rsid w:val="00FC693F"/>
     <w:rPr>
-      <w:rFonts w:asciiTheme="majorHAnsi" w:cstheme="majorBidi" w:eastAsiaTheme="majorEastAsia" w:hAnsiTheme="majorHAnsi"/>
+      <w:rFonts w:asciiTheme="majorHAnsi" w:cstheme="majorBidi" w:hAnsiTheme="majorHAnsi" w:eastAsia="黑体"/>
       <w:i/>
       <w:iCs/>
       <w:color w:themeColor="text1" w:themeTint="BF" w:val="404040"/>
@@ -3353,7 +3580,7 @@
     <w:semiHidden/>
     <w:rsid w:val="00FC693F"/>
     <w:rPr>
-      <w:rFonts w:asciiTheme="majorHAnsi" w:cstheme="majorBidi" w:eastAsiaTheme="majorEastAsia" w:hAnsiTheme="majorHAnsi"/>
+      <w:rFonts w:asciiTheme="majorHAnsi" w:cstheme="majorBidi" w:hAnsiTheme="majorHAnsi" w:eastAsia="黑体"/>
       <w:color w:themeColor="accent1" w:val="4F81BD"/>
       <w:sz w:val="20"/>
       <w:szCs w:val="20"/>
@@ -3367,7 +3594,7 @@
     <w:semiHidden/>
     <w:rsid w:val="00FC693F"/>
     <w:rPr>
-      <w:rFonts w:asciiTheme="majorHAnsi" w:cstheme="majorBidi" w:eastAsiaTheme="majorEastAsia" w:hAnsiTheme="majorHAnsi"/>
+      <w:rFonts w:asciiTheme="majorHAnsi" w:cstheme="majorBidi" w:hAnsiTheme="majorHAnsi" w:eastAsia="黑体"/>
       <w:i/>
       <w:iCs/>
       <w:color w:themeColor="text1" w:themeTint="BF" w:val="404040"/>
@@ -3388,6 +3615,7 @@
       <w:spacing w:line="240" w:lineRule="auto"/>
     </w:pPr>
     <w:rPr>
+      <w:rFonts w:eastAsia="黑体"/>
       <w:b/>
       <w:bCs/>
       <w:color w:themeColor="accent1" w:val="4F81BD"/>
@@ -3402,6 +3630,7 @@
     <w:qFormat/>
     <w:rsid w:val="00FC693F"/>
     <w:rPr>
+      <w:rFonts w:eastAsia="黑体"/>
       <w:b/>
       <w:bCs/>
     </w:rPr>
@@ -3413,6 +3642,7 @@
     <w:qFormat/>
     <w:rsid w:val="00FC693F"/>
     <w:rPr>
+      <w:rFonts w:eastAsia="黑体"/>
       <w:i/>
       <w:iCs/>
     </w:rPr>
@@ -3433,6 +3663,7 @@
       <w:ind w:left="936" w:right="936"/>
     </w:pPr>
     <w:rPr>
+      <w:rFonts w:eastAsia="黑体"/>
       <w:b/>
       <w:bCs/>
       <w:i/>
@@ -3447,6 +3678,7 @@
     <w:uiPriority w:val="30"/>
     <w:rsid w:val="00FC693F"/>
     <w:rPr>
+      <w:rFonts w:eastAsia="黑体"/>
       <w:b/>
       <w:bCs/>
       <w:i/>
@@ -3461,6 +3693,7 @@
     <w:qFormat/>
     <w:rsid w:val="00FC693F"/>
     <w:rPr>
+      <w:rFonts w:eastAsia="黑体"/>
       <w:i/>
       <w:iCs/>
       <w:color w:themeColor="text1" w:themeTint="7F" w:val="808080"/>
@@ -3473,6 +3706,7 @@
     <w:qFormat/>
     <w:rsid w:val="00FC693F"/>
     <w:rPr>
+      <w:rFonts w:eastAsia="黑体"/>
       <w:b/>
       <w:bCs/>
       <w:i/>
@@ -3487,6 +3721,7 @@
     <w:qFormat/>
     <w:rsid w:val="00FC693F"/>
     <w:rPr>
+      <w:rFonts w:eastAsia="黑体"/>
       <w:smallCaps/>
       <w:color w:themeColor="accent2" w:val="C0504D"/>
       <w:u w:val="single"/>
@@ -3499,6 +3734,7 @@
     <w:qFormat/>
     <w:rsid w:val="00FC693F"/>
     <w:rPr>
+      <w:rFonts w:eastAsia="黑体"/>
       <w:b/>
       <w:bCs/>
       <w:smallCaps/>
@@ -3514,6 +3750,7 @@
     <w:qFormat/>
     <w:rsid w:val="00FC693F"/>
     <w:rPr>
+      <w:rFonts w:eastAsia="黑体"/>
       <w:b/>
       <w:bCs/>
       <w:smallCaps/>
@@ -3568,6 +3805,7 @@
       <w:spacing w:after="0" w:line="240" w:lineRule="auto"/>
     </w:pPr>
     <w:rPr>
+      <w:rFonts w:eastAsia="黑体"/>
       <w:color w:themeColor="text1" w:themeShade="BF" w:val="000000"/>
     </w:rPr>
     <w:tblPr>
@@ -3590,6 +3828,7 @@
         <w:spacing w:after="0" w:before="0" w:line="240" w:lineRule="auto"/>
       </w:pPr>
       <w:rPr>
+        <w:rFonts w:eastAsia="黑体"/>
         <w:b/>
         <w:bCs/>
       </w:rPr>
@@ -3610,6 +3849,7 @@
         <w:spacing w:after="0" w:before="0" w:line="240" w:lineRule="auto"/>
       </w:pPr>
       <w:rPr>
+        <w:rFonts w:eastAsia="黑体"/>
         <w:b/>
         <w:bCs/>
       </w:rPr>
@@ -3627,12 +3867,14 @@
     </w:tblStylePr>
     <w:tblStylePr w:type="firstCol">
       <w:rPr>
+        <w:rFonts w:eastAsia="黑体"/>
         <w:b/>
         <w:bCs/>
       </w:rPr>
     </w:tblStylePr>
     <w:tblStylePr w:type="lastCol">
       <w:rPr>
+        <w:rFonts w:eastAsia="黑体"/>
         <w:b/>
         <w:bCs/>
       </w:rPr>
@@ -3671,6 +3913,7 @@
       <w:spacing w:after="0" w:line="240" w:lineRule="auto"/>
     </w:pPr>
     <w:rPr>
+      <w:rFonts w:eastAsia="黑体"/>
       <w:color w:themeColor="accent1" w:themeShade="BF" w:val="365F91"/>
     </w:rPr>
     <w:tblPr>
@@ -3693,6 +3936,7 @@
         <w:spacing w:after="0" w:before="0" w:line="240" w:lineRule="auto"/>
       </w:pPr>
       <w:rPr>
+        <w:rFonts w:eastAsia="黑体"/>
         <w:b/>
         <w:bCs/>
       </w:rPr>
@@ -3713,6 +3957,7 @@
         <w:spacing w:after="0" w:before="0" w:line="240" w:lineRule="auto"/>
       </w:pPr>
       <w:rPr>
+        <w:rFonts w:eastAsia="黑体"/>
         <w:b/>
         <w:bCs/>
       </w:rPr>
@@ -3730,12 +3975,14 @@
     </w:tblStylePr>
     <w:tblStylePr w:type="firstCol">
       <w:rPr>
+        <w:rFonts w:eastAsia="黑体"/>
         <w:b/>
         <w:bCs/>
       </w:rPr>
     </w:tblStylePr>
     <w:tblStylePr w:type="lastCol">
       <w:rPr>
+        <w:rFonts w:eastAsia="黑体"/>
         <w:b/>
         <w:bCs/>
       </w:rPr>
@@ -3774,6 +4021,7 @@
       <w:spacing w:after="0" w:line="240" w:lineRule="auto"/>
     </w:pPr>
     <w:rPr>
+      <w:rFonts w:eastAsia="黑体"/>
       <w:color w:themeColor="accent2" w:themeShade="BF" w:val="943634"/>
     </w:rPr>
     <w:tblPr>
@@ -3796,6 +4044,7 @@
         <w:spacing w:after="0" w:before="0" w:line="240" w:lineRule="auto"/>
       </w:pPr>
       <w:rPr>
+        <w:rFonts w:eastAsia="黑体"/>
         <w:b/>
         <w:bCs/>
       </w:rPr>
@@ -3816,6 +4065,7 @@
         <w:spacing w:after="0" w:before="0" w:line="240" w:lineRule="auto"/>
       </w:pPr>
       <w:rPr>
+        <w:rFonts w:eastAsia="黑体"/>
         <w:b/>
         <w:bCs/>
       </w:rPr>
@@ -3833,12 +4083,14 @@
     </w:tblStylePr>
     <w:tblStylePr w:type="firstCol">
       <w:rPr>
+        <w:rFonts w:eastAsia="黑体"/>
         <w:b/>
         <w:bCs/>
       </w:rPr>
     </w:tblStylePr>
     <w:tblStylePr w:type="lastCol">
       <w:rPr>
+        <w:rFonts w:eastAsia="黑体"/>
         <w:b/>
         <w:bCs/>
       </w:rPr>
@@ -3877,6 +4129,7 @@
       <w:spacing w:after="0" w:line="240" w:lineRule="auto"/>
     </w:pPr>
     <w:rPr>
+      <w:rFonts w:eastAsia="黑体"/>
       <w:color w:themeColor="accent3" w:themeShade="BF" w:val="76923C"/>
     </w:rPr>
     <w:tblPr>
@@ -3899,6 +4152,7 @@
         <w:spacing w:after="0" w:before="0" w:line="240" w:lineRule="auto"/>
       </w:pPr>
       <w:rPr>
+        <w:rFonts w:eastAsia="黑体"/>
         <w:b/>
         <w:bCs/>
       </w:rPr>
@@ -3919,6 +4173,7 @@
         <w:spacing w:after="0" w:before="0" w:line="240" w:lineRule="auto"/>
       </w:pPr>
       <w:rPr>
+        <w:rFonts w:eastAsia="黑体"/>
         <w:b/>
         <w:bCs/>
       </w:rPr>
@@ -3936,12 +4191,14 @@
     </w:tblStylePr>
     <w:tblStylePr w:type="firstCol">
       <w:rPr>
+        <w:rFonts w:eastAsia="黑体"/>
         <w:b/>
         <w:bCs/>
       </w:rPr>
     </w:tblStylePr>
     <w:tblStylePr w:type="lastCol">
       <w:rPr>
+        <w:rFonts w:eastAsia="黑体"/>
         <w:b/>
         <w:bCs/>
       </w:rPr>
@@ -3980,6 +4237,7 @@
       <w:spacing w:after="0" w:line="240" w:lineRule="auto"/>
     </w:pPr>
     <w:rPr>
+      <w:rFonts w:eastAsia="黑体"/>
       <w:color w:themeColor="accent4" w:themeShade="BF" w:val="5F497A"/>
     </w:rPr>
     <w:tblPr>
@@ -4002,6 +4260,7 @@
         <w:spacing w:after="0" w:before="0" w:line="240" w:lineRule="auto"/>
       </w:pPr>
       <w:rPr>
+        <w:rFonts w:eastAsia="黑体"/>
         <w:b/>
         <w:bCs/>
       </w:rPr>
@@ -4022,6 +4281,7 @@
         <w:spacing w:after="0" w:before="0" w:line="240" w:lineRule="auto"/>
       </w:pPr>
       <w:rPr>
+        <w:rFonts w:eastAsia="黑体"/>
         <w:b/>
         <w:bCs/>
       </w:rPr>
@@ -4039,12 +4299,14 @@
     </w:tblStylePr>
     <w:tblStylePr w:type="firstCol">
       <w:rPr>
+        <w:rFonts w:eastAsia="黑体"/>
         <w:b/>
         <w:bCs/>
       </w:rPr>
     </w:tblStylePr>
     <w:tblStylePr w:type="lastCol">
       <w:rPr>
+        <w:rFonts w:eastAsia="黑体"/>
         <w:b/>
         <w:bCs/>
       </w:rPr>
@@ -4083,6 +4345,7 @@
       <w:spacing w:after="0" w:line="240" w:lineRule="auto"/>
     </w:pPr>
     <w:rPr>
+      <w:rFonts w:eastAsia="黑体"/>
       <w:color w:themeColor="accent5" w:themeShade="BF" w:val="31849B"/>
     </w:rPr>
     <w:tblPr>
@@ -4105,6 +4368,7 @@
         <w:spacing w:after="0" w:before="0" w:line="240" w:lineRule="auto"/>
       </w:pPr>
       <w:rPr>
+        <w:rFonts w:eastAsia="黑体"/>
         <w:b/>
         <w:bCs/>
       </w:rPr>
@@ -4125,6 +4389,7 @@
         <w:spacing w:after="0" w:before="0" w:line="240" w:lineRule="auto"/>
       </w:pPr>
       <w:rPr>
+        <w:rFonts w:eastAsia="黑体"/>
         <w:b/>
         <w:bCs/>
       </w:rPr>
@@ -4142,12 +4407,14 @@
     </w:tblStylePr>
     <w:tblStylePr w:type="firstCol">
       <w:rPr>
+        <w:rFonts w:eastAsia="黑体"/>
         <w:b/>
         <w:bCs/>
       </w:rPr>
     </w:tblStylePr>
     <w:tblStylePr w:type="lastCol">
       <w:rPr>
+        <w:rFonts w:eastAsia="黑体"/>
         <w:b/>
         <w:bCs/>
       </w:rPr>
@@ -4186,6 +4453,7 @@
       <w:spacing w:after="0" w:line="240" w:lineRule="auto"/>
     </w:pPr>
     <w:rPr>
+      <w:rFonts w:eastAsia="黑体"/>
       <w:color w:themeColor="accent6" w:themeShade="BF" w:val="E36C0A"/>
     </w:rPr>
     <w:tblPr>
@@ -4208,6 +4476,7 @@
         <w:spacing w:after="0" w:before="0" w:line="240" w:lineRule="auto"/>
       </w:pPr>
       <w:rPr>
+        <w:rFonts w:eastAsia="黑体"/>
         <w:b/>
         <w:bCs/>
       </w:rPr>
@@ -4228,6 +4497,7 @@
         <w:spacing w:after="0" w:before="0" w:line="240" w:lineRule="auto"/>
       </w:pPr>
       <w:rPr>
+        <w:rFonts w:eastAsia="黑体"/>
         <w:b/>
         <w:bCs/>
       </w:rPr>
@@ -4245,12 +4515,14 @@
     </w:tblStylePr>
     <w:tblStylePr w:type="firstCol">
       <w:rPr>
+        <w:rFonts w:eastAsia="黑体"/>
         <w:b/>
         <w:bCs/>
       </w:rPr>
     </w:tblStylePr>
     <w:tblStylePr w:type="lastCol">
       <w:rPr>
+        <w:rFonts w:eastAsia="黑体"/>
         <w:b/>
         <w:bCs/>
       </w:rPr>
@@ -4310,6 +4582,7 @@
         <w:spacing w:after="0" w:before="0" w:line="240" w:lineRule="auto"/>
       </w:pPr>
       <w:rPr>
+        <w:rFonts w:eastAsia="黑体"/>
         <w:b/>
         <w:bCs/>
         <w:color w:themeColor="background1" w:val="FFFFFF"/>
@@ -4324,6 +4597,7 @@
         <w:spacing w:after="0" w:before="0" w:line="240" w:lineRule="auto"/>
       </w:pPr>
       <w:rPr>
+        <w:rFonts w:eastAsia="黑体"/>
         <w:b/>
         <w:bCs/>
       </w:rPr>
@@ -4339,12 +4613,14 @@
     </w:tblStylePr>
     <w:tblStylePr w:type="firstCol">
       <w:rPr>
+        <w:rFonts w:eastAsia="黑体"/>
         <w:b/>
         <w:bCs/>
       </w:rPr>
     </w:tblStylePr>
     <w:tblStylePr w:type="lastCol">
       <w:rPr>
+        <w:rFonts w:eastAsia="黑体"/>
         <w:b/>
         <w:bCs/>
       </w:rPr>
@@ -4402,6 +4678,7 @@
         <w:spacing w:after="0" w:before="0" w:line="240" w:lineRule="auto"/>
       </w:pPr>
       <w:rPr>
+        <w:rFonts w:eastAsia="黑体"/>
         <w:b/>
         <w:bCs/>
         <w:color w:themeColor="background1" w:val="FFFFFF"/>
@@ -4416,6 +4693,7 @@
         <w:spacing w:after="0" w:before="0" w:line="240" w:lineRule="auto"/>
       </w:pPr>
       <w:rPr>
+        <w:rFonts w:eastAsia="黑体"/>
         <w:b/>
         <w:bCs/>
       </w:rPr>
@@ -4431,12 +4709,14 @@
     </w:tblStylePr>
     <w:tblStylePr w:type="firstCol">
       <w:rPr>
+        <w:rFonts w:eastAsia="黑体"/>
         <w:b/>
         <w:bCs/>
       </w:rPr>
     </w:tblStylePr>
     <w:tblStylePr w:type="lastCol">
       <w:rPr>
+        <w:rFonts w:eastAsia="黑体"/>
         <w:b/>
         <w:bCs/>
       </w:rPr>
@@ -4494,6 +4774,7 @@
         <w:spacing w:after="0" w:before="0" w:line="240" w:lineRule="auto"/>
       </w:pPr>
       <w:rPr>
+        <w:rFonts w:eastAsia="黑体"/>
         <w:b/>
         <w:bCs/>
         <w:color w:themeColor="background1" w:val="FFFFFF"/>
@@ -4508,6 +4789,7 @@
         <w:spacing w:after="0" w:before="0" w:line="240" w:lineRule="auto"/>
       </w:pPr>
       <w:rPr>
+        <w:rFonts w:eastAsia="黑体"/>
         <w:b/>
         <w:bCs/>
       </w:rPr>
@@ -4523,12 +4805,14 @@
     </w:tblStylePr>
     <w:tblStylePr w:type="firstCol">
       <w:rPr>
+        <w:rFonts w:eastAsia="黑体"/>
         <w:b/>
         <w:bCs/>
       </w:rPr>
     </w:tblStylePr>
     <w:tblStylePr w:type="lastCol">
       <w:rPr>
+        <w:rFonts w:eastAsia="黑体"/>
         <w:b/>
         <w:bCs/>
       </w:rPr>
@@ -4586,6 +4870,7 @@
         <w:spacing w:after="0" w:before="0" w:line="240" w:lineRule="auto"/>
       </w:pPr>
       <w:rPr>
+        <w:rFonts w:eastAsia="黑体"/>
         <w:b/>
         <w:bCs/>
         <w:color w:themeColor="background1" w:val="FFFFFF"/>
@@ -4600,6 +4885,7 @@
         <w:spacing w:after="0" w:before="0" w:line="240" w:lineRule="auto"/>
       </w:pPr>
       <w:rPr>
+        <w:rFonts w:eastAsia="黑体"/>
         <w:b/>
         <w:bCs/>
       </w:rPr>
@@ -4615,12 +4901,14 @@
     </w:tblStylePr>
     <w:tblStylePr w:type="firstCol">
       <w:rPr>
+        <w:rFonts w:eastAsia="黑体"/>
         <w:b/>
         <w:bCs/>
       </w:rPr>
     </w:tblStylePr>
     <w:tblStylePr w:type="lastCol">
       <w:rPr>
+        <w:rFonts w:eastAsia="黑体"/>
         <w:b/>
         <w:bCs/>
       </w:rPr>
@@ -4678,6 +4966,7 @@
         <w:spacing w:after="0" w:before="0" w:line="240" w:lineRule="auto"/>
       </w:pPr>
       <w:rPr>
+        <w:rFonts w:eastAsia="黑体"/>
         <w:b/>
         <w:bCs/>
         <w:color w:themeColor="background1" w:val="FFFFFF"/>
@@ -4692,6 +4981,7 @@
         <w:spacing w:after="0" w:before="0" w:line="240" w:lineRule="auto"/>
       </w:pPr>
       <w:rPr>
+        <w:rFonts w:eastAsia="黑体"/>
         <w:b/>
         <w:bCs/>
       </w:rPr>
@@ -4707,12 +4997,14 @@
     </w:tblStylePr>
     <w:tblStylePr w:type="firstCol">
       <w:rPr>
+        <w:rFonts w:eastAsia="黑体"/>
         <w:b/>
         <w:bCs/>
       </w:rPr>
     </w:tblStylePr>
     <w:tblStylePr w:type="lastCol">
       <w:rPr>
+        <w:rFonts w:eastAsia="黑体"/>
         <w:b/>
         <w:bCs/>
       </w:rPr>
@@ -4770,6 +5062,7 @@
         <w:spacing w:after="0" w:before="0" w:line="240" w:lineRule="auto"/>
       </w:pPr>
       <w:rPr>
+        <w:rFonts w:eastAsia="黑体"/>
         <w:b/>
         <w:bCs/>
         <w:color w:themeColor="background1" w:val="FFFFFF"/>
@@ -4784,6 +5077,7 @@
         <w:spacing w:after="0" w:before="0" w:line="240" w:lineRule="auto"/>
       </w:pPr>
       <w:rPr>
+        <w:rFonts w:eastAsia="黑体"/>
         <w:b/>
         <w:bCs/>
       </w:rPr>
@@ -4799,12 +5093,14 @@
     </w:tblStylePr>
     <w:tblStylePr w:type="firstCol">
       <w:rPr>
+        <w:rFonts w:eastAsia="黑体"/>
         <w:b/>
         <w:bCs/>
       </w:rPr>
     </w:tblStylePr>
     <w:tblStylePr w:type="lastCol">
       <w:rPr>
+        <w:rFonts w:eastAsia="黑体"/>
         <w:b/>
         <w:bCs/>
       </w:rPr>
@@ -4862,6 +5158,7 @@
         <w:spacing w:after="0" w:before="0" w:line="240" w:lineRule="auto"/>
       </w:pPr>
       <w:rPr>
+        <w:rFonts w:eastAsia="黑体"/>
         <w:b/>
         <w:bCs/>
         <w:color w:themeColor="background1" w:val="FFFFFF"/>
@@ -4876,6 +5173,7 @@
         <w:spacing w:after="0" w:before="0" w:line="240" w:lineRule="auto"/>
       </w:pPr>
       <w:rPr>
+        <w:rFonts w:eastAsia="黑体"/>
         <w:b/>
         <w:bCs/>
       </w:rPr>
@@ -4891,12 +5189,14 @@
     </w:tblStylePr>
     <w:tblStylePr w:type="firstCol">
       <w:rPr>
+        <w:rFonts w:eastAsia="黑体"/>
         <w:b/>
         <w:bCs/>
       </w:rPr>
     </w:tblStylePr>
     <w:tblStylePr w:type="lastCol">
       <w:rPr>
+        <w:rFonts w:eastAsia="黑体"/>
         <w:b/>
         <w:bCs/>
       </w:rPr>
@@ -4956,7 +5256,7 @@
         <w:spacing w:after="0" w:before="0" w:line="240" w:lineRule="auto"/>
       </w:pPr>
       <w:rPr>
-        <w:rFonts w:asciiTheme="majorHAnsi" w:cstheme="majorBidi" w:eastAsiaTheme="majorEastAsia" w:hAnsiTheme="majorHAnsi"/>
+        <w:rFonts w:asciiTheme="majorHAnsi" w:cstheme="majorBidi" w:hAnsiTheme="majorHAnsi" w:eastAsia="黑体"/>
         <w:b/>
         <w:bCs/>
       </w:rPr>
@@ -4977,7 +5277,7 @@
         <w:spacing w:after="0" w:before="0" w:line="240" w:lineRule="auto"/>
       </w:pPr>
       <w:rPr>
-        <w:rFonts w:asciiTheme="majorHAnsi" w:cstheme="majorBidi" w:eastAsiaTheme="majorEastAsia" w:hAnsiTheme="majorHAnsi"/>
+        <w:rFonts w:asciiTheme="majorHAnsi" w:cstheme="majorBidi" w:hAnsiTheme="majorHAnsi" w:eastAsia="黑体"/>
         <w:b/>
         <w:bCs/>
       </w:rPr>
@@ -4995,14 +5295,14 @@
     </w:tblStylePr>
     <w:tblStylePr w:type="firstCol">
       <w:rPr>
-        <w:rFonts w:asciiTheme="majorHAnsi" w:cstheme="majorBidi" w:eastAsiaTheme="majorEastAsia" w:hAnsiTheme="majorHAnsi"/>
+        <w:rFonts w:asciiTheme="majorHAnsi" w:cstheme="majorBidi" w:hAnsiTheme="majorHAnsi" w:eastAsia="黑体"/>
         <w:b/>
         <w:bCs/>
       </w:rPr>
     </w:tblStylePr>
     <w:tblStylePr w:type="lastCol">
       <w:rPr>
-        <w:rFonts w:asciiTheme="majorHAnsi" w:cstheme="majorBidi" w:eastAsiaTheme="majorEastAsia" w:hAnsiTheme="majorHAnsi"/>
+        <w:rFonts w:asciiTheme="majorHAnsi" w:cstheme="majorBidi" w:hAnsiTheme="majorHAnsi" w:eastAsia="黑体"/>
         <w:b/>
         <w:bCs/>
       </w:rPr>
@@ -5086,7 +5386,7 @@
         <w:spacing w:after="0" w:before="0" w:line="240" w:lineRule="auto"/>
       </w:pPr>
       <w:rPr>
-        <w:rFonts w:asciiTheme="majorHAnsi" w:cstheme="majorBidi" w:eastAsiaTheme="majorEastAsia" w:hAnsiTheme="majorHAnsi"/>
+        <w:rFonts w:asciiTheme="majorHAnsi" w:cstheme="majorBidi" w:hAnsiTheme="majorHAnsi" w:eastAsia="黑体"/>
         <w:b/>
         <w:bCs/>
       </w:rPr>
@@ -5107,7 +5407,7 @@
         <w:spacing w:after="0" w:before="0" w:line="240" w:lineRule="auto"/>
       </w:pPr>
       <w:rPr>
-        <w:rFonts w:asciiTheme="majorHAnsi" w:cstheme="majorBidi" w:eastAsiaTheme="majorEastAsia" w:hAnsiTheme="majorHAnsi"/>
+        <w:rFonts w:asciiTheme="majorHAnsi" w:cstheme="majorBidi" w:hAnsiTheme="majorHAnsi" w:eastAsia="黑体"/>
         <w:b/>
         <w:bCs/>
       </w:rPr>
@@ -5125,14 +5425,14 @@
     </w:tblStylePr>
     <w:tblStylePr w:type="firstCol">
       <w:rPr>
-        <w:rFonts w:asciiTheme="majorHAnsi" w:cstheme="majorBidi" w:eastAsiaTheme="majorEastAsia" w:hAnsiTheme="majorHAnsi"/>
+        <w:rFonts w:asciiTheme="majorHAnsi" w:cstheme="majorBidi" w:hAnsiTheme="majorHAnsi" w:eastAsia="黑体"/>
         <w:b/>
         <w:bCs/>
       </w:rPr>
     </w:tblStylePr>
     <w:tblStylePr w:type="lastCol">
       <w:rPr>
-        <w:rFonts w:asciiTheme="majorHAnsi" w:cstheme="majorBidi" w:eastAsiaTheme="majorEastAsia" w:hAnsiTheme="majorHAnsi"/>
+        <w:rFonts w:asciiTheme="majorHAnsi" w:cstheme="majorBidi" w:hAnsiTheme="majorHAnsi" w:eastAsia="黑体"/>
         <w:b/>
         <w:bCs/>
       </w:rPr>
@@ -5216,7 +5516,7 @@
         <w:spacing w:after="0" w:before="0" w:line="240" w:lineRule="auto"/>
       </w:pPr>
       <w:rPr>
-        <w:rFonts w:asciiTheme="majorHAnsi" w:cstheme="majorBidi" w:eastAsiaTheme="majorEastAsia" w:hAnsiTheme="majorHAnsi"/>
+        <w:rFonts w:asciiTheme="majorHAnsi" w:cstheme="majorBidi" w:hAnsiTheme="majorHAnsi" w:eastAsia="黑体"/>
         <w:b/>
         <w:bCs/>
       </w:rPr>
@@ -5237,7 +5537,7 @@
         <w:spacing w:after="0" w:before="0" w:line="240" w:lineRule="auto"/>
       </w:pPr>
       <w:rPr>
-        <w:rFonts w:asciiTheme="majorHAnsi" w:cstheme="majorBidi" w:eastAsiaTheme="majorEastAsia" w:hAnsiTheme="majorHAnsi"/>
+        <w:rFonts w:asciiTheme="majorHAnsi" w:cstheme="majorBidi" w:hAnsiTheme="majorHAnsi" w:eastAsia="黑体"/>
         <w:b/>
         <w:bCs/>
       </w:rPr>
@@ -5255,14 +5555,14 @@
     </w:tblStylePr>
     <w:tblStylePr w:type="firstCol">
       <w:rPr>
-        <w:rFonts w:asciiTheme="majorHAnsi" w:cstheme="majorBidi" w:eastAsiaTheme="majorEastAsia" w:hAnsiTheme="majorHAnsi"/>
+        <w:rFonts w:asciiTheme="majorHAnsi" w:cstheme="majorBidi" w:hAnsiTheme="majorHAnsi" w:eastAsia="黑体"/>
         <w:b/>
         <w:bCs/>
       </w:rPr>
     </w:tblStylePr>
     <w:tblStylePr w:type="lastCol">
       <w:rPr>
-        <w:rFonts w:asciiTheme="majorHAnsi" w:cstheme="majorBidi" w:eastAsiaTheme="majorEastAsia" w:hAnsiTheme="majorHAnsi"/>
+        <w:rFonts w:asciiTheme="majorHAnsi" w:cstheme="majorBidi" w:hAnsiTheme="majorHAnsi" w:eastAsia="黑体"/>
         <w:b/>
         <w:bCs/>
       </w:rPr>
@@ -5346,7 +5646,7 @@
         <w:spacing w:after="0" w:before="0" w:line="240" w:lineRule="auto"/>
       </w:pPr>
       <w:rPr>
-        <w:rFonts w:asciiTheme="majorHAnsi" w:cstheme="majorBidi" w:eastAsiaTheme="majorEastAsia" w:hAnsiTheme="majorHAnsi"/>
+        <w:rFonts w:asciiTheme="majorHAnsi" w:cstheme="majorBidi" w:hAnsiTheme="majorHAnsi" w:eastAsia="黑体"/>
         <w:b/>
         <w:bCs/>
       </w:rPr>
@@ -5367,7 +5667,7 @@
         <w:spacing w:after="0" w:before="0" w:line="240" w:lineRule="auto"/>
       </w:pPr>
       <w:rPr>
-        <w:rFonts w:asciiTheme="majorHAnsi" w:cstheme="majorBidi" w:eastAsiaTheme="majorEastAsia" w:hAnsiTheme="majorHAnsi"/>
+        <w:rFonts w:asciiTheme="majorHAnsi" w:cstheme="majorBidi" w:hAnsiTheme="majorHAnsi" w:eastAsia="黑体"/>
         <w:b/>
         <w:bCs/>
       </w:rPr>
@@ -5385,14 +5685,14 @@
     </w:tblStylePr>
     <w:tblStylePr w:type="firstCol">
       <w:rPr>
-        <w:rFonts w:asciiTheme="majorHAnsi" w:cstheme="majorBidi" w:eastAsiaTheme="majorEastAsia" w:hAnsiTheme="majorHAnsi"/>
+        <w:rFonts w:asciiTheme="majorHAnsi" w:cstheme="majorBidi" w:hAnsiTheme="majorHAnsi" w:eastAsia="黑体"/>
         <w:b/>
         <w:bCs/>
       </w:rPr>
     </w:tblStylePr>
     <w:tblStylePr w:type="lastCol">
       <w:rPr>
-        <w:rFonts w:asciiTheme="majorHAnsi" w:cstheme="majorBidi" w:eastAsiaTheme="majorEastAsia" w:hAnsiTheme="majorHAnsi"/>
+        <w:rFonts w:asciiTheme="majorHAnsi" w:cstheme="majorBidi" w:hAnsiTheme="majorHAnsi" w:eastAsia="黑体"/>
         <w:b/>
         <w:bCs/>
       </w:rPr>
@@ -5476,7 +5776,7 @@
         <w:spacing w:after="0" w:before="0" w:line="240" w:lineRule="auto"/>
       </w:pPr>
       <w:rPr>
-        <w:rFonts w:asciiTheme="majorHAnsi" w:cstheme="majorBidi" w:eastAsiaTheme="majorEastAsia" w:hAnsiTheme="majorHAnsi"/>
+        <w:rFonts w:asciiTheme="majorHAnsi" w:cstheme="majorBidi" w:hAnsiTheme="majorHAnsi" w:eastAsia="黑体"/>
         <w:b/>
         <w:bCs/>
       </w:rPr>
@@ -5497,7 +5797,7 @@
         <w:spacing w:after="0" w:before="0" w:line="240" w:lineRule="auto"/>
       </w:pPr>
       <w:rPr>
-        <w:rFonts w:asciiTheme="majorHAnsi" w:cstheme="majorBidi" w:eastAsiaTheme="majorEastAsia" w:hAnsiTheme="majorHAnsi"/>
+        <w:rFonts w:asciiTheme="majorHAnsi" w:cstheme="majorBidi" w:hAnsiTheme="majorHAnsi" w:eastAsia="黑体"/>
         <w:b/>
         <w:bCs/>
       </w:rPr>
@@ -5515,14 +5815,14 @@
     </w:tblStylePr>
     <w:tblStylePr w:type="firstCol">
       <w:rPr>
-        <w:rFonts w:asciiTheme="majorHAnsi" w:cstheme="majorBidi" w:eastAsiaTheme="majorEastAsia" w:hAnsiTheme="majorHAnsi"/>
+        <w:rFonts w:asciiTheme="majorHAnsi" w:cstheme="majorBidi" w:hAnsiTheme="majorHAnsi" w:eastAsia="黑体"/>
         <w:b/>
         <w:bCs/>
       </w:rPr>
     </w:tblStylePr>
     <w:tblStylePr w:type="lastCol">
       <w:rPr>
-        <w:rFonts w:asciiTheme="majorHAnsi" w:cstheme="majorBidi" w:eastAsiaTheme="majorEastAsia" w:hAnsiTheme="majorHAnsi"/>
+        <w:rFonts w:asciiTheme="majorHAnsi" w:cstheme="majorBidi" w:hAnsiTheme="majorHAnsi" w:eastAsia="黑体"/>
         <w:b/>
         <w:bCs/>
       </w:rPr>
@@ -5606,7 +5906,7 @@
         <w:spacing w:after="0" w:before="0" w:line="240" w:lineRule="auto"/>
       </w:pPr>
       <w:rPr>
-        <w:rFonts w:asciiTheme="majorHAnsi" w:cstheme="majorBidi" w:eastAsiaTheme="majorEastAsia" w:hAnsiTheme="majorHAnsi"/>
+        <w:rFonts w:asciiTheme="majorHAnsi" w:cstheme="majorBidi" w:hAnsiTheme="majorHAnsi" w:eastAsia="黑体"/>
         <w:b/>
         <w:bCs/>
       </w:rPr>
@@ -5627,7 +5927,7 @@
         <w:spacing w:after="0" w:before="0" w:line="240" w:lineRule="auto"/>
       </w:pPr>
       <w:rPr>
-        <w:rFonts w:asciiTheme="majorHAnsi" w:cstheme="majorBidi" w:eastAsiaTheme="majorEastAsia" w:hAnsiTheme="majorHAnsi"/>
+        <w:rFonts w:asciiTheme="majorHAnsi" w:cstheme="majorBidi" w:hAnsiTheme="majorHAnsi" w:eastAsia="黑体"/>
         <w:b/>
         <w:bCs/>
       </w:rPr>
@@ -5645,14 +5945,14 @@
     </w:tblStylePr>
     <w:tblStylePr w:type="firstCol">
       <w:rPr>
-        <w:rFonts w:asciiTheme="majorHAnsi" w:cstheme="majorBidi" w:eastAsiaTheme="majorEastAsia" w:hAnsiTheme="majorHAnsi"/>
+        <w:rFonts w:asciiTheme="majorHAnsi" w:cstheme="majorBidi" w:hAnsiTheme="majorHAnsi" w:eastAsia="黑体"/>
         <w:b/>
         <w:bCs/>
       </w:rPr>
     </w:tblStylePr>
     <w:tblStylePr w:type="lastCol">
       <w:rPr>
-        <w:rFonts w:asciiTheme="majorHAnsi" w:cstheme="majorBidi" w:eastAsiaTheme="majorEastAsia" w:hAnsiTheme="majorHAnsi"/>
+        <w:rFonts w:asciiTheme="majorHAnsi" w:cstheme="majorBidi" w:hAnsiTheme="majorHAnsi" w:eastAsia="黑体"/>
         <w:b/>
         <w:bCs/>
       </w:rPr>
@@ -5736,7 +6036,7 @@
         <w:spacing w:after="0" w:before="0" w:line="240" w:lineRule="auto"/>
       </w:pPr>
       <w:rPr>
-        <w:rFonts w:asciiTheme="majorHAnsi" w:cstheme="majorBidi" w:eastAsiaTheme="majorEastAsia" w:hAnsiTheme="majorHAnsi"/>
+        <w:rFonts w:asciiTheme="majorHAnsi" w:cstheme="majorBidi" w:hAnsiTheme="majorHAnsi" w:eastAsia="黑体"/>
         <w:b/>
         <w:bCs/>
       </w:rPr>
@@ -5757,7 +6057,7 @@
         <w:spacing w:after="0" w:before="0" w:line="240" w:lineRule="auto"/>
       </w:pPr>
       <w:rPr>
-        <w:rFonts w:asciiTheme="majorHAnsi" w:cstheme="majorBidi" w:eastAsiaTheme="majorEastAsia" w:hAnsiTheme="majorHAnsi"/>
+        <w:rFonts w:asciiTheme="majorHAnsi" w:cstheme="majorBidi" w:hAnsiTheme="majorHAnsi" w:eastAsia="黑体"/>
         <w:b/>
         <w:bCs/>
       </w:rPr>
@@ -5775,14 +6075,14 @@
     </w:tblStylePr>
     <w:tblStylePr w:type="firstCol">
       <w:rPr>
-        <w:rFonts w:asciiTheme="majorHAnsi" w:cstheme="majorBidi" w:eastAsiaTheme="majorEastAsia" w:hAnsiTheme="majorHAnsi"/>
+        <w:rFonts w:asciiTheme="majorHAnsi" w:cstheme="majorBidi" w:hAnsiTheme="majorHAnsi" w:eastAsia="黑体"/>
         <w:b/>
         <w:bCs/>
       </w:rPr>
     </w:tblStylePr>
     <w:tblStylePr w:type="lastCol">
       <w:rPr>
-        <w:rFonts w:asciiTheme="majorHAnsi" w:cstheme="majorBidi" w:eastAsiaTheme="majorEastAsia" w:hAnsiTheme="majorHAnsi"/>
+        <w:rFonts w:asciiTheme="majorHAnsi" w:cstheme="majorBidi" w:hAnsiTheme="majorHAnsi" w:eastAsia="黑体"/>
         <w:b/>
         <w:bCs/>
       </w:rPr>
@@ -5865,6 +6165,7 @@
         <w:spacing w:after="0" w:before="0" w:line="240" w:lineRule="auto"/>
       </w:pPr>
       <w:rPr>
+        <w:rFonts w:eastAsia="黑体"/>
         <w:b/>
         <w:bCs/>
         <w:color w:themeColor="background1" w:val="FFFFFF"/>
@@ -5887,6 +6188,7 @@
         <w:spacing w:after="0" w:before="0" w:line="240" w:lineRule="auto"/>
       </w:pPr>
       <w:rPr>
+        <w:rFonts w:eastAsia="黑体"/>
         <w:b/>
         <w:bCs/>
       </w:rPr>
@@ -5904,12 +6206,14 @@
     </w:tblStylePr>
     <w:tblStylePr w:type="firstCol">
       <w:rPr>
+        <w:rFonts w:eastAsia="黑体"/>
         <w:b/>
         <w:bCs/>
       </w:rPr>
     </w:tblStylePr>
     <w:tblStylePr w:type="lastCol">
       <w:rPr>
+        <w:rFonts w:eastAsia="黑体"/>
         <w:b/>
         <w:bCs/>
       </w:rPr>
@@ -5971,6 +6275,7 @@
         <w:spacing w:after="0" w:before="0" w:line="240" w:lineRule="auto"/>
       </w:pPr>
       <w:rPr>
+        <w:rFonts w:eastAsia="黑体"/>
         <w:b/>
         <w:bCs/>
         <w:color w:themeColor="background1" w:val="FFFFFF"/>
@@ -5993,6 +6298,7 @@
         <w:spacing w:after="0" w:before="0" w:line="240" w:lineRule="auto"/>
       </w:pPr>
       <w:rPr>
+        <w:rFonts w:eastAsia="黑体"/>
         <w:b/>
         <w:bCs/>
       </w:rPr>
@@ -6010,12 +6316,14 @@
     </w:tblStylePr>
     <w:tblStylePr w:type="firstCol">
       <w:rPr>
+        <w:rFonts w:eastAsia="黑体"/>
         <w:b/>
         <w:bCs/>
       </w:rPr>
     </w:tblStylePr>
     <w:tblStylePr w:type="lastCol">
       <w:rPr>
+        <w:rFonts w:eastAsia="黑体"/>
         <w:b/>
         <w:bCs/>
       </w:rPr>
@@ -6077,6 +6385,7 @@
         <w:spacing w:after="0" w:before="0" w:line="240" w:lineRule="auto"/>
       </w:pPr>
       <w:rPr>
+        <w:rFonts w:eastAsia="黑体"/>
         <w:b/>
         <w:bCs/>
         <w:color w:themeColor="background1" w:val="FFFFFF"/>
@@ -6099,6 +6408,7 @@
         <w:spacing w:after="0" w:before="0" w:line="240" w:lineRule="auto"/>
       </w:pPr>
       <w:rPr>
+        <w:rFonts w:eastAsia="黑体"/>
         <w:b/>
         <w:bCs/>
       </w:rPr>
@@ -6116,12 +6426,14 @@
     </w:tblStylePr>
     <w:tblStylePr w:type="firstCol">
       <w:rPr>
+        <w:rFonts w:eastAsia="黑体"/>
         <w:b/>
         <w:bCs/>
       </w:rPr>
     </w:tblStylePr>
     <w:tblStylePr w:type="lastCol">
       <w:rPr>
+        <w:rFonts w:eastAsia="黑体"/>
         <w:b/>
         <w:bCs/>
       </w:rPr>
@@ -6183,6 +6495,7 @@
         <w:spacing w:after="0" w:before="0" w:line="240" w:lineRule="auto"/>
       </w:pPr>
       <w:rPr>
+        <w:rFonts w:eastAsia="黑体"/>
         <w:b/>
         <w:bCs/>
         <w:color w:themeColor="background1" w:val="FFFFFF"/>
@@ -6205,6 +6518,7 @@
         <w:spacing w:after="0" w:before="0" w:line="240" w:lineRule="auto"/>
       </w:pPr>
       <w:rPr>
+        <w:rFonts w:eastAsia="黑体"/>
         <w:b/>
         <w:bCs/>
       </w:rPr>
@@ -6222,12 +6536,14 @@
     </w:tblStylePr>
     <w:tblStylePr w:type="firstCol">
       <w:rPr>
+        <w:rFonts w:eastAsia="黑体"/>
         <w:b/>
         <w:bCs/>
       </w:rPr>
     </w:tblStylePr>
     <w:tblStylePr w:type="lastCol">
       <w:rPr>
+        <w:rFonts w:eastAsia="黑体"/>
         <w:b/>
         <w:bCs/>
       </w:rPr>
@@ -6289,6 +6605,7 @@
         <w:spacing w:after="0" w:before="0" w:line="240" w:lineRule="auto"/>
       </w:pPr>
       <w:rPr>
+        <w:rFonts w:eastAsia="黑体"/>
         <w:b/>
         <w:bCs/>
         <w:color w:themeColor="background1" w:val="FFFFFF"/>
@@ -6311,6 +6628,7 @@
         <w:spacing w:after="0" w:before="0" w:line="240" w:lineRule="auto"/>
       </w:pPr>
       <w:rPr>
+        <w:rFonts w:eastAsia="黑体"/>
         <w:b/>
         <w:bCs/>
       </w:rPr>
@@ -6328,12 +6646,14 @@
     </w:tblStylePr>
     <w:tblStylePr w:type="firstCol">
       <w:rPr>
+        <w:rFonts w:eastAsia="黑体"/>
         <w:b/>
         <w:bCs/>
       </w:rPr>
     </w:tblStylePr>
     <w:tblStylePr w:type="lastCol">
       <w:rPr>
+        <w:rFonts w:eastAsia="黑体"/>
         <w:b/>
         <w:bCs/>
       </w:rPr>
@@ -6395,6 +6715,7 @@
         <w:spacing w:after="0" w:before="0" w:line="240" w:lineRule="auto"/>
       </w:pPr>
       <w:rPr>
+        <w:rFonts w:eastAsia="黑体"/>
         <w:b/>
         <w:bCs/>
         <w:color w:themeColor="background1" w:val="FFFFFF"/>
@@ -6417,6 +6738,7 @@
         <w:spacing w:after="0" w:before="0" w:line="240" w:lineRule="auto"/>
       </w:pPr>
       <w:rPr>
+        <w:rFonts w:eastAsia="黑体"/>
         <w:b/>
         <w:bCs/>
       </w:rPr>
@@ -6434,12 +6756,14 @@
     </w:tblStylePr>
     <w:tblStylePr w:type="firstCol">
       <w:rPr>
+        <w:rFonts w:eastAsia="黑体"/>
         <w:b/>
         <w:bCs/>
       </w:rPr>
     </w:tblStylePr>
     <w:tblStylePr w:type="lastCol">
       <w:rPr>
+        <w:rFonts w:eastAsia="黑体"/>
         <w:b/>
         <w:bCs/>
       </w:rPr>
@@ -6501,6 +6825,7 @@
         <w:spacing w:after="0" w:before="0" w:line="240" w:lineRule="auto"/>
       </w:pPr>
       <w:rPr>
+        <w:rFonts w:eastAsia="黑体"/>
         <w:b/>
         <w:bCs/>
         <w:color w:themeColor="background1" w:val="FFFFFF"/>
@@ -6523,6 +6848,7 @@
         <w:spacing w:after="0" w:before="0" w:line="240" w:lineRule="auto"/>
       </w:pPr>
       <w:rPr>
+        <w:rFonts w:eastAsia="黑体"/>
         <w:b/>
         <w:bCs/>
       </w:rPr>
@@ -6540,12 +6866,14 @@
     </w:tblStylePr>
     <w:tblStylePr w:type="firstCol">
       <w:rPr>
+        <w:rFonts w:eastAsia="黑体"/>
         <w:b/>
         <w:bCs/>
       </w:rPr>
     </w:tblStylePr>
     <w:tblStylePr w:type="lastCol">
       <w:rPr>
+        <w:rFonts w:eastAsia="黑体"/>
         <w:b/>
         <w:bCs/>
       </w:rPr>
@@ -6604,6 +6932,7 @@
         <w:spacing w:after="0" w:before="0" w:line="240" w:lineRule="auto"/>
       </w:pPr>
       <w:rPr>
+        <w:rFonts w:eastAsia="黑体"/>
         <w:b/>
         <w:bCs/>
         <w:color w:themeColor="background1" w:val="FFFFFF"/>
@@ -6626,6 +6955,7 @@
         <w:spacing w:after="0" w:before="0" w:line="240" w:lineRule="auto"/>
       </w:pPr>
       <w:rPr>
+        <w:rFonts w:eastAsia="黑体"/>
         <w:color w:val="auto"/>
       </w:rPr>
       <w:tblPr/>
@@ -6643,6 +6973,7 @@
     </w:tblStylePr>
     <w:tblStylePr w:type="firstCol">
       <w:rPr>
+        <w:rFonts w:eastAsia="黑体"/>
         <w:b/>
         <w:bCs/>
         <w:color w:themeColor="background1" w:val="FFFFFF"/>
@@ -6662,6 +6993,7 @@
     </w:tblStylePr>
     <w:tblStylePr w:type="lastCol">
       <w:rPr>
+        <w:rFonts w:eastAsia="黑体"/>
         <w:b/>
         <w:bCs/>
         <w:color w:themeColor="background1" w:val="FFFFFF"/>
@@ -6710,6 +7042,7 @@
     </w:tblStylePr>
     <w:tblStylePr w:type="nwCell">
       <w:rPr>
+        <w:rFonts w:eastAsia="黑体"/>
         <w:color w:themeColor="background1" w:val="FFFFFF"/>
       </w:rPr>
       <w:tblPr/>
@@ -6753,6 +7086,7 @@
         <w:spacing w:after="0" w:before="0" w:line="240" w:lineRule="auto"/>
       </w:pPr>
       <w:rPr>
+        <w:rFonts w:eastAsia="黑体"/>
         <w:b/>
         <w:bCs/>
         <w:color w:themeColor="background1" w:val="FFFFFF"/>
@@ -6775,6 +7109,7 @@
         <w:spacing w:after="0" w:before="0" w:line="240" w:lineRule="auto"/>
       </w:pPr>
       <w:rPr>
+        <w:rFonts w:eastAsia="黑体"/>
         <w:color w:val="auto"/>
       </w:rPr>
       <w:tblPr/>
@@ -6792,6 +7127,7 @@
     </w:tblStylePr>
     <w:tblStylePr w:type="firstCol">
       <w:rPr>
+        <w:rFonts w:eastAsia="黑体"/>
         <w:b/>
         <w:bCs/>
         <w:color w:themeColor="background1" w:val="FFFFFF"/>
@@ -6811,6 +7147,7 @@
     </w:tblStylePr>
     <w:tblStylePr w:type="lastCol">
       <w:rPr>
+        <w:rFonts w:eastAsia="黑体"/>
         <w:b/>
         <w:bCs/>
         <w:color w:themeColor="background1" w:val="FFFFFF"/>
@@ -6859,6 +7196,7 @@
     </w:tblStylePr>
     <w:tblStylePr w:type="nwCell">
       <w:rPr>
+        <w:rFonts w:eastAsia="黑体"/>
         <w:color w:themeColor="background1" w:val="FFFFFF"/>
       </w:rPr>
       <w:tblPr/>
@@ -6902,6 +7240,7 @@
         <w:spacing w:after="0" w:before="0" w:line="240" w:lineRule="auto"/>
       </w:pPr>
       <w:rPr>
+        <w:rFonts w:eastAsia="黑体"/>
         <w:b/>
         <w:bCs/>
         <w:color w:themeColor="background1" w:val="FFFFFF"/>
@@ -6924,6 +7263,7 @@
         <w:spacing w:after="0" w:before="0" w:line="240" w:lineRule="auto"/>
       </w:pPr>
       <w:rPr>
+        <w:rFonts w:eastAsia="黑体"/>
         <w:color w:val="auto"/>
       </w:rPr>
       <w:tblPr/>
@@ -6941,6 +7281,7 @@
     </w:tblStylePr>
     <w:tblStylePr w:type="firstCol">
       <w:rPr>
+        <w:rFonts w:eastAsia="黑体"/>
         <w:b/>
         <w:bCs/>
         <w:color w:themeColor="background1" w:val="FFFFFF"/>
@@ -6960,6 +7301,7 @@
     </w:tblStylePr>
     <w:tblStylePr w:type="lastCol">
       <w:rPr>
+        <w:rFonts w:eastAsia="黑体"/>
         <w:b/>
         <w:bCs/>
         <w:color w:themeColor="background1" w:val="FFFFFF"/>
@@ -7008,6 +7350,7 @@
     </w:tblStylePr>
     <w:tblStylePr w:type="nwCell">
       <w:rPr>
+        <w:rFonts w:eastAsia="黑体"/>
         <w:color w:themeColor="background1" w:val="FFFFFF"/>
       </w:rPr>
       <w:tblPr/>
@@ -7051,6 +7394,7 @@
         <w:spacing w:after="0" w:before="0" w:line="240" w:lineRule="auto"/>
       </w:pPr>
       <w:rPr>
+        <w:rFonts w:eastAsia="黑体"/>
         <w:b/>
         <w:bCs/>
         <w:color w:themeColor="background1" w:val="FFFFFF"/>
@@ -7073,6 +7417,7 @@
         <w:spacing w:after="0" w:before="0" w:line="240" w:lineRule="auto"/>
       </w:pPr>
       <w:rPr>
+        <w:rFonts w:eastAsia="黑体"/>
         <w:color w:val="auto"/>
       </w:rPr>
       <w:tblPr/>
@@ -7090,6 +7435,7 @@
     </w:tblStylePr>
     <w:tblStylePr w:type="firstCol">
       <w:rPr>
+        <w:rFonts w:eastAsia="黑体"/>
         <w:b/>
         <w:bCs/>
         <w:color w:themeColor="background1" w:val="FFFFFF"/>
@@ -7109,6 +7455,7 @@
     </w:tblStylePr>
     <w:tblStylePr w:type="lastCol">
       <w:rPr>
+        <w:rFonts w:eastAsia="黑体"/>
         <w:b/>
         <w:bCs/>
         <w:color w:themeColor="background1" w:val="FFFFFF"/>
@@ -7157,6 +7504,7 @@
     </w:tblStylePr>
     <w:tblStylePr w:type="nwCell">
       <w:rPr>
+        <w:rFonts w:eastAsia="黑体"/>
         <w:color w:themeColor="background1" w:val="FFFFFF"/>
       </w:rPr>
       <w:tblPr/>
@@ -7200,6 +7548,7 @@
         <w:spacing w:after="0" w:before="0" w:line="240" w:lineRule="auto"/>
       </w:pPr>
       <w:rPr>
+        <w:rFonts w:eastAsia="黑体"/>
         <w:b/>
         <w:bCs/>
         <w:color w:themeColor="background1" w:val="FFFFFF"/>
@@ -7222,6 +7571,7 @@
         <w:spacing w:after="0" w:before="0" w:line="240" w:lineRule="auto"/>
       </w:pPr>
       <w:rPr>
+        <w:rFonts w:eastAsia="黑体"/>
         <w:color w:val="auto"/>
       </w:rPr>
       <w:tblPr/>
@@ -7239,6 +7589,7 @@
     </w:tblStylePr>
     <w:tblStylePr w:type="firstCol">
       <w:rPr>
+        <w:rFonts w:eastAsia="黑体"/>
         <w:b/>
         <w:bCs/>
         <w:color w:themeColor="background1" w:val="FFFFFF"/>
@@ -7258,6 +7609,7 @@
     </w:tblStylePr>
     <w:tblStylePr w:type="lastCol">
       <w:rPr>
+        <w:rFonts w:eastAsia="黑体"/>
         <w:b/>
         <w:bCs/>
         <w:color w:themeColor="background1" w:val="FFFFFF"/>
@@ -7306,6 +7658,7 @@
     </w:tblStylePr>
     <w:tblStylePr w:type="nwCell">
       <w:rPr>
+        <w:rFonts w:eastAsia="黑体"/>
         <w:color w:themeColor="background1" w:val="FFFFFF"/>
       </w:rPr>
       <w:tblPr/>
@@ -7349,6 +7702,7 @@
         <w:spacing w:after="0" w:before="0" w:line="240" w:lineRule="auto"/>
       </w:pPr>
       <w:rPr>
+        <w:rFonts w:eastAsia="黑体"/>
         <w:b/>
         <w:bCs/>
         <w:color w:themeColor="background1" w:val="FFFFFF"/>
@@ -7371,6 +7725,7 @@
         <w:spacing w:after="0" w:before="0" w:line="240" w:lineRule="auto"/>
       </w:pPr>
       <w:rPr>
+        <w:rFonts w:eastAsia="黑体"/>
         <w:color w:val="auto"/>
       </w:rPr>
       <w:tblPr/>
@@ -7388,6 +7743,7 @@
     </w:tblStylePr>
     <w:tblStylePr w:type="firstCol">
       <w:rPr>
+        <w:rFonts w:eastAsia="黑体"/>
         <w:b/>
         <w:bCs/>
         <w:color w:themeColor="background1" w:val="FFFFFF"/>
@@ -7407,6 +7763,7 @@
     </w:tblStylePr>
     <w:tblStylePr w:type="lastCol">
       <w:rPr>
+        <w:rFonts w:eastAsia="黑体"/>
         <w:b/>
         <w:bCs/>
         <w:color w:themeColor="background1" w:val="FFFFFF"/>
@@ -7455,6 +7812,7 @@
     </w:tblStylePr>
     <w:tblStylePr w:type="nwCell">
       <w:rPr>
+        <w:rFonts w:eastAsia="黑体"/>
         <w:color w:themeColor="background1" w:val="FFFFFF"/>
       </w:rPr>
       <w:tblPr/>
@@ -7498,6 +7856,7 @@
         <w:spacing w:after="0" w:before="0" w:line="240" w:lineRule="auto"/>
       </w:pPr>
       <w:rPr>
+        <w:rFonts w:eastAsia="黑体"/>
         <w:b/>
         <w:bCs/>
         <w:color w:themeColor="background1" w:val="FFFFFF"/>
@@ -7520,6 +7879,7 @@
         <w:spacing w:after="0" w:before="0" w:line="240" w:lineRule="auto"/>
       </w:pPr>
       <w:rPr>
+        <w:rFonts w:eastAsia="黑体"/>
         <w:color w:val="auto"/>
       </w:rPr>
       <w:tblPr/>
@@ -7537,6 +7897,7 @@
     </w:tblStylePr>
     <w:tblStylePr w:type="firstCol">
       <w:rPr>
+        <w:rFonts w:eastAsia="黑体"/>
         <w:b/>
         <w:bCs/>
         <w:color w:themeColor="background1" w:val="FFFFFF"/>
@@ -7556,6 +7917,7 @@
     </w:tblStylePr>
     <w:tblStylePr w:type="lastCol">
       <w:rPr>
+        <w:rFonts w:eastAsia="黑体"/>
         <w:b/>
         <w:bCs/>
         <w:color w:themeColor="background1" w:val="FFFFFF"/>
@@ -7604,6 +7966,7 @@
     </w:tblStylePr>
     <w:tblStylePr w:type="nwCell">
       <w:rPr>
+        <w:rFonts w:eastAsia="黑体"/>
         <w:color w:themeColor="background1" w:val="FFFFFF"/>
       </w:rPr>
       <w:tblPr/>
@@ -7628,6 +7991,7 @@
       <w:spacing w:after="0" w:line="240" w:lineRule="auto"/>
     </w:pPr>
     <w:rPr>
+      <w:rFonts w:eastAsia="黑体"/>
       <w:color w:themeColor="text1" w:val="000000"/>
     </w:rPr>
     <w:tblPr>
@@ -7647,7 +8011,7 @@
     </w:tblPr>
     <w:tblStylePr w:type="firstRow">
       <w:rPr>
-        <w:rFonts w:asciiTheme="majorHAnsi" w:cstheme="majorBidi" w:eastAsiaTheme="majorEastAsia" w:hAnsiTheme="majorHAnsi"/>
+        <w:rFonts w:asciiTheme="majorHAnsi" w:cstheme="majorBidi" w:hAnsiTheme="majorHAnsi" w:eastAsia="黑体"/>
       </w:rPr>
       <w:tblPr/>
       <w:tcPr>
@@ -7659,6 +8023,7 @@
     </w:tblStylePr>
     <w:tblStylePr w:type="lastRow">
       <w:rPr>
+        <w:rFonts w:eastAsia="黑体"/>
         <w:b/>
         <w:bCs/>
         <w:color w:themeColor="text2" w:val="1F497D"/>
@@ -7673,12 +8038,14 @@
     </w:tblStylePr>
     <w:tblStylePr w:type="firstCol">
       <w:rPr>
+        <w:rFonts w:eastAsia="黑体"/>
         <w:b/>
         <w:bCs/>
       </w:rPr>
     </w:tblStylePr>
     <w:tblStylePr w:type="lastCol">
       <w:rPr>
+        <w:rFonts w:eastAsia="黑体"/>
         <w:b/>
         <w:bCs/>
       </w:rPr>
@@ -7712,6 +8079,7 @@
       <w:spacing w:after="0" w:line="240" w:lineRule="auto"/>
     </w:pPr>
     <w:rPr>
+      <w:rFonts w:eastAsia="黑体"/>
       <w:color w:themeColor="text1" w:val="000000"/>
     </w:rPr>
     <w:tblPr>
@@ -7731,7 +8099,7 @@
     </w:tblPr>
     <w:tblStylePr w:type="firstRow">
       <w:rPr>
-        <w:rFonts w:asciiTheme="majorHAnsi" w:cstheme="majorBidi" w:eastAsiaTheme="majorEastAsia" w:hAnsiTheme="majorHAnsi"/>
+        <w:rFonts w:asciiTheme="majorHAnsi" w:cstheme="majorBidi" w:hAnsiTheme="majorHAnsi" w:eastAsia="黑体"/>
       </w:rPr>
       <w:tblPr/>
       <w:tcPr>
@@ -7743,6 +8111,7 @@
     </w:tblStylePr>
     <w:tblStylePr w:type="lastRow">
       <w:rPr>
+        <w:rFonts w:eastAsia="黑体"/>
         <w:b/>
         <w:bCs/>
         <w:color w:themeColor="text2" w:val="1F497D"/>
@@ -7757,12 +8126,14 @@
     </w:tblStylePr>
     <w:tblStylePr w:type="firstCol">
       <w:rPr>
+        <w:rFonts w:eastAsia="黑体"/>
         <w:b/>
         <w:bCs/>
       </w:rPr>
     </w:tblStylePr>
     <w:tblStylePr w:type="lastCol">
       <w:rPr>
+        <w:rFonts w:eastAsia="黑体"/>
         <w:b/>
         <w:bCs/>
       </w:rPr>
@@ -7796,6 +8167,7 @@
       <w:spacing w:after="0" w:line="240" w:lineRule="auto"/>
     </w:pPr>
     <w:rPr>
+      <w:rFonts w:eastAsia="黑体"/>
       <w:color w:themeColor="text1" w:val="000000"/>
     </w:rPr>
     <w:tblPr>
@@ -7815,7 +8187,7 @@
     </w:tblPr>
     <w:tblStylePr w:type="firstRow">
       <w:rPr>
-        <w:rFonts w:asciiTheme="majorHAnsi" w:cstheme="majorBidi" w:eastAsiaTheme="majorEastAsia" w:hAnsiTheme="majorHAnsi"/>
+        <w:rFonts w:asciiTheme="majorHAnsi" w:cstheme="majorBidi" w:hAnsiTheme="majorHAnsi" w:eastAsia="黑体"/>
       </w:rPr>
       <w:tblPr/>
       <w:tcPr>
@@ -7827,6 +8199,7 @@
     </w:tblStylePr>
     <w:tblStylePr w:type="lastRow">
       <w:rPr>
+        <w:rFonts w:eastAsia="黑体"/>
         <w:b/>
         <w:bCs/>
         <w:color w:themeColor="text2" w:val="1F497D"/>
@@ -7841,12 +8214,14 @@
     </w:tblStylePr>
     <w:tblStylePr w:type="firstCol">
       <w:rPr>
+        <w:rFonts w:eastAsia="黑体"/>
         <w:b/>
         <w:bCs/>
       </w:rPr>
     </w:tblStylePr>
     <w:tblStylePr w:type="lastCol">
       <w:rPr>
+        <w:rFonts w:eastAsia="黑体"/>
         <w:b/>
         <w:bCs/>
       </w:rPr>
@@ -7880,6 +8255,7 @@
       <w:spacing w:after="0" w:line="240" w:lineRule="auto"/>
     </w:pPr>
     <w:rPr>
+      <w:rFonts w:eastAsia="黑体"/>
       <w:color w:themeColor="text1" w:val="000000"/>
     </w:rPr>
     <w:tblPr>
@@ -7899,7 +8275,7 @@
     </w:tblPr>
     <w:tblStylePr w:type="firstRow">
       <w:rPr>
-        <w:rFonts w:asciiTheme="majorHAnsi" w:cstheme="majorBidi" w:eastAsiaTheme="majorEastAsia" w:hAnsiTheme="majorHAnsi"/>
+        <w:rFonts w:asciiTheme="majorHAnsi" w:cstheme="majorBidi" w:hAnsiTheme="majorHAnsi" w:eastAsia="黑体"/>
       </w:rPr>
       <w:tblPr/>
       <w:tcPr>
@@ -7911,6 +8287,7 @@
     </w:tblStylePr>
     <w:tblStylePr w:type="lastRow">
       <w:rPr>
+        <w:rFonts w:eastAsia="黑体"/>
         <w:b/>
         <w:bCs/>
         <w:color w:themeColor="text2" w:val="1F497D"/>
@@ -7925,12 +8302,14 @@
     </w:tblStylePr>
     <w:tblStylePr w:type="firstCol">
       <w:rPr>
+        <w:rFonts w:eastAsia="黑体"/>
         <w:b/>
         <w:bCs/>
       </w:rPr>
     </w:tblStylePr>
     <w:tblStylePr w:type="lastCol">
       <w:rPr>
+        <w:rFonts w:eastAsia="黑体"/>
         <w:b/>
         <w:bCs/>
       </w:rPr>
@@ -7964,6 +8343,7 @@
       <w:spacing w:after="0" w:line="240" w:lineRule="auto"/>
     </w:pPr>
     <w:rPr>
+      <w:rFonts w:eastAsia="黑体"/>
       <w:color w:themeColor="text1" w:val="000000"/>
     </w:rPr>
     <w:tblPr>
@@ -7983,7 +8363,7 @@
     </w:tblPr>
     <w:tblStylePr w:type="firstRow">
       <w:rPr>
-        <w:rFonts w:asciiTheme="majorHAnsi" w:cstheme="majorBidi" w:eastAsiaTheme="majorEastAsia" w:hAnsiTheme="majorHAnsi"/>
+        <w:rFonts w:asciiTheme="majorHAnsi" w:cstheme="majorBidi" w:hAnsiTheme="majorHAnsi" w:eastAsia="黑体"/>
       </w:rPr>
       <w:tblPr/>
       <w:tcPr>
@@ -7995,6 +8375,7 @@
     </w:tblStylePr>
     <w:tblStylePr w:type="lastRow">
       <w:rPr>
+        <w:rFonts w:eastAsia="黑体"/>
         <w:b/>
         <w:bCs/>
         <w:color w:themeColor="text2" w:val="1F497D"/>
@@ -8009,12 +8390,14 @@
     </w:tblStylePr>
     <w:tblStylePr w:type="firstCol">
       <w:rPr>
+        <w:rFonts w:eastAsia="黑体"/>
         <w:b/>
         <w:bCs/>
       </w:rPr>
     </w:tblStylePr>
     <w:tblStylePr w:type="lastCol">
       <w:rPr>
+        <w:rFonts w:eastAsia="黑体"/>
         <w:b/>
         <w:bCs/>
       </w:rPr>
@@ -8048,6 +8431,7 @@
       <w:spacing w:after="0" w:line="240" w:lineRule="auto"/>
     </w:pPr>
     <w:rPr>
+      <w:rFonts w:eastAsia="黑体"/>
       <w:color w:themeColor="text1" w:val="000000"/>
     </w:rPr>
     <w:tblPr>
@@ -8067,7 +8451,7 @@
     </w:tblPr>
     <w:tblStylePr w:type="firstRow">
       <w:rPr>
-        <w:rFonts w:asciiTheme="majorHAnsi" w:cstheme="majorBidi" w:eastAsiaTheme="majorEastAsia" w:hAnsiTheme="majorHAnsi"/>
+        <w:rFonts w:asciiTheme="majorHAnsi" w:cstheme="majorBidi" w:hAnsiTheme="majorHAnsi" w:eastAsia="黑体"/>
       </w:rPr>
       <w:tblPr/>
       <w:tcPr>
@@ -8079,6 +8463,7 @@
     </w:tblStylePr>
     <w:tblStylePr w:type="lastRow">
       <w:rPr>
+        <w:rFonts w:eastAsia="黑体"/>
         <w:b/>
         <w:bCs/>
         <w:color w:themeColor="text2" w:val="1F497D"/>
@@ -8093,12 +8478,14 @@
     </w:tblStylePr>
     <w:tblStylePr w:type="firstCol">
       <w:rPr>
+        <w:rFonts w:eastAsia="黑体"/>
         <w:b/>
         <w:bCs/>
       </w:rPr>
     </w:tblStylePr>
     <w:tblStylePr w:type="lastCol">
       <w:rPr>
+        <w:rFonts w:eastAsia="黑体"/>
         <w:b/>
         <w:bCs/>
       </w:rPr>
@@ -8132,6 +8519,7 @@
       <w:spacing w:after="0" w:line="240" w:lineRule="auto"/>
     </w:pPr>
     <w:rPr>
+      <w:rFonts w:eastAsia="黑体"/>
       <w:color w:themeColor="text1" w:val="000000"/>
     </w:rPr>
     <w:tblPr>
@@ -8151,7 +8539,7 @@
     </w:tblPr>
     <w:tblStylePr w:type="firstRow">
       <w:rPr>
-        <w:rFonts w:asciiTheme="majorHAnsi" w:cstheme="majorBidi" w:eastAsiaTheme="majorEastAsia" w:hAnsiTheme="majorHAnsi"/>
+        <w:rFonts w:asciiTheme="majorHAnsi" w:cstheme="majorBidi" w:hAnsiTheme="majorHAnsi" w:eastAsia="黑体"/>
       </w:rPr>
       <w:tblPr/>
       <w:tcPr>
@@ -8163,6 +8551,7 @@
     </w:tblStylePr>
     <w:tblStylePr w:type="lastRow">
       <w:rPr>
+        <w:rFonts w:eastAsia="黑体"/>
         <w:b/>
         <w:bCs/>
         <w:color w:themeColor="text2" w:val="1F497D"/>
@@ -8177,12 +8566,14 @@
     </w:tblStylePr>
     <w:tblStylePr w:type="firstCol">
       <w:rPr>
+        <w:rFonts w:eastAsia="黑体"/>
         <w:b/>
         <w:bCs/>
       </w:rPr>
     </w:tblStylePr>
     <w:tblStylePr w:type="lastCol">
       <w:rPr>
+        <w:rFonts w:eastAsia="黑体"/>
         <w:b/>
         <w:bCs/>
       </w:rPr>
@@ -8216,7 +8607,7 @@
       <w:spacing w:after="0" w:line="240" w:lineRule="auto"/>
     </w:pPr>
     <w:rPr>
-      <w:rFonts w:asciiTheme="majorHAnsi" w:cstheme="majorBidi" w:eastAsiaTheme="majorEastAsia" w:hAnsiTheme="majorHAnsi"/>
+      <w:rFonts w:asciiTheme="majorHAnsi" w:cstheme="majorBidi" w:hAnsiTheme="majorHAnsi" w:eastAsia="黑体"/>
       <w:color w:themeColor="text1" w:val="000000"/>
     </w:rPr>
     <w:tblPr>
@@ -8238,6 +8629,7 @@
     </w:tblPr>
     <w:tblStylePr w:type="firstRow">
       <w:rPr>
+        <w:rFonts w:eastAsia="黑体"/>
         <w:sz w:val="24"/>
         <w:szCs w:val="24"/>
       </w:rPr>
@@ -8344,7 +8736,7 @@
       <w:spacing w:after="0" w:line="240" w:lineRule="auto"/>
     </w:pPr>
     <w:rPr>
-      <w:rFonts w:asciiTheme="majorHAnsi" w:cstheme="majorBidi" w:eastAsiaTheme="majorEastAsia" w:hAnsiTheme="majorHAnsi"/>
+      <w:rFonts w:asciiTheme="majorHAnsi" w:cstheme="majorBidi" w:hAnsiTheme="majorHAnsi" w:eastAsia="黑体"/>
       <w:color w:themeColor="text1" w:val="000000"/>
     </w:rPr>
     <w:tblPr>
@@ -8366,6 +8758,7 @@
     </w:tblPr>
     <w:tblStylePr w:type="firstRow">
       <w:rPr>
+        <w:rFonts w:eastAsia="黑体"/>
         <w:sz w:val="24"/>
         <w:szCs w:val="24"/>
       </w:rPr>
@@ -8472,7 +8865,7 @@
       <w:spacing w:after="0" w:line="240" w:lineRule="auto"/>
     </w:pPr>
     <w:rPr>
-      <w:rFonts w:asciiTheme="majorHAnsi" w:cstheme="majorBidi" w:eastAsiaTheme="majorEastAsia" w:hAnsiTheme="majorHAnsi"/>
+      <w:rFonts w:asciiTheme="majorHAnsi" w:cstheme="majorBidi" w:hAnsiTheme="majorHAnsi" w:eastAsia="黑体"/>
       <w:color w:themeColor="text1" w:val="000000"/>
     </w:rPr>
     <w:tblPr>
@@ -8494,6 +8887,7 @@
     </w:tblPr>
     <w:tblStylePr w:type="firstRow">
       <w:rPr>
+        <w:rFonts w:eastAsia="黑体"/>
         <w:sz w:val="24"/>
         <w:szCs w:val="24"/>
       </w:rPr>
@@ -8600,7 +8994,7 @@
       <w:spacing w:after="0" w:line="240" w:lineRule="auto"/>
     </w:pPr>
     <w:rPr>
-      <w:rFonts w:asciiTheme="majorHAnsi" w:cstheme="majorBidi" w:eastAsiaTheme="majorEastAsia" w:hAnsiTheme="majorHAnsi"/>
+      <w:rFonts w:asciiTheme="majorHAnsi" w:cstheme="majorBidi" w:hAnsiTheme="majorHAnsi" w:eastAsia="黑体"/>
       <w:color w:themeColor="text1" w:val="000000"/>
     </w:rPr>
     <w:tblPr>
@@ -8622,6 +9016,7 @@
     </w:tblPr>
     <w:tblStylePr w:type="firstRow">
       <w:rPr>
+        <w:rFonts w:eastAsia="黑体"/>
         <w:sz w:val="24"/>
         <w:szCs w:val="24"/>
       </w:rPr>
@@ -8728,7 +9123,7 @@
       <w:spacing w:after="0" w:line="240" w:lineRule="auto"/>
     </w:pPr>
     <w:rPr>
-      <w:rFonts w:asciiTheme="majorHAnsi" w:cstheme="majorBidi" w:eastAsiaTheme="majorEastAsia" w:hAnsiTheme="majorHAnsi"/>
+      <w:rFonts w:asciiTheme="majorHAnsi" w:cstheme="majorBidi" w:hAnsiTheme="majorHAnsi" w:eastAsia="黑体"/>
       <w:color w:themeColor="text1" w:val="000000"/>
     </w:rPr>
     <w:tblPr>
@@ -8750,6 +9145,7 @@
     </w:tblPr>
     <w:tblStylePr w:type="firstRow">
       <w:rPr>
+        <w:rFonts w:eastAsia="黑体"/>
         <w:sz w:val="24"/>
         <w:szCs w:val="24"/>
       </w:rPr>
@@ -8856,7 +9252,7 @@
       <w:spacing w:after="0" w:line="240" w:lineRule="auto"/>
     </w:pPr>
     <w:rPr>
-      <w:rFonts w:asciiTheme="majorHAnsi" w:cstheme="majorBidi" w:eastAsiaTheme="majorEastAsia" w:hAnsiTheme="majorHAnsi"/>
+      <w:rFonts w:asciiTheme="majorHAnsi" w:cstheme="majorBidi" w:hAnsiTheme="majorHAnsi" w:eastAsia="黑体"/>
       <w:color w:themeColor="text1" w:val="000000"/>
     </w:rPr>
     <w:tblPr>
@@ -8878,6 +9274,7 @@
     </w:tblPr>
     <w:tblStylePr w:type="firstRow">
       <w:rPr>
+        <w:rFonts w:eastAsia="黑体"/>
         <w:sz w:val="24"/>
         <w:szCs w:val="24"/>
       </w:rPr>
@@ -8984,7 +9381,7 @@
       <w:spacing w:after="0" w:line="240" w:lineRule="auto"/>
     </w:pPr>
     <w:rPr>
-      <w:rFonts w:asciiTheme="majorHAnsi" w:cstheme="majorBidi" w:eastAsiaTheme="majorEastAsia" w:hAnsiTheme="majorHAnsi"/>
+      <w:rFonts w:asciiTheme="majorHAnsi" w:cstheme="majorBidi" w:hAnsiTheme="majorHAnsi" w:eastAsia="黑体"/>
       <w:color w:themeColor="text1" w:val="000000"/>
     </w:rPr>
     <w:tblPr>
@@ -9006,6 +9403,7 @@
     </w:tblPr>
     <w:tblStylePr w:type="firstRow">
       <w:rPr>
+        <w:rFonts w:eastAsia="黑体"/>
         <w:sz w:val="24"/>
         <w:szCs w:val="24"/>
       </w:rPr>
@@ -9135,12 +9533,14 @@
     </w:tcPr>
     <w:tblStylePr w:type="firstRow">
       <w:rPr>
+        <w:rFonts w:eastAsia="黑体"/>
         <w:b/>
         <w:bCs/>
       </w:rPr>
     </w:tblStylePr>
     <w:tblStylePr w:type="lastRow">
       <w:rPr>
+        <w:rFonts w:eastAsia="黑体"/>
         <w:b/>
         <w:bCs/>
       </w:rPr>
@@ -9153,12 +9553,14 @@
     </w:tblStylePr>
     <w:tblStylePr w:type="firstCol">
       <w:rPr>
+        <w:rFonts w:eastAsia="黑体"/>
         <w:b/>
         <w:bCs/>
       </w:rPr>
     </w:tblStylePr>
     <w:tblStylePr w:type="lastCol">
       <w:rPr>
+        <w:rFonts w:eastAsia="黑体"/>
         <w:b/>
         <w:bCs/>
       </w:rPr>
@@ -9208,12 +9610,14 @@
     </w:tcPr>
     <w:tblStylePr w:type="firstRow">
       <w:rPr>
+        <w:rFonts w:eastAsia="黑体"/>
         <w:b/>
         <w:bCs/>
       </w:rPr>
     </w:tblStylePr>
     <w:tblStylePr w:type="lastRow">
       <w:rPr>
+        <w:rFonts w:eastAsia="黑体"/>
         <w:b/>
         <w:bCs/>
       </w:rPr>
@@ -9226,12 +9630,14 @@
     </w:tblStylePr>
     <w:tblStylePr w:type="firstCol">
       <w:rPr>
+        <w:rFonts w:eastAsia="黑体"/>
         <w:b/>
         <w:bCs/>
       </w:rPr>
     </w:tblStylePr>
     <w:tblStylePr w:type="lastCol">
       <w:rPr>
+        <w:rFonts w:eastAsia="黑体"/>
         <w:b/>
         <w:bCs/>
       </w:rPr>
@@ -9281,12 +9687,14 @@
     </w:tcPr>
     <w:tblStylePr w:type="firstRow">
       <w:rPr>
+        <w:rFonts w:eastAsia="黑体"/>
         <w:b/>
         <w:bCs/>
       </w:rPr>
     </w:tblStylePr>
     <w:tblStylePr w:type="lastRow">
       <w:rPr>
+        <w:rFonts w:eastAsia="黑体"/>
         <w:b/>
         <w:bCs/>
       </w:rPr>
@@ -9299,12 +9707,14 @@
     </w:tblStylePr>
     <w:tblStylePr w:type="firstCol">
       <w:rPr>
+        <w:rFonts w:eastAsia="黑体"/>
         <w:b/>
         <w:bCs/>
       </w:rPr>
     </w:tblStylePr>
     <w:tblStylePr w:type="lastCol">
       <w:rPr>
+        <w:rFonts w:eastAsia="黑体"/>
         <w:b/>
         <w:bCs/>
       </w:rPr>
@@ -9354,12 +9764,14 @@
     </w:tcPr>
     <w:tblStylePr w:type="firstRow">
       <w:rPr>
+        <w:rFonts w:eastAsia="黑体"/>
         <w:b/>
         <w:bCs/>
       </w:rPr>
     </w:tblStylePr>
     <w:tblStylePr w:type="lastRow">
       <w:rPr>
+        <w:rFonts w:eastAsia="黑体"/>
         <w:b/>
         <w:bCs/>
       </w:rPr>
@@ -9372,12 +9784,14 @@
     </w:tblStylePr>
     <w:tblStylePr w:type="firstCol">
       <w:rPr>
+        <w:rFonts w:eastAsia="黑体"/>
         <w:b/>
         <w:bCs/>
       </w:rPr>
     </w:tblStylePr>
     <w:tblStylePr w:type="lastCol">
       <w:rPr>
+        <w:rFonts w:eastAsia="黑体"/>
         <w:b/>
         <w:bCs/>
       </w:rPr>
@@ -9427,12 +9841,14 @@
     </w:tcPr>
     <w:tblStylePr w:type="firstRow">
       <w:rPr>
+        <w:rFonts w:eastAsia="黑体"/>
         <w:b/>
         <w:bCs/>
       </w:rPr>
     </w:tblStylePr>
     <w:tblStylePr w:type="lastRow">
       <w:rPr>
+        <w:rFonts w:eastAsia="黑体"/>
         <w:b/>
         <w:bCs/>
       </w:rPr>
@@ -9445,12 +9861,14 @@
     </w:tblStylePr>
     <w:tblStylePr w:type="firstCol">
       <w:rPr>
+        <w:rFonts w:eastAsia="黑体"/>
         <w:b/>
         <w:bCs/>
       </w:rPr>
     </w:tblStylePr>
     <w:tblStylePr w:type="lastCol">
       <w:rPr>
+        <w:rFonts w:eastAsia="黑体"/>
         <w:b/>
         <w:bCs/>
       </w:rPr>
@@ -9500,12 +9918,14 @@
     </w:tcPr>
     <w:tblStylePr w:type="firstRow">
       <w:rPr>
+        <w:rFonts w:eastAsia="黑体"/>
         <w:b/>
         <w:bCs/>
       </w:rPr>
     </w:tblStylePr>
     <w:tblStylePr w:type="lastRow">
       <w:rPr>
+        <w:rFonts w:eastAsia="黑体"/>
         <w:b/>
         <w:bCs/>
       </w:rPr>
@@ -9518,12 +9938,14 @@
     </w:tblStylePr>
     <w:tblStylePr w:type="firstCol">
       <w:rPr>
+        <w:rFonts w:eastAsia="黑体"/>
         <w:b/>
         <w:bCs/>
       </w:rPr>
     </w:tblStylePr>
     <w:tblStylePr w:type="lastCol">
       <w:rPr>
+        <w:rFonts w:eastAsia="黑体"/>
         <w:b/>
         <w:bCs/>
       </w:rPr>
@@ -9573,12 +9995,14 @@
     </w:tcPr>
     <w:tblStylePr w:type="firstRow">
       <w:rPr>
+        <w:rFonts w:eastAsia="黑体"/>
         <w:b/>
         <w:bCs/>
       </w:rPr>
     </w:tblStylePr>
     <w:tblStylePr w:type="lastRow">
       <w:rPr>
+        <w:rFonts w:eastAsia="黑体"/>
         <w:b/>
         <w:bCs/>
       </w:rPr>
@@ -9591,12 +10015,14 @@
     </w:tblStylePr>
     <w:tblStylePr w:type="firstCol">
       <w:rPr>
+        <w:rFonts w:eastAsia="黑体"/>
         <w:b/>
         <w:bCs/>
       </w:rPr>
     </w:tblStylePr>
     <w:tblStylePr w:type="lastCol">
       <w:rPr>
+        <w:rFonts w:eastAsia="黑体"/>
         <w:b/>
         <w:bCs/>
       </w:rPr>
@@ -9623,7 +10049,7 @@
       <w:spacing w:after="0" w:line="240" w:lineRule="auto"/>
     </w:pPr>
     <w:rPr>
-      <w:rFonts w:asciiTheme="majorHAnsi" w:cstheme="majorBidi" w:eastAsiaTheme="majorEastAsia" w:hAnsiTheme="majorHAnsi"/>
+      <w:rFonts w:asciiTheme="majorHAnsi" w:cstheme="majorBidi" w:hAnsiTheme="majorHAnsi" w:eastAsia="黑体"/>
       <w:color w:themeColor="text1" w:val="000000"/>
     </w:rPr>
     <w:tblPr>
@@ -9650,6 +10076,7 @@
     </w:tcPr>
     <w:tblStylePr w:type="firstRow">
       <w:rPr>
+        <w:rFonts w:eastAsia="黑体"/>
         <w:b/>
         <w:bCs/>
         <w:color w:themeColor="text1" w:val="000000"/>
@@ -9661,6 +10088,7 @@
     </w:tblStylePr>
     <w:tblStylePr w:type="lastRow">
       <w:rPr>
+        <w:rFonts w:eastAsia="黑体"/>
         <w:b/>
         <w:bCs/>
         <w:color w:themeColor="text1" w:val="000000"/>
@@ -9680,6 +10108,7 @@
     </w:tblStylePr>
     <w:tblStylePr w:type="firstCol">
       <w:rPr>
+        <w:rFonts w:eastAsia="黑体"/>
         <w:b/>
         <w:bCs/>
         <w:color w:themeColor="text1" w:val="000000"/>
@@ -9699,6 +10128,7 @@
     </w:tblStylePr>
     <w:tblStylePr w:type="lastCol">
       <w:rPr>
+        <w:rFonts w:eastAsia="黑体"/>
         <w:b w:val="0"/>
         <w:bCs w:val="0"/>
         <w:color w:themeColor="text1" w:val="000000"/>
@@ -9748,7 +10178,7 @@
       <w:spacing w:after="0" w:line="240" w:lineRule="auto"/>
     </w:pPr>
     <w:rPr>
-      <w:rFonts w:asciiTheme="majorHAnsi" w:cstheme="majorBidi" w:eastAsiaTheme="majorEastAsia" w:hAnsiTheme="majorHAnsi"/>
+      <w:rFonts w:asciiTheme="majorHAnsi" w:cstheme="majorBidi" w:hAnsiTheme="majorHAnsi" w:eastAsia="黑体"/>
       <w:color w:themeColor="text1" w:val="000000"/>
     </w:rPr>
     <w:tblPr>
@@ -9775,6 +10205,7 @@
     </w:tcPr>
     <w:tblStylePr w:type="firstRow">
       <w:rPr>
+        <w:rFonts w:eastAsia="黑体"/>
         <w:b/>
         <w:bCs/>
         <w:color w:themeColor="text1" w:val="000000"/>
@@ -9786,6 +10217,7 @@
     </w:tblStylePr>
     <w:tblStylePr w:type="lastRow">
       <w:rPr>
+        <w:rFonts w:eastAsia="黑体"/>
         <w:b/>
         <w:bCs/>
         <w:color w:themeColor="text1" w:val="000000"/>
@@ -9805,6 +10237,7 @@
     </w:tblStylePr>
     <w:tblStylePr w:type="firstCol">
       <w:rPr>
+        <w:rFonts w:eastAsia="黑体"/>
         <w:b/>
         <w:bCs/>
         <w:color w:themeColor="text1" w:val="000000"/>
@@ -9824,6 +10257,7 @@
     </w:tblStylePr>
     <w:tblStylePr w:type="lastCol">
       <w:rPr>
+        <w:rFonts w:eastAsia="黑体"/>
         <w:b w:val="0"/>
         <w:bCs w:val="0"/>
         <w:color w:themeColor="text1" w:val="000000"/>
@@ -9873,7 +10307,7 @@
       <w:spacing w:after="0" w:line="240" w:lineRule="auto"/>
     </w:pPr>
     <w:rPr>
-      <w:rFonts w:asciiTheme="majorHAnsi" w:cstheme="majorBidi" w:eastAsiaTheme="majorEastAsia" w:hAnsiTheme="majorHAnsi"/>
+      <w:rFonts w:asciiTheme="majorHAnsi" w:cstheme="majorBidi" w:hAnsiTheme="majorHAnsi" w:eastAsia="黑体"/>
       <w:color w:themeColor="text1" w:val="000000"/>
     </w:rPr>
     <w:tblPr>
@@ -9900,6 +10334,7 @@
     </w:tcPr>
     <w:tblStylePr w:type="firstRow">
       <w:rPr>
+        <w:rFonts w:eastAsia="黑体"/>
         <w:b/>
         <w:bCs/>
         <w:color w:themeColor="text1" w:val="000000"/>
@@ -9911,6 +10346,7 @@
     </w:tblStylePr>
     <w:tblStylePr w:type="lastRow">
       <w:rPr>
+        <w:rFonts w:eastAsia="黑体"/>
         <w:b/>
         <w:bCs/>
         <w:color w:themeColor="text1" w:val="000000"/>
@@ -9930,6 +10366,7 @@
     </w:tblStylePr>
     <w:tblStylePr w:type="firstCol">
       <w:rPr>
+        <w:rFonts w:eastAsia="黑体"/>
         <w:b/>
         <w:bCs/>
         <w:color w:themeColor="text1" w:val="000000"/>
@@ -9949,6 +10386,7 @@
     </w:tblStylePr>
     <w:tblStylePr w:type="lastCol">
       <w:rPr>
+        <w:rFonts w:eastAsia="黑体"/>
         <w:b w:val="0"/>
         <w:bCs w:val="0"/>
         <w:color w:themeColor="text1" w:val="000000"/>
@@ -9998,7 +10436,7 @@
       <w:spacing w:after="0" w:line="240" w:lineRule="auto"/>
     </w:pPr>
     <w:rPr>
-      <w:rFonts w:asciiTheme="majorHAnsi" w:cstheme="majorBidi" w:eastAsiaTheme="majorEastAsia" w:hAnsiTheme="majorHAnsi"/>
+      <w:rFonts w:asciiTheme="majorHAnsi" w:cstheme="majorBidi" w:hAnsiTheme="majorHAnsi" w:eastAsia="黑体"/>
       <w:color w:themeColor="text1" w:val="000000"/>
     </w:rPr>
     <w:tblPr>
@@ -10025,6 +10463,7 @@
     </w:tcPr>
     <w:tblStylePr w:type="firstRow">
       <w:rPr>
+        <w:rFonts w:eastAsia="黑体"/>
         <w:b/>
         <w:bCs/>
         <w:color w:themeColor="text1" w:val="000000"/>
@@ -10036,6 +10475,7 @@
     </w:tblStylePr>
     <w:tblStylePr w:type="lastRow">
       <w:rPr>
+        <w:rFonts w:eastAsia="黑体"/>
         <w:b/>
         <w:bCs/>
         <w:color w:themeColor="text1" w:val="000000"/>
@@ -10055,6 +10495,7 @@
     </w:tblStylePr>
     <w:tblStylePr w:type="firstCol">
       <w:rPr>
+        <w:rFonts w:eastAsia="黑体"/>
         <w:b/>
         <w:bCs/>
         <w:color w:themeColor="text1" w:val="000000"/>
@@ -10074,6 +10515,7 @@
     </w:tblStylePr>
     <w:tblStylePr w:type="lastCol">
       <w:rPr>
+        <w:rFonts w:eastAsia="黑体"/>
         <w:b w:val="0"/>
         <w:bCs w:val="0"/>
         <w:color w:themeColor="text1" w:val="000000"/>
@@ -10123,7 +10565,7 @@
       <w:spacing w:after="0" w:line="240" w:lineRule="auto"/>
     </w:pPr>
     <w:rPr>
-      <w:rFonts w:asciiTheme="majorHAnsi" w:cstheme="majorBidi" w:eastAsiaTheme="majorEastAsia" w:hAnsiTheme="majorHAnsi"/>
+      <w:rFonts w:asciiTheme="majorHAnsi" w:cstheme="majorBidi" w:hAnsiTheme="majorHAnsi" w:eastAsia="黑体"/>
       <w:color w:themeColor="text1" w:val="000000"/>
     </w:rPr>
     <w:tblPr>
@@ -10150,6 +10592,7 @@
     </w:tcPr>
     <w:tblStylePr w:type="firstRow">
       <w:rPr>
+        <w:rFonts w:eastAsia="黑体"/>
         <w:b/>
         <w:bCs/>
         <w:color w:themeColor="text1" w:val="000000"/>
@@ -10161,6 +10604,7 @@
     </w:tblStylePr>
     <w:tblStylePr w:type="lastRow">
       <w:rPr>
+        <w:rFonts w:eastAsia="黑体"/>
         <w:b/>
         <w:bCs/>
         <w:color w:themeColor="text1" w:val="000000"/>
@@ -10180,6 +10624,7 @@
     </w:tblStylePr>
     <w:tblStylePr w:type="firstCol">
       <w:rPr>
+        <w:rFonts w:eastAsia="黑体"/>
         <w:b/>
         <w:bCs/>
         <w:color w:themeColor="text1" w:val="000000"/>
@@ -10199,6 +10644,7 @@
     </w:tblStylePr>
     <w:tblStylePr w:type="lastCol">
       <w:rPr>
+        <w:rFonts w:eastAsia="黑体"/>
         <w:b w:val="0"/>
         <w:bCs w:val="0"/>
         <w:color w:themeColor="text1" w:val="000000"/>
@@ -10248,7 +10694,7 @@
       <w:spacing w:after="0" w:line="240" w:lineRule="auto"/>
     </w:pPr>
     <w:rPr>
-      <w:rFonts w:asciiTheme="majorHAnsi" w:cstheme="majorBidi" w:eastAsiaTheme="majorEastAsia" w:hAnsiTheme="majorHAnsi"/>
+      <w:rFonts w:asciiTheme="majorHAnsi" w:cstheme="majorBidi" w:hAnsiTheme="majorHAnsi" w:eastAsia="黑体"/>
       <w:color w:themeColor="text1" w:val="000000"/>
     </w:rPr>
     <w:tblPr>
@@ -10275,6 +10721,7 @@
     </w:tcPr>
     <w:tblStylePr w:type="firstRow">
       <w:rPr>
+        <w:rFonts w:eastAsia="黑体"/>
         <w:b/>
         <w:bCs/>
         <w:color w:themeColor="text1" w:val="000000"/>
@@ -10286,6 +10733,7 @@
     </w:tblStylePr>
     <w:tblStylePr w:type="lastRow">
       <w:rPr>
+        <w:rFonts w:eastAsia="黑体"/>
         <w:b/>
         <w:bCs/>
         <w:color w:themeColor="text1" w:val="000000"/>
@@ -10305,6 +10753,7 @@
     </w:tblStylePr>
     <w:tblStylePr w:type="firstCol">
       <w:rPr>
+        <w:rFonts w:eastAsia="黑体"/>
         <w:b/>
         <w:bCs/>
         <w:color w:themeColor="text1" w:val="000000"/>
@@ -10324,6 +10773,7 @@
     </w:tblStylePr>
     <w:tblStylePr w:type="lastCol">
       <w:rPr>
+        <w:rFonts w:eastAsia="黑体"/>
         <w:b w:val="0"/>
         <w:bCs w:val="0"/>
         <w:color w:themeColor="text1" w:val="000000"/>
@@ -10373,7 +10823,7 @@
       <w:spacing w:after="0" w:line="240" w:lineRule="auto"/>
     </w:pPr>
     <w:rPr>
-      <w:rFonts w:asciiTheme="majorHAnsi" w:cstheme="majorBidi" w:eastAsiaTheme="majorEastAsia" w:hAnsiTheme="majorHAnsi"/>
+      <w:rFonts w:asciiTheme="majorHAnsi" w:cstheme="majorBidi" w:hAnsiTheme="majorHAnsi" w:eastAsia="黑体"/>
       <w:color w:themeColor="text1" w:val="000000"/>
     </w:rPr>
     <w:tblPr>
@@ -10400,6 +10850,7 @@
     </w:tcPr>
     <w:tblStylePr w:type="firstRow">
       <w:rPr>
+        <w:rFonts w:eastAsia="黑体"/>
         <w:b/>
         <w:bCs/>
         <w:color w:themeColor="text1" w:val="000000"/>
@@ -10411,6 +10862,7 @@
     </w:tblStylePr>
     <w:tblStylePr w:type="lastRow">
       <w:rPr>
+        <w:rFonts w:eastAsia="黑体"/>
         <w:b/>
         <w:bCs/>
         <w:color w:themeColor="text1" w:val="000000"/>
@@ -10430,6 +10882,7 @@
     </w:tblStylePr>
     <w:tblStylePr w:type="firstCol">
       <w:rPr>
+        <w:rFonts w:eastAsia="黑体"/>
         <w:b/>
         <w:bCs/>
         <w:color w:themeColor="text1" w:val="000000"/>
@@ -10449,6 +10902,7 @@
     </w:tblStylePr>
     <w:tblStylePr w:type="lastCol">
       <w:rPr>
+        <w:rFonts w:eastAsia="黑体"/>
         <w:b w:val="0"/>
         <w:bCs w:val="0"/>
         <w:color w:themeColor="text1" w:val="000000"/>
@@ -10521,6 +10975,7 @@
     </w:tcPr>
     <w:tblStylePr w:type="firstRow">
       <w:rPr>
+        <w:rFonts w:eastAsia="黑体"/>
         <w:b/>
         <w:bCs/>
         <w:i w:val="0"/>
@@ -10542,6 +10997,7 @@
     </w:tblStylePr>
     <w:tblStylePr w:type="lastRow">
       <w:rPr>
+        <w:rFonts w:eastAsia="黑体"/>
         <w:b/>
         <w:bCs/>
         <w:i w:val="0"/>
@@ -10563,6 +11019,7 @@
     </w:tblStylePr>
     <w:tblStylePr w:type="firstCol">
       <w:rPr>
+        <w:rFonts w:eastAsia="黑体"/>
         <w:b/>
         <w:bCs/>
         <w:i w:val="0"/>
@@ -10582,6 +11039,7 @@
     </w:tblStylePr>
     <w:tblStylePr w:type="lastCol">
       <w:rPr>
+        <w:rFonts w:eastAsia="黑体"/>
         <w:b/>
         <w:bCs/>
         <w:i w:val="0"/>
@@ -10662,6 +11120,7 @@
     </w:tcPr>
     <w:tblStylePr w:type="firstRow">
       <w:rPr>
+        <w:rFonts w:eastAsia="黑体"/>
         <w:b/>
         <w:bCs/>
         <w:i w:val="0"/>
@@ -10683,6 +11142,7 @@
     </w:tblStylePr>
     <w:tblStylePr w:type="lastRow">
       <w:rPr>
+        <w:rFonts w:eastAsia="黑体"/>
         <w:b/>
         <w:bCs/>
         <w:i w:val="0"/>
@@ -10704,6 +11164,7 @@
     </w:tblStylePr>
     <w:tblStylePr w:type="firstCol">
       <w:rPr>
+        <w:rFonts w:eastAsia="黑体"/>
         <w:b/>
         <w:bCs/>
         <w:i w:val="0"/>
@@ -10723,6 +11184,7 @@
     </w:tblStylePr>
     <w:tblStylePr w:type="lastCol">
       <w:rPr>
+        <w:rFonts w:eastAsia="黑体"/>
         <w:b/>
         <w:bCs/>
         <w:i w:val="0"/>
@@ -10803,6 +11265,7 @@
     </w:tcPr>
     <w:tblStylePr w:type="firstRow">
       <w:rPr>
+        <w:rFonts w:eastAsia="黑体"/>
         <w:b/>
         <w:bCs/>
         <w:i w:val="0"/>
@@ -10824,6 +11287,7 @@
     </w:tblStylePr>
     <w:tblStylePr w:type="lastRow">
       <w:rPr>
+        <w:rFonts w:eastAsia="黑体"/>
         <w:b/>
         <w:bCs/>
         <w:i w:val="0"/>
@@ -10845,6 +11309,7 @@
     </w:tblStylePr>
     <w:tblStylePr w:type="firstCol">
       <w:rPr>
+        <w:rFonts w:eastAsia="黑体"/>
         <w:b/>
         <w:bCs/>
         <w:i w:val="0"/>
@@ -10864,6 +11329,7 @@
     </w:tblStylePr>
     <w:tblStylePr w:type="lastCol">
       <w:rPr>
+        <w:rFonts w:eastAsia="黑体"/>
         <w:b/>
         <w:bCs/>
         <w:i w:val="0"/>
@@ -10944,6 +11410,7 @@
     </w:tcPr>
     <w:tblStylePr w:type="firstRow">
       <w:rPr>
+        <w:rFonts w:eastAsia="黑体"/>
         <w:b/>
         <w:bCs/>
         <w:i w:val="0"/>
@@ -10965,6 +11432,7 @@
     </w:tblStylePr>
     <w:tblStylePr w:type="lastRow">
       <w:rPr>
+        <w:rFonts w:eastAsia="黑体"/>
         <w:b/>
         <w:bCs/>
         <w:i w:val="0"/>
@@ -10986,6 +11454,7 @@
     </w:tblStylePr>
     <w:tblStylePr w:type="firstCol">
       <w:rPr>
+        <w:rFonts w:eastAsia="黑体"/>
         <w:b/>
         <w:bCs/>
         <w:i w:val="0"/>
@@ -11005,6 +11474,7 @@
     </w:tblStylePr>
     <w:tblStylePr w:type="lastCol">
       <w:rPr>
+        <w:rFonts w:eastAsia="黑体"/>
         <w:b/>
         <w:bCs/>
         <w:i w:val="0"/>
@@ -11085,6 +11555,7 @@
     </w:tcPr>
     <w:tblStylePr w:type="firstRow">
       <w:rPr>
+        <w:rFonts w:eastAsia="黑体"/>
         <w:b/>
         <w:bCs/>
         <w:i w:val="0"/>
@@ -11106,6 +11577,7 @@
     </w:tblStylePr>
     <w:tblStylePr w:type="lastRow">
       <w:rPr>
+        <w:rFonts w:eastAsia="黑体"/>
         <w:b/>
         <w:bCs/>
         <w:i w:val="0"/>
@@ -11127,6 +11599,7 @@
     </w:tblStylePr>
     <w:tblStylePr w:type="firstCol">
       <w:rPr>
+        <w:rFonts w:eastAsia="黑体"/>
         <w:b/>
         <w:bCs/>
         <w:i w:val="0"/>
@@ -11146,6 +11619,7 @@
     </w:tblStylePr>
     <w:tblStylePr w:type="lastCol">
       <w:rPr>
+        <w:rFonts w:eastAsia="黑体"/>
         <w:b/>
         <w:bCs/>
         <w:i w:val="0"/>
@@ -11226,6 +11700,7 @@
     </w:tcPr>
     <w:tblStylePr w:type="firstRow">
       <w:rPr>
+        <w:rFonts w:eastAsia="黑体"/>
         <w:b/>
         <w:bCs/>
         <w:i w:val="0"/>
@@ -11247,6 +11722,7 @@
     </w:tblStylePr>
     <w:tblStylePr w:type="lastRow">
       <w:rPr>
+        <w:rFonts w:eastAsia="黑体"/>
         <w:b/>
         <w:bCs/>
         <w:i w:val="0"/>
@@ -11268,6 +11744,7 @@
     </w:tblStylePr>
     <w:tblStylePr w:type="firstCol">
       <w:rPr>
+        <w:rFonts w:eastAsia="黑体"/>
         <w:b/>
         <w:bCs/>
         <w:i w:val="0"/>
@@ -11287,6 +11764,7 @@
     </w:tblStylePr>
     <w:tblStylePr w:type="lastCol">
       <w:rPr>
+        <w:rFonts w:eastAsia="黑体"/>
         <w:b/>
         <w:bCs/>
         <w:i w:val="0"/>
@@ -11367,6 +11845,7 @@
     </w:tcPr>
     <w:tblStylePr w:type="firstRow">
       <w:rPr>
+        <w:rFonts w:eastAsia="黑体"/>
         <w:b/>
         <w:bCs/>
         <w:i w:val="0"/>
@@ -11388,6 +11867,7 @@
     </w:tblStylePr>
     <w:tblStylePr w:type="lastRow">
       <w:rPr>
+        <w:rFonts w:eastAsia="黑体"/>
         <w:b/>
         <w:bCs/>
         <w:i w:val="0"/>
@@ -11409,6 +11889,7 @@
     </w:tblStylePr>
     <w:tblStylePr w:type="firstCol">
       <w:rPr>
+        <w:rFonts w:eastAsia="黑体"/>
         <w:b/>
         <w:bCs/>
         <w:i w:val="0"/>
@@ -11428,6 +11909,7 @@
     </w:tblStylePr>
     <w:tblStylePr w:type="lastCol">
       <w:rPr>
+        <w:rFonts w:eastAsia="黑体"/>
         <w:b/>
         <w:bCs/>
         <w:i w:val="0"/>
@@ -11485,6 +11967,7 @@
       <w:spacing w:after="0" w:line="240" w:lineRule="auto"/>
     </w:pPr>
     <w:rPr>
+      <w:rFonts w:eastAsia="黑体"/>
       <w:color w:themeColor="background1" w:val="FFFFFF"/>
     </w:rPr>
     <w:tblPr>
@@ -11503,6 +11986,7 @@
     </w:tcPr>
     <w:tblStylePr w:type="firstRow">
       <w:rPr>
+        <w:rFonts w:eastAsia="黑体"/>
         <w:b/>
         <w:bCs/>
       </w:rPr>
@@ -11599,6 +12083,7 @@
       <w:spacing w:after="0" w:line="240" w:lineRule="auto"/>
     </w:pPr>
     <w:rPr>
+      <w:rFonts w:eastAsia="黑体"/>
       <w:color w:themeColor="background1" w:val="FFFFFF"/>
     </w:rPr>
     <w:tblPr>
@@ -11617,6 +12102,7 @@
     </w:tcPr>
     <w:tblStylePr w:type="firstRow">
       <w:rPr>
+        <w:rFonts w:eastAsia="黑体"/>
         <w:b/>
         <w:bCs/>
       </w:rPr>
@@ -11713,6 +12199,7 @@
       <w:spacing w:after="0" w:line="240" w:lineRule="auto"/>
     </w:pPr>
     <w:rPr>
+      <w:rFonts w:eastAsia="黑体"/>
       <w:color w:themeColor="background1" w:val="FFFFFF"/>
     </w:rPr>
     <w:tblPr>
@@ -11731,6 +12218,7 @@
     </w:tcPr>
     <w:tblStylePr w:type="firstRow">
       <w:rPr>
+        <w:rFonts w:eastAsia="黑体"/>
         <w:b/>
         <w:bCs/>
       </w:rPr>
@@ -11827,6 +12315,7 @@
       <w:spacing w:after="0" w:line="240" w:lineRule="auto"/>
     </w:pPr>
     <w:rPr>
+      <w:rFonts w:eastAsia="黑体"/>
       <w:color w:themeColor="background1" w:val="FFFFFF"/>
     </w:rPr>
     <w:tblPr>
@@ -11845,6 +12334,7 @@
     </w:tcPr>
     <w:tblStylePr w:type="firstRow">
       <w:rPr>
+        <w:rFonts w:eastAsia="黑体"/>
         <w:b/>
         <w:bCs/>
       </w:rPr>
@@ -11941,6 +12431,7 @@
       <w:spacing w:after="0" w:line="240" w:lineRule="auto"/>
     </w:pPr>
     <w:rPr>
+      <w:rFonts w:eastAsia="黑体"/>
       <w:color w:themeColor="background1" w:val="FFFFFF"/>
     </w:rPr>
     <w:tblPr>
@@ -11959,6 +12450,7 @@
     </w:tcPr>
     <w:tblStylePr w:type="firstRow">
       <w:rPr>
+        <w:rFonts w:eastAsia="黑体"/>
         <w:b/>
         <w:bCs/>
       </w:rPr>
@@ -12055,6 +12547,7 @@
       <w:spacing w:after="0" w:line="240" w:lineRule="auto"/>
     </w:pPr>
     <w:rPr>
+      <w:rFonts w:eastAsia="黑体"/>
       <w:color w:themeColor="background1" w:val="FFFFFF"/>
     </w:rPr>
     <w:tblPr>
@@ -12073,6 +12566,7 @@
     </w:tcPr>
     <w:tblStylePr w:type="firstRow">
       <w:rPr>
+        <w:rFonts w:eastAsia="黑体"/>
         <w:b/>
         <w:bCs/>
       </w:rPr>
@@ -12169,6 +12663,7 @@
       <w:spacing w:after="0" w:line="240" w:lineRule="auto"/>
     </w:pPr>
     <w:rPr>
+      <w:rFonts w:eastAsia="黑体"/>
       <w:color w:themeColor="background1" w:val="FFFFFF"/>
     </w:rPr>
     <w:tblPr>
@@ -12187,6 +12682,7 @@
     </w:tcPr>
     <w:tblStylePr w:type="firstRow">
       <w:rPr>
+        <w:rFonts w:eastAsia="黑体"/>
         <w:b/>
         <w:bCs/>
       </w:rPr>
@@ -12283,6 +12779,7 @@
       <w:spacing w:after="0" w:line="240" w:lineRule="auto"/>
     </w:pPr>
     <w:rPr>
+      <w:rFonts w:eastAsia="黑体"/>
       <w:color w:themeColor="text1" w:val="000000"/>
     </w:rPr>
     <w:tblPr>
@@ -12309,6 +12806,7 @@
     </w:tcPr>
     <w:tblStylePr w:type="firstRow">
       <w:rPr>
+        <w:rFonts w:eastAsia="黑体"/>
         <w:b/>
         <w:bCs/>
       </w:rPr>
@@ -12327,6 +12825,7 @@
     </w:tblStylePr>
     <w:tblStylePr w:type="lastRow">
       <w:rPr>
+        <w:rFonts w:eastAsia="黑体"/>
         <w:b/>
         <w:bCs/>
         <w:color w:themeColor="background1" w:val="FFFFFF"/>
@@ -12341,6 +12840,7 @@
     </w:tblStylePr>
     <w:tblStylePr w:type="firstCol">
       <w:rPr>
+        <w:rFonts w:eastAsia="黑体"/>
         <w:color w:themeColor="background1" w:val="FFFFFF"/>
       </w:rPr>
       <w:tblPr/>
@@ -12358,6 +12858,7 @@
     </w:tblStylePr>
     <w:tblStylePr w:type="lastCol">
       <w:rPr>
+        <w:rFonts w:eastAsia="黑体"/>
         <w:color w:themeColor="background1" w:val="FFFFFF"/>
       </w:rPr>
       <w:tblPr/>
@@ -12387,11 +12888,13 @@
     </w:tblStylePr>
     <w:tblStylePr w:type="neCell">
       <w:rPr>
+        <w:rFonts w:eastAsia="黑体"/>
         <w:color w:themeColor="text1" w:val="000000"/>
       </w:rPr>
     </w:tblStylePr>
     <w:tblStylePr w:type="nwCell">
       <w:rPr>
+        <w:rFonts w:eastAsia="黑体"/>
         <w:color w:themeColor="text1" w:val="000000"/>
       </w:rPr>
     </w:tblStylePr>
@@ -12405,6 +12908,7 @@
       <w:spacing w:after="0" w:line="240" w:lineRule="auto"/>
     </w:pPr>
     <w:rPr>
+      <w:rFonts w:eastAsia="黑体"/>
       <w:color w:themeColor="text1" w:val="000000"/>
     </w:rPr>
     <w:tblPr>
@@ -12431,6 +12935,7 @@
     </w:tcPr>
     <w:tblStylePr w:type="firstRow">
       <w:rPr>
+        <w:rFonts w:eastAsia="黑体"/>
         <w:b/>
         <w:bCs/>
       </w:rPr>
@@ -12449,6 +12954,7 @@
     </w:tblStylePr>
     <w:tblStylePr w:type="lastRow">
       <w:rPr>
+        <w:rFonts w:eastAsia="黑体"/>
         <w:b/>
         <w:bCs/>
         <w:color w:themeColor="background1" w:val="FFFFFF"/>
@@ -12463,6 +12969,7 @@
     </w:tblStylePr>
     <w:tblStylePr w:type="firstCol">
       <w:rPr>
+        <w:rFonts w:eastAsia="黑体"/>
         <w:color w:themeColor="background1" w:val="FFFFFF"/>
       </w:rPr>
       <w:tblPr/>
@@ -12480,6 +12987,7 @@
     </w:tblStylePr>
     <w:tblStylePr w:type="lastCol">
       <w:rPr>
+        <w:rFonts w:eastAsia="黑体"/>
         <w:color w:themeColor="background1" w:val="FFFFFF"/>
       </w:rPr>
       <w:tblPr/>
@@ -12509,11 +13017,13 @@
     </w:tblStylePr>
     <w:tblStylePr w:type="neCell">
       <w:rPr>
+        <w:rFonts w:eastAsia="黑体"/>
         <w:color w:themeColor="text1" w:val="000000"/>
       </w:rPr>
     </w:tblStylePr>
     <w:tblStylePr w:type="nwCell">
       <w:rPr>
+        <w:rFonts w:eastAsia="黑体"/>
         <w:color w:themeColor="text1" w:val="000000"/>
       </w:rPr>
     </w:tblStylePr>
@@ -12527,6 +13037,7 @@
       <w:spacing w:after="0" w:line="240" w:lineRule="auto"/>
     </w:pPr>
     <w:rPr>
+      <w:rFonts w:eastAsia="黑体"/>
       <w:color w:themeColor="text1" w:val="000000"/>
     </w:rPr>
     <w:tblPr>
@@ -12553,6 +13064,7 @@
     </w:tcPr>
     <w:tblStylePr w:type="firstRow">
       <w:rPr>
+        <w:rFonts w:eastAsia="黑体"/>
         <w:b/>
         <w:bCs/>
       </w:rPr>
@@ -12571,6 +13083,7 @@
     </w:tblStylePr>
     <w:tblStylePr w:type="lastRow">
       <w:rPr>
+        <w:rFonts w:eastAsia="黑体"/>
         <w:b/>
         <w:bCs/>
         <w:color w:themeColor="background1" w:val="FFFFFF"/>
@@ -12585,6 +13098,7 @@
     </w:tblStylePr>
     <w:tblStylePr w:type="firstCol">
       <w:rPr>
+        <w:rFonts w:eastAsia="黑体"/>
         <w:color w:themeColor="background1" w:val="FFFFFF"/>
       </w:rPr>
       <w:tblPr/>
@@ -12602,6 +13116,7 @@
     </w:tblStylePr>
     <w:tblStylePr w:type="lastCol">
       <w:rPr>
+        <w:rFonts w:eastAsia="黑体"/>
         <w:color w:themeColor="background1" w:val="FFFFFF"/>
       </w:rPr>
       <w:tblPr/>
@@ -12631,11 +13146,13 @@
     </w:tblStylePr>
     <w:tblStylePr w:type="neCell">
       <w:rPr>
+        <w:rFonts w:eastAsia="黑体"/>
         <w:color w:themeColor="text1" w:val="000000"/>
       </w:rPr>
     </w:tblStylePr>
     <w:tblStylePr w:type="nwCell">
       <w:rPr>
+        <w:rFonts w:eastAsia="黑体"/>
         <w:color w:themeColor="text1" w:val="000000"/>
       </w:rPr>
     </w:tblStylePr>
@@ -12649,6 +13166,7 @@
       <w:spacing w:after="0" w:line="240" w:lineRule="auto"/>
     </w:pPr>
     <w:rPr>
+      <w:rFonts w:eastAsia="黑体"/>
       <w:color w:themeColor="text1" w:val="000000"/>
     </w:rPr>
     <w:tblPr>
@@ -12675,6 +13193,7 @@
     </w:tcPr>
     <w:tblStylePr w:type="firstRow">
       <w:rPr>
+        <w:rFonts w:eastAsia="黑体"/>
         <w:b/>
         <w:bCs/>
       </w:rPr>
@@ -12693,6 +13212,7 @@
     </w:tblStylePr>
     <w:tblStylePr w:type="lastRow">
       <w:rPr>
+        <w:rFonts w:eastAsia="黑体"/>
         <w:b/>
         <w:bCs/>
         <w:color w:themeColor="background1" w:val="FFFFFF"/>
@@ -12707,6 +13227,7 @@
     </w:tblStylePr>
     <w:tblStylePr w:type="firstCol">
       <w:rPr>
+        <w:rFonts w:eastAsia="黑体"/>
         <w:color w:themeColor="background1" w:val="FFFFFF"/>
       </w:rPr>
       <w:tblPr/>
@@ -12724,6 +13245,7 @@
     </w:tblStylePr>
     <w:tblStylePr w:type="lastCol">
       <w:rPr>
+        <w:rFonts w:eastAsia="黑体"/>
         <w:color w:themeColor="background1" w:val="FFFFFF"/>
       </w:rPr>
       <w:tblPr/>
@@ -12761,6 +13283,7 @@
       <w:spacing w:after="0" w:line="240" w:lineRule="auto"/>
     </w:pPr>
     <w:rPr>
+      <w:rFonts w:eastAsia="黑体"/>
       <w:color w:themeColor="text1" w:val="000000"/>
     </w:rPr>
     <w:tblPr>
@@ -12787,6 +13310,7 @@
     </w:tcPr>
     <w:tblStylePr w:type="firstRow">
       <w:rPr>
+        <w:rFonts w:eastAsia="黑体"/>
         <w:b/>
         <w:bCs/>
       </w:rPr>
@@ -12805,6 +13329,7 @@
     </w:tblStylePr>
     <w:tblStylePr w:type="lastRow">
       <w:rPr>
+        <w:rFonts w:eastAsia="黑体"/>
         <w:b/>
         <w:bCs/>
         <w:color w:themeColor="background1" w:val="FFFFFF"/>
@@ -12819,6 +13344,7 @@
     </w:tblStylePr>
     <w:tblStylePr w:type="firstCol">
       <w:rPr>
+        <w:rFonts w:eastAsia="黑体"/>
         <w:color w:themeColor="background1" w:val="FFFFFF"/>
       </w:rPr>
       <w:tblPr/>
@@ -12836,6 +13362,7 @@
     </w:tblStylePr>
     <w:tblStylePr w:type="lastCol">
       <w:rPr>
+        <w:rFonts w:eastAsia="黑体"/>
         <w:color w:themeColor="background1" w:val="FFFFFF"/>
       </w:rPr>
       <w:tblPr/>
@@ -12865,11 +13392,13 @@
     </w:tblStylePr>
     <w:tblStylePr w:type="neCell">
       <w:rPr>
+        <w:rFonts w:eastAsia="黑体"/>
         <w:color w:themeColor="text1" w:val="000000"/>
       </w:rPr>
     </w:tblStylePr>
     <w:tblStylePr w:type="nwCell">
       <w:rPr>
+        <w:rFonts w:eastAsia="黑体"/>
         <w:color w:themeColor="text1" w:val="000000"/>
       </w:rPr>
     </w:tblStylePr>
@@ -12883,6 +13412,7 @@
       <w:spacing w:after="0" w:line="240" w:lineRule="auto"/>
     </w:pPr>
     <w:rPr>
+      <w:rFonts w:eastAsia="黑体"/>
       <w:color w:themeColor="text1" w:val="000000"/>
     </w:rPr>
     <w:tblPr>
@@ -12909,6 +13439,7 @@
     </w:tcPr>
     <w:tblStylePr w:type="firstRow">
       <w:rPr>
+        <w:rFonts w:eastAsia="黑体"/>
         <w:b/>
         <w:bCs/>
       </w:rPr>
@@ -12927,6 +13458,7 @@
     </w:tblStylePr>
     <w:tblStylePr w:type="lastRow">
       <w:rPr>
+        <w:rFonts w:eastAsia="黑体"/>
         <w:b/>
         <w:bCs/>
         <w:color w:themeColor="background1" w:val="FFFFFF"/>
@@ -12941,6 +13473,7 @@
     </w:tblStylePr>
     <w:tblStylePr w:type="firstCol">
       <w:rPr>
+        <w:rFonts w:eastAsia="黑体"/>
         <w:color w:themeColor="background1" w:val="FFFFFF"/>
       </w:rPr>
       <w:tblPr/>
@@ -12958,6 +13491,7 @@
     </w:tblStylePr>
     <w:tblStylePr w:type="lastCol">
       <w:rPr>
+        <w:rFonts w:eastAsia="黑体"/>
         <w:color w:themeColor="background1" w:val="FFFFFF"/>
       </w:rPr>
       <w:tblPr/>
@@ -12987,11 +13521,13 @@
     </w:tblStylePr>
     <w:tblStylePr w:type="neCell">
       <w:rPr>
+        <w:rFonts w:eastAsia="黑体"/>
         <w:color w:themeColor="text1" w:val="000000"/>
       </w:rPr>
     </w:tblStylePr>
     <w:tblStylePr w:type="nwCell">
       <w:rPr>
+        <w:rFonts w:eastAsia="黑体"/>
         <w:color w:themeColor="text1" w:val="000000"/>
       </w:rPr>
     </w:tblStylePr>
@@ -13005,6 +13541,7 @@
       <w:spacing w:after="0" w:line="240" w:lineRule="auto"/>
     </w:pPr>
     <w:rPr>
+      <w:rFonts w:eastAsia="黑体"/>
       <w:color w:themeColor="text1" w:val="000000"/>
     </w:rPr>
     <w:tblPr>
@@ -13031,6 +13568,7 @@
     </w:tcPr>
     <w:tblStylePr w:type="firstRow">
       <w:rPr>
+        <w:rFonts w:eastAsia="黑体"/>
         <w:b/>
         <w:bCs/>
       </w:rPr>
@@ -13049,6 +13587,7 @@
     </w:tblStylePr>
     <w:tblStylePr w:type="lastRow">
       <w:rPr>
+        <w:rFonts w:eastAsia="黑体"/>
         <w:b/>
         <w:bCs/>
         <w:color w:themeColor="background1" w:val="FFFFFF"/>
@@ -13063,6 +13602,7 @@
     </w:tblStylePr>
     <w:tblStylePr w:type="firstCol">
       <w:rPr>
+        <w:rFonts w:eastAsia="黑体"/>
         <w:color w:themeColor="background1" w:val="FFFFFF"/>
       </w:rPr>
       <w:tblPr/>
@@ -13080,6 +13620,7 @@
     </w:tblStylePr>
     <w:tblStylePr w:type="lastCol">
       <w:rPr>
+        <w:rFonts w:eastAsia="黑体"/>
         <w:color w:themeColor="background1" w:val="FFFFFF"/>
       </w:rPr>
       <w:tblPr/>
@@ -13109,11 +13650,13 @@
     </w:tblStylePr>
     <w:tblStylePr w:type="neCell">
       <w:rPr>
+        <w:rFonts w:eastAsia="黑体"/>
         <w:color w:themeColor="text1" w:val="000000"/>
       </w:rPr>
     </w:tblStylePr>
     <w:tblStylePr w:type="nwCell">
       <w:rPr>
+        <w:rFonts w:eastAsia="黑体"/>
         <w:color w:themeColor="text1" w:val="000000"/>
       </w:rPr>
     </w:tblStylePr>
@@ -13127,6 +13670,7 @@
       <w:spacing w:after="0" w:line="240" w:lineRule="auto"/>
     </w:pPr>
     <w:rPr>
+      <w:rFonts w:eastAsia="黑体"/>
       <w:color w:themeColor="text1" w:val="000000"/>
     </w:rPr>
     <w:tblPr>
@@ -13145,6 +13689,7 @@
     </w:tcPr>
     <w:tblStylePr w:type="firstRow">
       <w:rPr>
+        <w:rFonts w:eastAsia="黑体"/>
         <w:b/>
         <w:bCs/>
         <w:color w:themeColor="background1" w:val="FFFFFF"/>
@@ -13159,6 +13704,7 @@
     </w:tblStylePr>
     <w:tblStylePr w:type="lastRow">
       <w:rPr>
+        <w:rFonts w:eastAsia="黑体"/>
         <w:b/>
         <w:bCs/>
         <w:color w:themeColor="accent2" w:themeShade="CC" w:val="9E3A38"/>
@@ -13173,12 +13719,14 @@
     </w:tblStylePr>
     <w:tblStylePr w:type="firstCol">
       <w:rPr>
+        <w:rFonts w:eastAsia="黑体"/>
         <w:b/>
         <w:bCs/>
       </w:rPr>
     </w:tblStylePr>
     <w:tblStylePr w:type="lastCol">
       <w:rPr>
+        <w:rFonts w:eastAsia="黑体"/>
         <w:b/>
         <w:bCs/>
       </w:rPr>
@@ -13213,6 +13761,7 @@
       <w:spacing w:after="0" w:line="240" w:lineRule="auto"/>
     </w:pPr>
     <w:rPr>
+      <w:rFonts w:eastAsia="黑体"/>
       <w:color w:themeColor="text1" w:val="000000"/>
     </w:rPr>
     <w:tblPr>
@@ -13231,6 +13780,7 @@
     </w:tcPr>
     <w:tblStylePr w:type="firstRow">
       <w:rPr>
+        <w:rFonts w:eastAsia="黑体"/>
         <w:b/>
         <w:bCs/>
         <w:color w:themeColor="background1" w:val="FFFFFF"/>
@@ -13245,6 +13795,7 @@
     </w:tblStylePr>
     <w:tblStylePr w:type="lastRow">
       <w:rPr>
+        <w:rFonts w:eastAsia="黑体"/>
         <w:b/>
         <w:bCs/>
         <w:color w:themeColor="accent2" w:themeShade="CC" w:val="9E3A38"/>
@@ -13259,12 +13810,14 @@
     </w:tblStylePr>
     <w:tblStylePr w:type="firstCol">
       <w:rPr>
+        <w:rFonts w:eastAsia="黑体"/>
         <w:b/>
         <w:bCs/>
       </w:rPr>
     </w:tblStylePr>
     <w:tblStylePr w:type="lastCol">
       <w:rPr>
+        <w:rFonts w:eastAsia="黑体"/>
         <w:b/>
         <w:bCs/>
       </w:rPr>
@@ -13299,6 +13852,7 @@
       <w:spacing w:after="0" w:line="240" w:lineRule="auto"/>
     </w:pPr>
     <w:rPr>
+      <w:rFonts w:eastAsia="黑体"/>
       <w:color w:themeColor="text1" w:val="000000"/>
     </w:rPr>
     <w:tblPr>
@@ -13317,6 +13871,7 @@
     </w:tcPr>
     <w:tblStylePr w:type="firstRow">
       <w:rPr>
+        <w:rFonts w:eastAsia="黑体"/>
         <w:b/>
         <w:bCs/>
         <w:color w:themeColor="background1" w:val="FFFFFF"/>
@@ -13331,6 +13886,7 @@
     </w:tblStylePr>
     <w:tblStylePr w:type="lastRow">
       <w:rPr>
+        <w:rFonts w:eastAsia="黑体"/>
         <w:b/>
         <w:bCs/>
         <w:color w:themeColor="accent2" w:themeShade="CC" w:val="9E3A38"/>
@@ -13345,12 +13901,14 @@
     </w:tblStylePr>
     <w:tblStylePr w:type="firstCol">
       <w:rPr>
+        <w:rFonts w:eastAsia="黑体"/>
         <w:b/>
         <w:bCs/>
       </w:rPr>
     </w:tblStylePr>
     <w:tblStylePr w:type="lastCol">
       <w:rPr>
+        <w:rFonts w:eastAsia="黑体"/>
         <w:b/>
         <w:bCs/>
       </w:rPr>
@@ -13385,6 +13943,7 @@
       <w:spacing w:after="0" w:line="240" w:lineRule="auto"/>
     </w:pPr>
     <w:rPr>
+      <w:rFonts w:eastAsia="黑体"/>
       <w:color w:themeColor="text1" w:val="000000"/>
     </w:rPr>
     <w:tblPr>
@@ -13403,6 +13962,7 @@
     </w:tcPr>
     <w:tblStylePr w:type="firstRow">
       <w:rPr>
+        <w:rFonts w:eastAsia="黑体"/>
         <w:b/>
         <w:bCs/>
         <w:color w:themeColor="background1" w:val="FFFFFF"/>
@@ -13417,6 +13977,7 @@
     </w:tblStylePr>
     <w:tblStylePr w:type="lastRow">
       <w:rPr>
+        <w:rFonts w:eastAsia="黑体"/>
         <w:b/>
         <w:bCs/>
         <w:color w:themeColor="accent4" w:themeShade="CC" w:val="664E82"/>
@@ -13431,12 +13992,14 @@
     </w:tblStylePr>
     <w:tblStylePr w:type="firstCol">
       <w:rPr>
+        <w:rFonts w:eastAsia="黑体"/>
         <w:b/>
         <w:bCs/>
       </w:rPr>
     </w:tblStylePr>
     <w:tblStylePr w:type="lastCol">
       <w:rPr>
+        <w:rFonts w:eastAsia="黑体"/>
         <w:b/>
         <w:bCs/>
       </w:rPr>
@@ -13471,6 +14034,7 @@
       <w:spacing w:after="0" w:line="240" w:lineRule="auto"/>
     </w:pPr>
     <w:rPr>
+      <w:rFonts w:eastAsia="黑体"/>
       <w:color w:themeColor="text1" w:val="000000"/>
     </w:rPr>
     <w:tblPr>
@@ -13489,6 +14053,7 @@
     </w:tcPr>
     <w:tblStylePr w:type="firstRow">
       <w:rPr>
+        <w:rFonts w:eastAsia="黑体"/>
         <w:b/>
         <w:bCs/>
         <w:color w:themeColor="background1" w:val="FFFFFF"/>
@@ -13503,6 +14068,7 @@
     </w:tblStylePr>
     <w:tblStylePr w:type="lastRow">
       <w:rPr>
+        <w:rFonts w:eastAsia="黑体"/>
         <w:b/>
         <w:bCs/>
         <w:color w:themeColor="accent3" w:themeShade="CC" w:val="7E9C40"/>
@@ -13517,12 +14083,14 @@
     </w:tblStylePr>
     <w:tblStylePr w:type="firstCol">
       <w:rPr>
+        <w:rFonts w:eastAsia="黑体"/>
         <w:b/>
         <w:bCs/>
       </w:rPr>
     </w:tblStylePr>
     <w:tblStylePr w:type="lastCol">
       <w:rPr>
+        <w:rFonts w:eastAsia="黑体"/>
         <w:b/>
         <w:bCs/>
       </w:rPr>
@@ -13557,6 +14125,7 @@
       <w:spacing w:after="0" w:line="240" w:lineRule="auto"/>
     </w:pPr>
     <w:rPr>
+      <w:rFonts w:eastAsia="黑体"/>
       <w:color w:themeColor="text1" w:val="000000"/>
     </w:rPr>
     <w:tblPr>
@@ -13575,6 +14144,7 @@
     </w:tcPr>
     <w:tblStylePr w:type="firstRow">
       <w:rPr>
+        <w:rFonts w:eastAsia="黑体"/>
         <w:b/>
         <w:bCs/>
         <w:color w:themeColor="background1" w:val="FFFFFF"/>
@@ -13589,6 +14159,7 @@
     </w:tblStylePr>
     <w:tblStylePr w:type="lastRow">
       <w:rPr>
+        <w:rFonts w:eastAsia="黑体"/>
         <w:b/>
         <w:bCs/>
         <w:color w:themeColor="accent6" w:themeShade="CC" w:val="F2730A"/>
@@ -13603,12 +14174,14 @@
     </w:tblStylePr>
     <w:tblStylePr w:type="firstCol">
       <w:rPr>
+        <w:rFonts w:eastAsia="黑体"/>
         <w:b/>
         <w:bCs/>
       </w:rPr>
     </w:tblStylePr>
     <w:tblStylePr w:type="lastCol">
       <w:rPr>
+        <w:rFonts w:eastAsia="黑体"/>
         <w:b/>
         <w:bCs/>
       </w:rPr>
@@ -13643,6 +14216,7 @@
       <w:spacing w:after="0" w:line="240" w:lineRule="auto"/>
     </w:pPr>
     <w:rPr>
+      <w:rFonts w:eastAsia="黑体"/>
       <w:color w:themeColor="text1" w:val="000000"/>
     </w:rPr>
     <w:tblPr>
@@ -13661,6 +14235,7 @@
     </w:tcPr>
     <w:tblStylePr w:type="firstRow">
       <w:rPr>
+        <w:rFonts w:eastAsia="黑体"/>
         <w:b/>
         <w:bCs/>
         <w:color w:themeColor="background1" w:val="FFFFFF"/>
@@ -13675,6 +14250,7 @@
     </w:tblStylePr>
     <w:tblStylePr w:type="lastRow">
       <w:rPr>
+        <w:rFonts w:eastAsia="黑体"/>
         <w:b/>
         <w:bCs/>
         <w:color w:themeColor="accent5" w:themeShade="CC" w:val="348DA5"/>
@@ -13689,12 +14265,14 @@
     </w:tblStylePr>
     <w:tblStylePr w:type="firstCol">
       <w:rPr>
+        <w:rFonts w:eastAsia="黑体"/>
         <w:b/>
         <w:bCs/>
       </w:rPr>
     </w:tblStylePr>
     <w:tblStylePr w:type="lastCol">
       <w:rPr>
+        <w:rFonts w:eastAsia="黑体"/>
         <w:b/>
         <w:bCs/>
       </w:rPr>
@@ -13729,6 +14307,7 @@
       <w:spacing w:after="0" w:line="240" w:lineRule="auto"/>
     </w:pPr>
     <w:rPr>
+      <w:rFonts w:eastAsia="黑体"/>
       <w:color w:themeColor="text1" w:val="000000"/>
     </w:rPr>
     <w:tblPr>
@@ -13750,6 +14329,7 @@
     </w:tcPr>
     <w:tblStylePr w:type="firstRow">
       <w:rPr>
+        <w:rFonts w:eastAsia="黑体"/>
         <w:b/>
         <w:bCs/>
       </w:rPr>
@@ -13760,6 +14340,7 @@
     </w:tblStylePr>
     <w:tblStylePr w:type="lastRow">
       <w:rPr>
+        <w:rFonts w:eastAsia="黑体"/>
         <w:b/>
         <w:bCs/>
         <w:color w:themeColor="text1" w:val="000000"/>
@@ -13771,6 +14352,7 @@
     </w:tblStylePr>
     <w:tblStylePr w:type="firstCol">
       <w:rPr>
+        <w:rFonts w:eastAsia="黑体"/>
         <w:color w:themeColor="background1" w:val="FFFFFF"/>
       </w:rPr>
       <w:tblPr/>
@@ -13780,6 +14362,7 @@
     </w:tblStylePr>
     <w:tblStylePr w:type="lastCol">
       <w:rPr>
+        <w:rFonts w:eastAsia="黑体"/>
         <w:color w:themeColor="background1" w:val="FFFFFF"/>
       </w:rPr>
       <w:tblPr/>
@@ -13809,6 +14392,7 @@
       <w:spacing w:after="0" w:line="240" w:lineRule="auto"/>
     </w:pPr>
     <w:rPr>
+      <w:rFonts w:eastAsia="黑体"/>
       <w:color w:themeColor="text1" w:val="000000"/>
     </w:rPr>
     <w:tblPr>
@@ -13830,6 +14414,7 @@
     </w:tcPr>
     <w:tblStylePr w:type="firstRow">
       <w:rPr>
+        <w:rFonts w:eastAsia="黑体"/>
         <w:b/>
         <w:bCs/>
       </w:rPr>
@@ -13840,6 +14425,7 @@
     </w:tblStylePr>
     <w:tblStylePr w:type="lastRow">
       <w:rPr>
+        <w:rFonts w:eastAsia="黑体"/>
         <w:b/>
         <w:bCs/>
         <w:color w:themeColor="text1" w:val="000000"/>
@@ -13851,6 +14437,7 @@
     </w:tblStylePr>
     <w:tblStylePr w:type="firstCol">
       <w:rPr>
+        <w:rFonts w:eastAsia="黑体"/>
         <w:color w:themeColor="background1" w:val="FFFFFF"/>
       </w:rPr>
       <w:tblPr/>
@@ -13860,6 +14447,7 @@
     </w:tblStylePr>
     <w:tblStylePr w:type="lastCol">
       <w:rPr>
+        <w:rFonts w:eastAsia="黑体"/>
         <w:color w:themeColor="background1" w:val="FFFFFF"/>
       </w:rPr>
       <w:tblPr/>
@@ -13889,6 +14477,7 @@
       <w:spacing w:after="0" w:line="240" w:lineRule="auto"/>
     </w:pPr>
     <w:rPr>
+      <w:rFonts w:eastAsia="黑体"/>
       <w:color w:themeColor="text1" w:val="000000"/>
     </w:rPr>
     <w:tblPr>
@@ -13910,6 +14499,7 @@
     </w:tcPr>
     <w:tblStylePr w:type="firstRow">
       <w:rPr>
+        <w:rFonts w:eastAsia="黑体"/>
         <w:b/>
         <w:bCs/>
       </w:rPr>
@@ -13920,6 +14510,7 @@
     </w:tblStylePr>
     <w:tblStylePr w:type="lastRow">
       <w:rPr>
+        <w:rFonts w:eastAsia="黑体"/>
         <w:b/>
         <w:bCs/>
         <w:color w:themeColor="text1" w:val="000000"/>
@@ -13931,6 +14522,7 @@
     </w:tblStylePr>
     <w:tblStylePr w:type="firstCol">
       <w:rPr>
+        <w:rFonts w:eastAsia="黑体"/>
         <w:color w:themeColor="background1" w:val="FFFFFF"/>
       </w:rPr>
       <w:tblPr/>
@@ -13940,6 +14532,7 @@
     </w:tblStylePr>
     <w:tblStylePr w:type="lastCol">
       <w:rPr>
+        <w:rFonts w:eastAsia="黑体"/>
         <w:color w:themeColor="background1" w:val="FFFFFF"/>
       </w:rPr>
       <w:tblPr/>
@@ -13969,6 +14562,7 @@
       <w:spacing w:after="0" w:line="240" w:lineRule="auto"/>
     </w:pPr>
     <w:rPr>
+      <w:rFonts w:eastAsia="黑体"/>
       <w:color w:themeColor="text1" w:val="000000"/>
     </w:rPr>
     <w:tblPr>
@@ -13990,6 +14584,7 @@
     </w:tcPr>
     <w:tblStylePr w:type="firstRow">
       <w:rPr>
+        <w:rFonts w:eastAsia="黑体"/>
         <w:b/>
         <w:bCs/>
       </w:rPr>
@@ -14000,6 +14595,7 @@
     </w:tblStylePr>
     <w:tblStylePr w:type="lastRow">
       <w:rPr>
+        <w:rFonts w:eastAsia="黑体"/>
         <w:b/>
         <w:bCs/>
         <w:color w:themeColor="text1" w:val="000000"/>
@@ -14011,6 +14607,7 @@
     </w:tblStylePr>
     <w:tblStylePr w:type="firstCol">
       <w:rPr>
+        <w:rFonts w:eastAsia="黑体"/>
         <w:color w:themeColor="background1" w:val="FFFFFF"/>
       </w:rPr>
       <w:tblPr/>
@@ -14020,6 +14617,7 @@
     </w:tblStylePr>
     <w:tblStylePr w:type="lastCol">
       <w:rPr>
+        <w:rFonts w:eastAsia="黑体"/>
         <w:color w:themeColor="background1" w:val="FFFFFF"/>
       </w:rPr>
       <w:tblPr/>
@@ -14049,6 +14647,7 @@
       <w:spacing w:after="0" w:line="240" w:lineRule="auto"/>
     </w:pPr>
     <w:rPr>
+      <w:rFonts w:eastAsia="黑体"/>
       <w:color w:themeColor="text1" w:val="000000"/>
     </w:rPr>
     <w:tblPr>
@@ -14070,6 +14669,7 @@
     </w:tcPr>
     <w:tblStylePr w:type="firstRow">
       <w:rPr>
+        <w:rFonts w:eastAsia="黑体"/>
         <w:b/>
         <w:bCs/>
       </w:rPr>
@@ -14080,6 +14680,7 @@
     </w:tblStylePr>
     <w:tblStylePr w:type="lastRow">
       <w:rPr>
+        <w:rFonts w:eastAsia="黑体"/>
         <w:b/>
         <w:bCs/>
         <w:color w:themeColor="text1" w:val="000000"/>
@@ -14091,6 +14692,7 @@
     </w:tblStylePr>
     <w:tblStylePr w:type="firstCol">
       <w:rPr>
+        <w:rFonts w:eastAsia="黑体"/>
         <w:color w:themeColor="background1" w:val="FFFFFF"/>
       </w:rPr>
       <w:tblPr/>
@@ -14100,6 +14702,7 @@
     </w:tblStylePr>
     <w:tblStylePr w:type="lastCol">
       <w:rPr>
+        <w:rFonts w:eastAsia="黑体"/>
         <w:color w:themeColor="background1" w:val="FFFFFF"/>
       </w:rPr>
       <w:tblPr/>
@@ -14129,6 +14732,7 @@
       <w:spacing w:after="0" w:line="240" w:lineRule="auto"/>
     </w:pPr>
     <w:rPr>
+      <w:rFonts w:eastAsia="黑体"/>
       <w:color w:themeColor="text1" w:val="000000"/>
     </w:rPr>
     <w:tblPr>
@@ -14150,6 +14754,7 @@
     </w:tcPr>
     <w:tblStylePr w:type="firstRow">
       <w:rPr>
+        <w:rFonts w:eastAsia="黑体"/>
         <w:b/>
         <w:bCs/>
       </w:rPr>
@@ -14160,6 +14765,7 @@
     </w:tblStylePr>
     <w:tblStylePr w:type="lastRow">
       <w:rPr>
+        <w:rFonts w:eastAsia="黑体"/>
         <w:b/>
         <w:bCs/>
         <w:color w:themeColor="text1" w:val="000000"/>
@@ -14171,6 +14777,7 @@
     </w:tblStylePr>
     <w:tblStylePr w:type="firstCol">
       <w:rPr>
+        <w:rFonts w:eastAsia="黑体"/>
         <w:color w:themeColor="background1" w:val="FFFFFF"/>
       </w:rPr>
       <w:tblPr/>
@@ -14180,6 +14787,7 @@
     </w:tblStylePr>
     <w:tblStylePr w:type="lastCol">
       <w:rPr>
+        <w:rFonts w:eastAsia="黑体"/>
         <w:color w:themeColor="background1" w:val="FFFFFF"/>
       </w:rPr>
       <w:tblPr/>
@@ -14209,6 +14817,7 @@
       <w:spacing w:after="0" w:line="240" w:lineRule="auto"/>
     </w:pPr>
     <w:rPr>
+      <w:rFonts w:eastAsia="黑体"/>
       <w:color w:themeColor="text1" w:val="000000"/>
     </w:rPr>
     <w:tblPr>
@@ -14230,6 +14839,7 @@
     </w:tcPr>
     <w:tblStylePr w:type="firstRow">
       <w:rPr>
+        <w:rFonts w:eastAsia="黑体"/>
         <w:b/>
         <w:bCs/>
       </w:rPr>
@@ -14240,6 +14850,7 @@
     </w:tblStylePr>
     <w:tblStylePr w:type="lastRow">
       <w:rPr>
+        <w:rFonts w:eastAsia="黑体"/>
         <w:b/>
         <w:bCs/>
         <w:color w:themeColor="text1" w:val="000000"/>
@@ -14251,6 +14862,7 @@
     </w:tblStylePr>
     <w:tblStylePr w:type="firstCol">
       <w:rPr>
+        <w:rFonts w:eastAsia="黑体"/>
         <w:color w:themeColor="background1" w:val="FFFFFF"/>
       </w:rPr>
       <w:tblPr/>
@@ -14260,6 +14872,7 @@
     </w:tblStylePr>
     <w:tblStylePr w:type="lastCol">
       <w:rPr>
+        <w:rFonts w:eastAsia="黑体"/>
         <w:color w:themeColor="background1" w:val="FFFFFF"/>
       </w:rPr>
       <w:tblPr/>
@@ -14292,6 +14905,7 @@
     <w:name w:val="KeywordTok"/>
     <w:basedOn w:val="VerbatimChar"/>
     <w:rPr>
+      <w:rFonts w:eastAsia="黑体"/>
       <w:b/>
       <w:color w:val="007020"/>
     </w:rPr>
@@ -14300,6 +14914,7 @@
     <w:name w:val="DataTypeTok"/>
     <w:basedOn w:val="VerbatimChar"/>
     <w:rPr>
+      <w:rFonts w:eastAsia="黑体"/>
       <w:color w:val="902000"/>
     </w:rPr>
   </w:style>
@@ -14307,6 +14922,7 @@
     <w:name w:val="DecValTok"/>
     <w:basedOn w:val="VerbatimChar"/>
     <w:rPr>
+      <w:rFonts w:eastAsia="黑体"/>
       <w:color w:val="40a070"/>
     </w:rPr>
   </w:style>
@@ -14314,6 +14930,7 @@
     <w:name w:val="BaseNTok"/>
     <w:basedOn w:val="VerbatimChar"/>
     <w:rPr>
+      <w:rFonts w:eastAsia="黑体"/>
       <w:color w:val="40a070"/>
     </w:rPr>
   </w:style>
@@ -14321,6 +14938,7 @@
     <w:name w:val="FloatTok"/>
     <w:basedOn w:val="VerbatimChar"/>
     <w:rPr>
+      <w:rFonts w:eastAsia="黑体"/>
       <w:color w:val="40a070"/>
     </w:rPr>
   </w:style>
@@ -14328,6 +14946,7 @@
     <w:name w:val="ConstantTok"/>
     <w:basedOn w:val="VerbatimChar"/>
     <w:rPr>
+      <w:rFonts w:eastAsia="黑体"/>
       <w:color w:val="880000"/>
     </w:rPr>
   </w:style>
@@ -14335,6 +14954,7 @@
     <w:name w:val="CharTok"/>
     <w:basedOn w:val="VerbatimChar"/>
     <w:rPr>
+      <w:rFonts w:eastAsia="黑体"/>
       <w:color w:val="4070a0"/>
     </w:rPr>
   </w:style>
@@ -14342,6 +14962,7 @@
     <w:name w:val="SpecialCharTok"/>
     <w:basedOn w:val="VerbatimChar"/>
     <w:rPr>
+      <w:rFonts w:eastAsia="黑体"/>
       <w:color w:val="4070a0"/>
     </w:rPr>
   </w:style>
@@ -14349,6 +14970,7 @@
     <w:name w:val="StringTok"/>
     <w:basedOn w:val="VerbatimChar"/>
     <w:rPr>
+      <w:rFonts w:eastAsia="黑体"/>
       <w:color w:val="4070a0"/>
     </w:rPr>
   </w:style>
@@ -14356,6 +14978,7 @@
     <w:name w:val="VerbatimStringTok"/>
     <w:basedOn w:val="VerbatimChar"/>
     <w:rPr>
+      <w:rFonts w:eastAsia="黑体"/>
       <w:color w:val="4070a0"/>
     </w:rPr>
   </w:style>
@@ -14363,6 +14986,7 @@
     <w:name w:val="SpecialStringTok"/>
     <w:basedOn w:val="VerbatimChar"/>
     <w:rPr>
+      <w:rFonts w:eastAsia="黑体"/>
       <w:color w:val="bb6688"/>
     </w:rPr>
   </w:style>
@@ -14370,6 +14994,7 @@
     <w:name w:val="ImportTok"/>
     <w:basedOn w:val="VerbatimChar"/>
     <w:rPr>
+      <w:rFonts w:eastAsia="黑体"/>
       <w:b/>
       <w:color w:val="008000"/>
     </w:rPr>
@@ -14378,6 +15003,7 @@
     <w:name w:val="CommentTok"/>
     <w:basedOn w:val="VerbatimChar"/>
     <w:rPr>
+      <w:rFonts w:eastAsia="黑体"/>
       <w:i/>
       <w:color w:val="60a0b0"/>
     </w:rPr>
@@ -14386,6 +15012,7 @@
     <w:name w:val="DocumentationTok"/>
     <w:basedOn w:val="VerbatimChar"/>
     <w:rPr>
+      <w:rFonts w:eastAsia="黑体"/>
       <w:i/>
       <w:color w:val="ba2121"/>
     </w:rPr>
@@ -14394,6 +15021,7 @@
     <w:name w:val="AnnotationTok"/>
     <w:basedOn w:val="VerbatimChar"/>
     <w:rPr>
+      <w:rFonts w:eastAsia="黑体"/>
       <w:b/>
       <w:i/>
       <w:color w:val="60a0b0"/>
@@ -14403,6 +15031,7 @@
     <w:name w:val="CommentVarTok"/>
     <w:basedOn w:val="VerbatimChar"/>
     <w:rPr>
+      <w:rFonts w:eastAsia="黑体"/>
       <w:b/>
       <w:i/>
       <w:color w:val="60a0b0"/>
@@ -14412,6 +15041,7 @@
     <w:name w:val="OtherTok"/>
     <w:basedOn w:val="VerbatimChar"/>
     <w:rPr>
+      <w:rFonts w:eastAsia="黑体"/>
       <w:color w:val="007020"/>
     </w:rPr>
   </w:style>
@@ -14419,6 +15049,7 @@
     <w:name w:val="FunctionTok"/>
     <w:basedOn w:val="VerbatimChar"/>
     <w:rPr>
+      <w:rFonts w:eastAsia="黑体"/>
       <w:color w:val="06287e"/>
     </w:rPr>
   </w:style>
@@ -14426,6 +15057,7 @@
     <w:name w:val="VariableTok"/>
     <w:basedOn w:val="VerbatimChar"/>
     <w:rPr>
+      <w:rFonts w:eastAsia="黑体"/>
       <w:color w:val="19177c"/>
     </w:rPr>
   </w:style>
@@ -14433,6 +15065,7 @@
     <w:name w:val="ControlFlowTok"/>
     <w:basedOn w:val="VerbatimChar"/>
     <w:rPr>
+      <w:rFonts w:eastAsia="黑体"/>
       <w:b/>
       <w:color w:val="007020"/>
     </w:rPr>
@@ -14441,6 +15074,7 @@
     <w:name w:val="OperatorTok"/>
     <w:basedOn w:val="VerbatimChar"/>
     <w:rPr>
+      <w:rFonts w:eastAsia="黑体"/>
       <w:color w:val="666666"/>
     </w:rPr>
   </w:style>
@@ -14448,18 +15082,22 @@
     <w:name w:val="BuiltInTok"/>
     <w:basedOn w:val="VerbatimChar"/>
     <w:rPr>
+      <w:rFonts w:eastAsia="黑体"/>
       <w:color w:val="008000"/>
     </w:rPr>
   </w:style>
   <w:style w:type="character" w:customStyle="1" w:styleId="ExtensionTok">
     <w:name w:val="ExtensionTok"/>
     <w:basedOn w:val="VerbatimChar"/>
-    <w:rPr/>
+    <w:rPr>
+      <w:rFonts w:eastAsia="黑体"/>
+    </w:rPr>
   </w:style>
   <w:style w:type="character" w:customStyle="1" w:styleId="PreprocessorTok">
     <w:name w:val="PreprocessorTok"/>
     <w:basedOn w:val="VerbatimChar"/>
     <w:rPr>
+      <w:rFonts w:eastAsia="黑体"/>
       <w:color w:val="bc7a00"/>
     </w:rPr>
   </w:style>
@@ -14467,18 +15105,22 @@
     <w:name w:val="AttributeTok"/>
     <w:basedOn w:val="VerbatimChar"/>
     <w:rPr>
+      <w:rFonts w:eastAsia="黑体"/>
       <w:color w:val="7d9029"/>
     </w:rPr>
   </w:style>
   <w:style w:type="character" w:customStyle="1" w:styleId="RegionMarkerTok">
     <w:name w:val="RegionMarkerTok"/>
     <w:basedOn w:val="VerbatimChar"/>
-    <w:rPr/>
+    <w:rPr>
+      <w:rFonts w:eastAsia="黑体"/>
+    </w:rPr>
   </w:style>
   <w:style w:type="character" w:customStyle="1" w:styleId="InformationTok">
     <w:name w:val="InformationTok"/>
     <w:basedOn w:val="VerbatimChar"/>
     <w:rPr>
+      <w:rFonts w:eastAsia="黑体"/>
       <w:b/>
       <w:i/>
       <w:color w:val="60a0b0"/>
@@ -14488,6 +15130,7 @@
     <w:name w:val="WarningTok"/>
     <w:basedOn w:val="VerbatimChar"/>
     <w:rPr>
+      <w:rFonts w:eastAsia="黑体"/>
       <w:b/>
       <w:i/>
       <w:color w:val="60a0b0"/>
@@ -14497,6 +15140,7 @@
     <w:name w:val="AlertTok"/>
     <w:basedOn w:val="VerbatimChar"/>
     <w:rPr>
+      <w:rFonts w:eastAsia="黑体"/>
       <w:b/>
       <w:color w:val="ff0000"/>
     </w:rPr>
@@ -14505,6 +15149,7 @@
     <w:name w:val="ErrorTok"/>
     <w:basedOn w:val="VerbatimChar"/>
     <w:rPr>
+      <w:rFonts w:eastAsia="黑体"/>
       <w:b/>
       <w:color w:val="ff0000"/>
     </w:rPr>
@@ -14512,7 +15157,9 @@
   <w:style w:type="character" w:customStyle="1" w:styleId="NormalTok">
     <w:name w:val="NormalTok"/>
     <w:basedOn w:val="VerbatimChar"/>
-    <w:rPr/>
+    <w:rPr>
+      <w:rFonts w:eastAsia="黑体"/>
+    </w:rPr>
   </w:style>
 </w:styles>
 </file>
@@ -14561,12 +15208,12 @@
     <a:fontScheme name="Office">
       <a:majorFont>
         <a:latin typeface="Calibri"/>
-        <a:ea typeface=""/>
+        <a:ea typeface="黑体"/>
         <a:cs typeface=""/>
         <a:font script="Jpan" typeface="ＭＳ ゴシック"/>
         <a:font script="Hang" typeface="맑은 고딕"/>
-        <a:font script="Hans" typeface="宋体"/>
-        <a:font script="Hant" typeface="新細明體"/>
+        <a:font script="Hans" typeface="黑体"/>
+        <a:font script="Hant" typeface="黑体"/>
         <a:font script="Arab" typeface="Times New Roman"/>
         <a:font script="Hebr" typeface="Times New Roman"/>
         <a:font script="Thai" typeface="Angsana New"/>
@@ -14596,12 +15243,12 @@
       </a:majorFont>
       <a:minorFont>
         <a:latin typeface="Cambria"/>
-        <a:ea typeface=""/>
+        <a:ea typeface="黑体"/>
         <a:cs typeface=""/>
         <a:font script="Jpan" typeface="ＭＳ 明朝"/>
         <a:font script="Hang" typeface="맑은 고딕"/>
-        <a:font script="Hans" typeface="宋体"/>
-        <a:font script="Hant" typeface="新細明體"/>
+        <a:font script="Hans" typeface="黑体"/>
+        <a:font script="Hant" typeface="黑体"/>
         <a:font script="Arab" typeface="Arial"/>
         <a:font script="Hebr" typeface="Arial"/>
         <a:font script="Thai" typeface="Cordia New"/>

--- a/05-数字电路/03-单片机及嵌入式接口/GPIO输入输出接口电路/GPIO输入输出接口电路.docx
+++ b/05-数字电路/03-单片机及嵌入式接口/GPIO输入输出接口电路/GPIO输入输出接口电路.docx
@@ -2137,7 +2137,7 @@
           <w:color w:val="555555"/>
           <w:sz w:val="21"/>
         </w:rPr>
-        <w:t>材料收集者：杜文杰，WX手机：19519196569，QQ:3478827729</w:t>
+        <w:t>材料收集者：杜文杰，微信/手机：19519196569，QQ:3478827729</w:t>
       </w:r>
     </w:p>
     <w:sectPr>
